--- a/coshare_patientrecord_sys_backend/src/main/resources/medical-record-templates/inpatient-record-reference-v1.docx
+++ b/coshare_patientrecord_sys_backend/src/main/resources/medical-record-templates/inpatient-record-reference-v1.docx
@@ -1,6 +1,6 @@
 
 <file path=word/document.xml><?xml version="1.0" encoding="utf-8"?>
-<w:document xmlns:wpc="http://schemas.microsoft.com/office/word/2010/wordprocessingCanvas" xmlns:mc="http://schemas.openxmlformats.org/markup-compatibility/2006" xmlns:o="urn:schemas-microsoft-com:office:office" xmlns:r="http://schemas.openxmlformats.org/officeDocument/2006/relationships" xmlns:m="http://schemas.openxmlformats.org/officeDocument/2006/math" xmlns:v="urn:schemas-microsoft-com:vml" xmlns:wp14="http://schemas.microsoft.com/office/word/2010/wordprocessingDrawing" xmlns:wp="http://schemas.openxmlformats.org/drawingml/2006/wordprocessingDrawing" xmlns:w="http://schemas.openxmlformats.org/wordprocessingml/2006/main" xmlns:w14="http://schemas.microsoft.com/office/word/2010/wordml" xmlns:w10="urn:schemas-microsoft-com:office:word" xmlns:w15="http://schemas.microsoft.com/office/word/2012/wordml" xmlns:wpg="http://schemas.microsoft.com/office/word/2010/wordprocessingGroup" xmlns:wpi="http://schemas.microsoft.com/office/word/2010/wordprocessingInk" xmlns:wne="http://schemas.microsoft.com/office/word/2006/wordml" xmlns:wps="http://schemas.microsoft.com/office/word/2010/wordprocessingShape" xmlns:wpsCustomData="http://www.wps.cn/officeDocument/2013/wpsCustomData" mc:Ignorable="w14 w15 wp14">
+<w:document xmlns:wpc="http://schemas.microsoft.com/office/word/2010/wordprocessingCanvas" xmlns:cx="http://schemas.microsoft.com/office/drawing/2014/chartex" xmlns:cx1="http://schemas.microsoft.com/office/drawing/2015/9/8/chartex" xmlns:cx2="http://schemas.microsoft.com/office/drawing/2015/10/21/chartex" xmlns:cx3="http://schemas.microsoft.com/office/drawing/2016/5/9/chartex" xmlns:cx4="http://schemas.microsoft.com/office/drawing/2016/5/10/chartex" xmlns:cx5="http://schemas.microsoft.com/office/drawing/2016/5/11/chartex" xmlns:cx6="http://schemas.microsoft.com/office/drawing/2016/5/12/chartex" xmlns:cx7="http://schemas.microsoft.com/office/drawing/2016/5/13/chartex" xmlns:cx8="http://schemas.microsoft.com/office/drawing/2016/5/14/chartex" xmlns:mc="http://schemas.openxmlformats.org/markup-compatibility/2006" xmlns:o="urn:schemas-microsoft-com:office:office" xmlns:r="http://schemas.openxmlformats.org/officeDocument/2006/relationships" xmlns:m="http://schemas.openxmlformats.org/officeDocument/2006/math" xmlns:v="urn:schemas-microsoft-com:vml" xmlns:wp14="http://schemas.microsoft.com/office/word/2010/wordprocessingDrawing" xmlns:wp="http://schemas.openxmlformats.org/drawingml/2006/wordprocessingDrawing" xmlns:w="http://schemas.openxmlformats.org/wordprocessingml/2006/main" xmlns:w14="http://schemas.microsoft.com/office/word/2010/wordml" xmlns:w10="urn:schemas-microsoft-com:office:word" xmlns:w15="http://schemas.microsoft.com/office/word/2012/wordml" xmlns:wpg="http://schemas.microsoft.com/office/word/2010/wordprocessingGroup" xmlns:wpi="http://schemas.microsoft.com/office/word/2010/wordprocessingInk" xmlns:wne="http://schemas.microsoft.com/office/word/2006/wordml" xmlns:wps="http://schemas.microsoft.com/office/word/2010/wordprocessingShape" xmlns:wpsCustomData="http://www.wps.cn/officeDocument/2013/wpsCustomData" mc:Ignorable="w14 w15 wp14">
   <w:body>
     <w:p>
       <w:pPr>
@@ -460,7 +460,7 @@
                 <w:szCs w:val="24"/>
                 <w:lang w:val="zh-CN" w:eastAsia="zh-CN" w:bidi="zh-CN"/>
               </w:rPr>
-              <w:t xml:space="preserve">2025-02-24  </w:t>
+              <w:t xml:space="preserve">2026-02-24  </w:t>
             </w:r>
           </w:p>
         </w:tc>
@@ -535,7 +535,7 @@
                 <w:szCs w:val="24"/>
                 <w:lang w:val="zh-CN" w:eastAsia="zh-CN" w:bidi="zh-CN"/>
               </w:rPr>
-              <w:t>家庭住址:XX村</w:t>
+              <w:t>家庭住址:三角村</w:t>
             </w:r>
             <w:r>
               <w:rPr>
@@ -555,7 +555,7 @@
                 <w:szCs w:val="24"/>
                 <w:lang w:val="zh-CN" w:eastAsia="zh-CN" w:bidi="zh-CN"/>
               </w:rPr>
-              <w:t xml:space="preserve">病史采集日期:2025-02-24 </w:t>
+              <w:t xml:space="preserve">病史采集日期:2026-02-24 </w:t>
             </w:r>
           </w:p>
         </w:tc>
@@ -2219,7 +2219,7 @@
           <w:shd w:val="clear" w:color="auto" w:fill="C0C0C0"/>
           <w:lang w:val="zh-CN" w:eastAsia="zh-CN" w:bidi="zh-CN"/>
         </w:rPr>
-        <w:t>腹部平坦，未见胃肠型及蠕动波，未见腹壁静脉曲张。腹软，无压痛、反跳痛及肌紧张，未触及腹部肿块。肝、脾肋下未触及。双肾区无叩击痛，肠鸣音正常。肠鸣音正常，无气过水声。</w:t>
+        <w:t>腹部平坦，未见胃肠型及蠕动波，未见腹壁静脉曲张。腹软，无压痛、反跳痛及肌紧张，未触及腹部肿块。肝、脾肋下未触及。双肾区无叩击痛，肠鸣音正常，无气过水声。</w:t>
       </w:r>
     </w:p>
     <w:p>
@@ -2669,7 +2669,29 @@
           <w:shd w:val="clear" w:color="auto" w:fill="C0C0C0"/>
           <w:lang w:val="zh-CN" w:eastAsia="zh-CN" w:bidi="zh-CN"/>
         </w:rPr>
-        <w:t xml:space="preserve">肛门赘皮环状增生，截石位4-5、7、11-1点明显，屏气用腹压可见其缓慢增大，色青紫，质柔软，镜检示直肠黏膜松弛、层叠状，阻塞视野，4、7、11点内痔粘膜隆起糜烂，退镜时4、11点粘膜可脱出肛外。                                  </w:t>
+        <w:t>肛门赘皮环状增生，截石位4-5、7、11-1点明显，屏气用腹压可见其缓慢增大，色青紫，质柔软，镜检示直肠黏膜松弛、层叠状，阻塞视野，4、7、11点内痔粘膜隆起糜烂，退镜时4、11点粘膜可脱出肛外。</w:t>
+      </w:r>
+      <w:r>
+        <w:rPr>
+          <w:rFonts w:hint="eastAsia" w:hAnsi="宋体"/>
+          <w:color w:val="000000"/>
+          <w:sz w:val="24"/>
+          <w:szCs w:val="24"/>
+          <w:shd w:val="clear" w:color="auto" w:fill="C0C0C0"/>
+          <w:lang w:val="en-US" w:eastAsia="zh-CN" w:bidi="zh-CN"/>
+        </w:rPr>
+        <w:t xml:space="preserve">     </w:t>
+      </w:r>
+      <w:r>
+        <w:rPr>
+          <w:rFonts w:hint="eastAsia" w:hAnsi="宋体"/>
+          <w:color w:val="000000"/>
+          <w:sz w:val="24"/>
+          <w:szCs w:val="24"/>
+          <w:shd w:val="clear" w:color="auto" w:fill="C0C0C0"/>
+          <w:lang w:val="zh-CN" w:eastAsia="zh-CN" w:bidi="zh-CN"/>
+        </w:rPr>
+        <w:t xml:space="preserve">                                  </w:t>
       </w:r>
     </w:p>
     <w:p>
@@ -4494,7 +4516,7 @@
           <w:shd w:val="clear" w:color="auto" w:fill="C0C0C0"/>
           <w:lang w:val="zh-CN" w:eastAsia="zh-CN" w:bidi="zh-CN"/>
         </w:rPr>
-        <w:t>2.完善入院相关检查及术前检查，如：血尿常规检查，凝血检查，术前八项，肝功 肾功，心电图，胸部DR，积极术前准备， 拟行“一次性肛痔套扎吻合器内痔套扎治疗+血栓痔剥离术+直肠粘膜悬吊术+肛周药物注射封闭治疗”。</w:t>
+        <w:t>2.完善入院相关检查及术前检查，如：血尿常规检查，凝血检查，术前八项，肝功 肾功，心电图，胸部DR，积极术前准备， 拟行“内镜下内痔套扎治疗+血栓痔剥离术+直肠粘膜悬吊术+肛周药物注射封闭治疗”。</w:t>
       </w:r>
     </w:p>
     <w:p>
@@ -4535,7 +4557,29 @@
           <w:shd w:val="clear" w:color="auto" w:fill="C0C0C0"/>
           <w:lang w:val="zh-CN" w:eastAsia="zh-CN" w:bidi="zh-CN"/>
         </w:rPr>
-        <w:t xml:space="preserve">3.术后给予抗生素。  </w:t>
+        <w:t>3.</w:t>
+      </w:r>
+      <w:r>
+        <w:rPr>
+          <w:rFonts w:hint="eastAsia" w:ascii="宋体" w:hAnsi="宋体" w:eastAsia="宋体"/>
+          <w:color w:val="000000"/>
+          <w:sz w:val="24"/>
+          <w:szCs w:val="24"/>
+          <w:shd w:val="clear" w:color="auto" w:fill="C0C0C0"/>
+          <w:lang w:val="zh-CN" w:eastAsia="zh-CN" w:bidi="zh-CN"/>
+        </w:rPr>
+        <w:t>术前清洁灌肠，逐条告知麻醉、出血、感染、血糖波动诱发心脑血管风险，签署手术知情同意书</w:t>
+      </w:r>
+      <w:r>
+        <w:rPr>
+          <w:rFonts w:hint="eastAsia" w:ascii="宋体" w:hAnsi="宋体" w:eastAsia="宋体"/>
+          <w:color w:val="000000"/>
+          <w:sz w:val="24"/>
+          <w:szCs w:val="24"/>
+          <w:shd w:val="clear" w:color="auto" w:fill="C0C0C0"/>
+          <w:lang w:val="zh-CN" w:eastAsia="zh-CN" w:bidi="zh-CN"/>
+        </w:rPr>
+        <w:t xml:space="preserve">。  </w:t>
       </w:r>
     </w:p>
     <w:p>
@@ -4576,7 +4620,18 @@
           <w:shd w:val="clear" w:color="auto" w:fill="C0C0C0"/>
           <w:lang w:val="zh-CN" w:eastAsia="zh-CN" w:bidi="zh-CN"/>
         </w:rPr>
-        <w:t>4.给予局部红外线照射治疗、耳穴压豆、穴位悬灸、中药方剂口服及局部熏洗坐浴等中医特色诊疗。</w:t>
+        <w:t>4.</w:t>
+      </w:r>
+      <w:r>
+        <w:rPr>
+          <w:rFonts w:hint="eastAsia" w:ascii="宋体" w:hAnsi="宋体" w:eastAsia="宋体"/>
+          <w:color w:val="000000"/>
+          <w:sz w:val="24"/>
+          <w:szCs w:val="24"/>
+          <w:shd w:val="clear" w:color="auto" w:fill="C0C0C0"/>
+          <w:lang w:val="zh-CN" w:eastAsia="zh-CN" w:bidi="zh-CN"/>
+        </w:rPr>
+        <w:t>后给予局部红外线照射治疗、耳穴压豆、熏洗治疗仪局部熏洗、穴位悬灸、中药方剂口服及局部坐浴等中医特色诊疗。</w:t>
       </w:r>
     </w:p>
     <w:p>
@@ -4617,7 +4672,18 @@
           <w:shd w:val="clear" w:color="auto" w:fill="C0C0C0"/>
           <w:lang w:val="zh-CN" w:eastAsia="zh-CN" w:bidi="zh-CN"/>
         </w:rPr>
-        <w:t>5.术前告知患者术中术后可能出现的意外及并发症等，征得患者知情及同意。</w:t>
+        <w:t>5.</w:t>
+      </w:r>
+      <w:r>
+        <w:rPr>
+          <w:rFonts w:hint="eastAsia" w:ascii="宋体" w:hAnsi="宋体" w:eastAsia="宋体"/>
+          <w:color w:val="000000"/>
+          <w:sz w:val="24"/>
+          <w:szCs w:val="24"/>
+          <w:shd w:val="clear" w:color="auto" w:fill="C0C0C0"/>
+          <w:lang w:val="zh-CN" w:eastAsia="zh-CN" w:bidi="zh-CN"/>
+        </w:rPr>
+        <w:t>术后给予抗生素短期静脉滴注预防感染。</w:t>
       </w:r>
     </w:p>
     <w:p>
@@ -4893,7 +4959,7 @@
           <w:shd w:val="clear" w:color="auto" w:fill="C0C0C0"/>
           <w:lang w:val="zh-CN" w:eastAsia="zh-CN" w:bidi="zh-CN"/>
         </w:rPr>
-        <w:t>2025-02-25  11:20             罗</w:t>
+        <w:t>2026-02-25  11:20             罗</w:t>
       </w:r>
       <w:r>
         <w:rPr>
@@ -4978,7 +5044,7 @@
           <w:shd w:val="clear" w:color="auto" w:fill="C0C0C0"/>
           <w:lang w:val="zh-CN" w:eastAsia="zh-CN" w:bidi="zh-CN"/>
         </w:rPr>
-        <w:t>主治医师查房，患者以“ 间断便血伴便时肿物脱出1年，加重1月余”为主诉收入住院。青年男性，症见：便血，滴下状，色鲜红，无痛，便后即止，数天后自行好转，间断发作，进行性加重，伴便时肿物脱出，初起可自行回纳，进行性加重，局部用药无效。属中医“混合痔”的范畴。患者脏腑多虚，肝失疏泄，气机郁滞，脾失健运，脏腑功能失调，气血瘀滞不行，阻于魄门，结而不散，筋脉横解而生痔，故发本病。结合口干、舌淡紫、无苔，舌中裂纹，脉弦数。本病可辨证为肝胃不和  气阴两虚。术后中医技术应用，予红外线照射患处，中药局部熏洗治疗，以镇痛、消炎、改善微循环、促进伤口愈合，予单侧耳穴压豆（取穴：神门、交感、内分泌、脾、肾）宁血安神，给予悬空灸（长强）缓解疼痛；辩证给予半夏泻心汤、左金丸加减（姜半夏12g、黄芩9g、黄连3g、干姜3g、太子参15g、麦冬12g、白芍15g、乌梅10g、北柴胡9g、麸炒白术15g、茯苓15g、吴茱萸2g、煅瓦楞子30g、炙甘草6g）5剂，每日一剂，水煎口服，辛开苦降、和胃消痞；给予苦参汤加减（苦参15g、黄柏15g、蒲公英15g、地榆15g、槐花15g、生地黄15g、紫花地丁15g、地肤子15g、五倍子15g、白花蛇舌草15g）5剂，每日一剂， 熏洗坐浴；以镇痛、消炎、改善微循环、促进伤口愈合；遵嘱执行。</w:t>
+        <w:t>主治医师查房，患者以“ 间断便血伴便时肿物脱出1年，加重1月余”为主诉收入住院。青年男性，症见：便血，滴下状，色鲜红，无痛，便后即止，数天后自行好转，间断发作，进行性加重，伴便时肿物脱出，初起可自行回纳，进行性加重，局部用药无效。属中医“混合痔”的范畴。患者脏腑多虚，肝失疏泄，气机郁滞，脾失健运，脏腑功能失调，气血瘀滞不行，阻于魄门，结而不散，筋脉横解而生痔，故发本病。结合口干、舌淡紫、无苔，舌中裂纹，脉弦数。本病可辨证为肝胃不和  气阴两虚。术后中医技术应用，予红外线照射患处，熏洗治疗仪中药局部熏洗治疗，以镇痛、消炎、改善微循环、促进伤口愈合，予单侧耳穴压豆（取穴：神门、交感、内分泌、脾、肾）宁血安神，给予悬空灸（长强）缓解疼痛；辩证给予半夏泻心汤、左金丸加减（姜半夏12g、黄芩9g、黄连3g、干姜3g、太子参15g、麦冬12g、白芍15g、乌梅10g、北柴胡9g、麸炒白术15g、茯苓15g、吴茱萸2g、煅瓦楞子30g、炙甘草6g）5剂，每日一剂，水煎口服，辛开苦降、和胃消痞；给予苦参汤加减（苦参15g、黄柏15g、蒲公英15g、地榆15g、槐花15g、生地黄15g、紫花地丁15g、地肤子15g、五倍子15g、白花蛇舌草15g）5剂，每日一剂， 早中晚自行坐浴；以镇痛、消炎、改善微循环、促进伤口愈合；遵嘱执行。</w:t>
       </w:r>
     </w:p>
     <w:p>
@@ -5060,7 +5126,7 @@
           <w:shd w:val="clear" w:color="auto" w:fill="C0C0C0"/>
           <w:lang w:val="zh-CN" w:eastAsia="zh-CN" w:bidi="zh-CN"/>
         </w:rPr>
-        <w:t xml:space="preserve">2025-02-25   13:30             </w:t>
+        <w:t xml:space="preserve">2026-02-25   13:30             </w:t>
       </w:r>
       <w:r>
         <w:rPr>
@@ -5194,7 +5260,7 @@
           <w:shd w:val="clear" w:color="auto" w:fill="C0C0C0"/>
           <w:lang w:val="zh-CN" w:eastAsia="zh-CN" w:bidi="zh-CN"/>
         </w:rPr>
-        <w:t>2025-02-25   13:50                 术前小结</w:t>
+        <w:t>2026-02-25   13:50                 术前小结</w:t>
       </w:r>
     </w:p>
     <w:p>
@@ -5932,7 +5998,7 @@
           <w:shd w:val="clear" w:color="auto" w:fill="C0C0C0"/>
           <w:lang w:val="zh-CN" w:eastAsia="zh-CN" w:bidi="zh-CN"/>
         </w:rPr>
-        <w:t xml:space="preserve">                                术后首次病程记录                                    手术时间：2025-02-25                                                               术中诊断：1、混合痔</w:t>
+        <w:t xml:space="preserve">                                术后首次病程记录                                    手术时间：2026-02-25                                                               术中诊断：1、混合痔</w:t>
       </w:r>
     </w:p>
     <w:p>
@@ -6282,7 +6348,7 @@
           <w:shd w:val="clear" w:color="auto" w:fill="C0C0C0"/>
           <w:lang w:val="zh-CN" w:eastAsia="zh-CN" w:bidi="zh-CN"/>
         </w:rPr>
-        <w:t>主治医师医嘱，予红外线照射患处，中药局部熏洗治疗，以镇痛、消炎、改善微循环、促进伤口愈合，予单侧耳穴压豆（取穴：神门、交感、内分泌、脾、肾）宁血安神，给予悬空灸（长强）缓解疼痛；辨证给予中药方剂应用，遵嘱执行。</w:t>
+        <w:t>主治医师医嘱，予红外线照射患处，熏洗治疗仪中药局部熏洗治疗，以镇痛、消炎、改善微循环、促进伤口愈合，予单侧耳穴压豆（取穴：神门、交感、内分泌、脾、肾）宁血安神，给予悬空灸（长强）缓解疼痛；辨证给予中药方剂应用，遵嘱执行。</w:t>
       </w:r>
     </w:p>
     <w:p>
@@ -6345,6 +6411,7 @@
           <w:tab w:val="left" w:pos="5880"/>
         </w:tabs>
         <w:spacing w:beforeLines="0" w:afterLines="0" w:line="360" w:lineRule="auto"/>
+        <w:ind w:left="6000" w:hanging="6000" w:hangingChars="2500"/>
         <w:jc w:val="left"/>
         <w:rPr>
           <w:rFonts w:hint="eastAsia" w:ascii="宋体" w:hAnsi="宋体" w:eastAsia="宋体"/>
@@ -6364,7 +6431,7 @@
           <w:shd w:val="clear" w:color="auto" w:fill="C0C0C0"/>
           <w:lang w:val="zh-CN" w:eastAsia="zh-CN" w:bidi="zh-CN"/>
         </w:rPr>
-        <w:t xml:space="preserve">                                                     记录日期时间：2025-02-25 17:45</w:t>
+        <w:t xml:space="preserve">                                          记录日期时间：2026-02-25 17:45</w:t>
       </w:r>
     </w:p>
     <w:p>
@@ -6405,7 +6472,7 @@
           <w:shd w:val="clear" w:color="auto" w:fill="C0C0C0"/>
           <w:lang w:val="zh-CN" w:eastAsia="zh-CN" w:bidi="zh-CN"/>
         </w:rPr>
-        <w:t>2025-02-26   08:30              手术医师查房记录</w:t>
+        <w:t>2026-02-26   08:30              手术医师查房记录</w:t>
       </w:r>
     </w:p>
     <w:p>
@@ -6446,7 +6513,29 @@
           <w:shd w:val="clear" w:color="auto" w:fill="C0C0C0"/>
           <w:lang w:val="zh-CN" w:eastAsia="zh-CN" w:bidi="zh-CN"/>
         </w:rPr>
-        <w:t xml:space="preserve">    手术医师今日查房，术后第一天，患者一般情况可，精神、夜眠可，流质饮食，小便通畅，大便未排，诉肛门胀痛，查看肛门敷料少量非血性渗出。嘱休息，进流食，合理饮食保持排便通畅，抗生素应用，午后局部红外线治疗、换药，局部熏洗坐浴、穴位悬灸等中医技术治疗，观察局部水肿、渗出情况，如有异常及时告知医务人员。                                                                                      医师签字：</w:t>
+        <w:t xml:space="preserve">    手术医师今日查房，术后第一天，患者一般情况可，精神、夜眠可，流质饮食，小便通畅，大便未排，诉肛门胀痛，查看肛门敷料少量非血性渗出。嘱休息，进流食，合理饮食保持排便通畅，抗生素应用，午后局部红外线治疗、换药，</w:t>
+      </w:r>
+      <w:r>
+        <w:rPr>
+          <w:rFonts w:hint="eastAsia" w:ascii="宋体" w:hAnsi="宋体" w:eastAsia="宋体"/>
+          <w:color w:val="000000"/>
+          <w:sz w:val="24"/>
+          <w:szCs w:val="24"/>
+          <w:shd w:val="clear" w:color="auto" w:fill="C0C0C0"/>
+          <w:lang w:val="zh-CN" w:eastAsia="zh-CN" w:bidi="zh-CN"/>
+        </w:rPr>
+        <w:t>熏洗治疗仪局部熏洗</w:t>
+      </w:r>
+      <w:r>
+        <w:rPr>
+          <w:rFonts w:hint="eastAsia" w:ascii="宋体" w:hAnsi="宋体" w:eastAsia="宋体"/>
+          <w:color w:val="000000"/>
+          <w:sz w:val="24"/>
+          <w:szCs w:val="24"/>
+          <w:shd w:val="clear" w:color="auto" w:fill="C0C0C0"/>
+          <w:lang w:val="zh-CN" w:eastAsia="zh-CN" w:bidi="zh-CN"/>
+        </w:rPr>
+        <w:t>、穴位悬灸等中医技术治疗，观察局部水肿、渗出情况，遵嘱中药方剂口服及坐浴等如有异常及时告知医务人员。                                                                                      医师签字：</w:t>
       </w:r>
     </w:p>
     <w:p>
@@ -6487,7 +6576,7 @@
           <w:shd w:val="clear" w:color="auto" w:fill="C0C0C0"/>
           <w:lang w:val="zh-CN" w:eastAsia="zh-CN" w:bidi="zh-CN"/>
         </w:rPr>
-        <w:t>2025-02-27   14:30          桂</w:t>
+        <w:t>2026-02-27   14:30          桂</w:t>
       </w:r>
       <w:r>
         <w:rPr>
@@ -6509,7 +6598,7 @@
           <w:shd w:val="clear" w:color="auto" w:fill="C0C0C0"/>
           <w:lang w:val="zh-CN" w:eastAsia="zh-CN" w:bidi="zh-CN"/>
         </w:rPr>
-        <w:t>副主任医师查房记录                                    今日查房，术后第二天，患者一般情况可，精神、夜眠可，饮食一般，小便通畅，自行排便一次，诉便时肛门疼痛，少量滴血，便后即止，余无不适；查看肛门敷料少量非血性渗出，无红肿。嘱忌食辛辣，增加膳食纤维，保持排便通畅，避免久蹲强努致套扎部位提前脱落致出血；继续抗生素应用，局部红外线治疗、换药，局部熏洗坐浴、穴位悬灸等中医技术治疗，观察局部渗出情况，如有异常及时告知医务人员。</w:t>
+        <w:t>副主任医师查房记录                                    今日查房，术后第二天，患者一般情况可，精神、夜眠可，饮食一般，小便通畅，自行排便一次，诉便时肛门疼痛，少量滴血，便后即止，余无不适；查看肛门敷料少量非血性渗出，无红肿。嘱忌食辛辣，增加膳食纤维，保持排便通畅，避免久蹲强努致套扎部位提前脱落致出血；继续抗生素应用，局部红外线治疗、换药，熏洗治疗仪局部熏洗、穴位悬灸等中医技术治疗，观察局部渗出情况，如有异常及时告知医务人员。</w:t>
       </w:r>
     </w:p>
     <w:p>
@@ -6591,7 +6680,7 @@
           <w:shd w:val="clear" w:color="auto" w:fill="C0C0C0"/>
           <w:lang w:val="zh-CN" w:eastAsia="zh-CN" w:bidi="zh-CN"/>
         </w:rPr>
-        <w:t>2025-02-28   08:20                                                                       今日查房，术后第三天，患者一般情况可，精神可、夜眠佳，小便通畅，自行排便一次，诉便时肛门疼痛不适，无便血，嘱其避免久蹲强努引起出血，忌食辛辣，保持排便通畅，局部红外线治疗、换药，局部熏洗坐浴、穴位悬灸等中医技术治疗，注意肛周清洁卫生，适量活动，放松情绪，配合治疗。如有不适及时告知医务人员。</w:t>
+        <w:t>2026-02-28   08:20                                                                       今日查房，术后第三天，患者一般情况可，精神可、夜眠佳，小便通畅，自行排便一次，诉便时肛门疼痛不适，无便血，嘱其避免久蹲强努引起出血，忌食辛辣，保持排便通畅，局部红外线治疗、换药，熏洗治疗仪局部熏洗、穴位悬灸等中医技术治疗，注意肛周清洁卫生，适量活动，放松情绪，配合治疗。如有不适及时告知医务人员。</w:t>
       </w:r>
     </w:p>
     <w:p>
@@ -6673,7 +6762,7 @@
           <w:shd w:val="clear" w:color="auto" w:fill="C0C0C0"/>
           <w:lang w:val="zh-CN" w:eastAsia="zh-CN" w:bidi="zh-CN"/>
         </w:rPr>
-        <w:t>2025-03-02    15:30             罗</w:t>
+        <w:t>2026-03-02    15:30             罗</w:t>
       </w:r>
       <w:r>
         <w:rPr>
@@ -6736,7 +6825,7 @@
           <w:shd w:val="clear" w:color="auto" w:fill="C0C0C0"/>
           <w:lang w:val="zh-CN" w:eastAsia="zh-CN" w:bidi="zh-CN"/>
         </w:rPr>
-        <w:t xml:space="preserve">    今日查房，患者一般情况可，大、小便正常，诉便时肛门轻微疼痛，无便血，查看肛门无红肿，可见较多非血性分泌物，嘱其合理饮食，保持大便通畅，避免剧烈运动、久蹲强努。结合舌淡紫、苔白，边有齿痕，脉沉数，辩证为湿热下注、气虚血瘀，给予萆薢渗湿汤、止痛如神汤加减（棉萆薢15g、薏苡仁30g、黄柏10g、茯苓15g、牡丹皮10g、泽泻10g、滑石15g、秦艽10g、燀山桃仁10g、苍术10g、防风10g、当归10g、黄芪15g、地榆15g、甘草6g）5剂，每日一剂，水煎口服，清热利湿、祛风止痛；予苦参汤加减（苦参15g、黄柏15g、生地黄15g、蒲公英15g、地肤子15g、五倍子15g、没药10g、乳香10g）5剂，每日一剂，局部熏洗坐浴；红外线治疗、换药，穴位悬灸等中医技术治疗，遵嘱执行。      </w:t>
+        <w:t xml:space="preserve">    今日查房，患者一般情况可，大、小便正常，诉便时肛门轻微疼痛，无便血，查看肛门无红肿，可见较多非血性分泌物，嘱其合理饮食，保持大便通畅，避免剧烈运动、久蹲强努。结合舌淡紫、苔白，边有齿痕，脉沉数，辩证为湿热下注、气虚血瘀，给予萆薢渗湿汤、止痛如神汤加减（棉萆薢15g、薏苡仁30g、黄柏10g、茯苓15g、牡丹皮10g、泽泻10g、滑石15g、秦艽10g、燀山桃仁10g、苍术10g、防风10g、当归10g、黄芪15g、地榆15g、甘草6g）5剂，每日一剂，水煎口服，清热利湿、祛风止痛；予苦参汤加减（苦参15g、黄柏15g、生地黄15g、蒲公英15g、地肤子15g、五倍子15g、没药10g、乳香10g）5剂，每日一剂，局部早中晚坐浴；局部换药，穴位悬灸、熏洗治疗仪局部熏洗等中医技术治疗，遵嘱执行。      </w:t>
       </w:r>
     </w:p>
     <w:p>
@@ -6818,7 +6907,7 @@
           <w:shd w:val="clear" w:color="auto" w:fill="C0C0C0"/>
           <w:lang w:val="zh-CN" w:eastAsia="zh-CN" w:bidi="zh-CN"/>
         </w:rPr>
-        <w:t>2025-03-04   15:00          桂</w:t>
+        <w:t>2026-03-04   15:00          桂</w:t>
       </w:r>
       <w:r>
         <w:rPr>
@@ -6840,7 +6929,7 @@
           <w:shd w:val="clear" w:color="auto" w:fill="C0C0C0"/>
           <w:lang w:val="zh-CN" w:eastAsia="zh-CN" w:bidi="zh-CN"/>
         </w:rPr>
-        <w:t>副主任医师查房记录                                    今日查房，患者一般情况可，精神、夜眠可，饮食一般，小便通畅，自行排便一次，诉便时肛门疼痛，少量滴血，肛门周围潮湿；查看肛门少量非血性渗出，无红肿。嘱忌食辛辣，增加膳食纤维，保持排便通畅，避免久蹲强努致套扎部位提前脱落致出血；继续抗生素应用，局部红外线治疗、换药，局部熏洗坐浴、穴位悬灸等中医技术治疗，观察局部渗出情况，如有异常及时告知医务人员。</w:t>
+        <w:t>副主任医师查房记录                                    今日查房，患者一般情况可，精神、夜眠可，饮食一般，小便通畅，自行排便一次，诉便时肛门疼痛，少量滴血，肛门周围潮湿；查看肛门少量非血性渗出，无红肿。嘱忌食辛辣，增加膳食纤维，保持排便通畅，避免久蹲强努致套扎部位提前脱落致出血；继续抗生素应用，局部换药，熏洗治疗仪局部熏洗、穴位悬灸等中医技术治疗，观察局部渗出情况，如有异常及时告知医务人员。</w:t>
       </w:r>
     </w:p>
     <w:p>
@@ -6922,7 +7011,7 @@
           <w:shd w:val="clear" w:color="auto" w:fill="C0C0C0"/>
           <w:lang w:val="zh-CN" w:eastAsia="zh-CN" w:bidi="zh-CN"/>
         </w:rPr>
-        <w:t>2025-03-06    17:00             罗</w:t>
+        <w:t>2026-03-06    17:00             罗</w:t>
       </w:r>
       <w:r>
         <w:rPr>
@@ -6985,7 +7074,7 @@
           <w:shd w:val="clear" w:color="auto" w:fill="C0C0C0"/>
           <w:lang w:val="zh-CN" w:eastAsia="zh-CN" w:bidi="zh-CN"/>
         </w:rPr>
-        <w:t xml:space="preserve">    今日查房，患者一般情况可，大、小便正常，诉便时肛门轻微疼痛，无便血，查看肛门无红肿，可见分泌物较前减少，嘱其合理饮食，保持大便通畅，避免剧烈运动、久蹲强努。予苦参汤加减（苦参15g、黄柏15g、生地黄15g、紫花地丁12g、地肤子15g、五倍子15g、马齿苋15g、没药10g、乳香10g）5剂，每日一剂，局部熏洗坐浴；红外线治疗、换药，穴位悬灸等中医技术治疗，遵嘱执行。      </w:t>
+        <w:t xml:space="preserve">    今日查房，患者一般情况可，大、小便正常，诉便时肛门轻微疼痛，无便血，查看肛门无红肿，可见分泌物较前减少，嘱其合理饮食，保持大便通畅，避免剧烈运动、久蹲强努。予苦参汤加减（苦参15g、黄柏15g、生地黄15g、紫花地丁12g、地肤子15g、五倍子15g、马齿苋15g、没药10g、乳香10g）5剂，每日一剂，局部早中晚坐浴；局部换药，熏洗治疗仪局部熏洗、穴位悬灸等中医技术治疗，遵嘱执行。      </w:t>
       </w:r>
     </w:p>
     <w:p>
@@ -7067,7 +7156,7 @@
           <w:shd w:val="clear" w:color="auto" w:fill="C0C0C0"/>
           <w:lang w:val="zh-CN" w:eastAsia="zh-CN" w:bidi="zh-CN"/>
         </w:rPr>
-        <w:t>2025-03-09   14:00          桂</w:t>
+        <w:t>2026-03-09   14:00          桂</w:t>
       </w:r>
       <w:r>
         <w:rPr>
@@ -7079,6 +7168,527 @@
           <w:lang w:val="en-US" w:eastAsia="zh-CN" w:bidi="zh-CN"/>
         </w:rPr>
         <w:t>xx</w:t>
+      </w:r>
+      <w:r>
+        <w:rPr>
+          <w:rFonts w:hint="eastAsia" w:ascii="宋体" w:hAnsi="宋体" w:eastAsia="宋体"/>
+          <w:color w:val="000000"/>
+          <w:sz w:val="24"/>
+          <w:szCs w:val="24"/>
+          <w:shd w:val="clear" w:color="auto" w:fill="C0C0C0"/>
+          <w:lang w:val="zh-CN" w:eastAsia="zh-CN" w:bidi="zh-CN"/>
+        </w:rPr>
+        <w:t xml:space="preserve"> 副主任医师查房记录                                   今日查房，患者一般情况可，精神可、夜眠查，饮食一般，小便通畅，自行排便一次，诉便时肛门疼痛较前明显减轻，无便血及脱出；查看肛门少量非血性渗出，无红肿，创面平整，生长良好，指诊套扎部位已脱落。嘱忌食辛辣，增加膳食纤维，保持排便通畅，避免久蹲强努致出血；熏洗治疗仪局部熏洗、局部换药，穴位悬灸等中医技术治疗，观察局部渗出情况，拟定于明日出院，如有异常及时告知医务人员。</w:t>
+      </w:r>
+    </w:p>
+    <w:p>
+      <w:pPr>
+        <w:tabs>
+          <w:tab w:val="left" w:pos="420"/>
+          <w:tab w:val="left" w:pos="840"/>
+          <w:tab w:val="left" w:pos="1260"/>
+          <w:tab w:val="left" w:pos="1680"/>
+          <w:tab w:val="left" w:pos="2100"/>
+          <w:tab w:val="left" w:pos="2520"/>
+          <w:tab w:val="left" w:pos="2940"/>
+          <w:tab w:val="left" w:pos="3360"/>
+          <w:tab w:val="left" w:pos="3780"/>
+          <w:tab w:val="left" w:pos="4200"/>
+          <w:tab w:val="left" w:pos="4620"/>
+          <w:tab w:val="left" w:pos="5040"/>
+          <w:tab w:val="left" w:pos="5460"/>
+          <w:tab w:val="left" w:pos="5880"/>
+        </w:tabs>
+        <w:spacing w:beforeLines="0" w:afterLines="0" w:line="360" w:lineRule="auto"/>
+        <w:jc w:val="left"/>
+        <w:rPr>
+          <w:rFonts w:hint="eastAsia" w:ascii="宋体" w:hAnsi="宋体" w:eastAsia="宋体"/>
+          <w:color w:val="000000"/>
+          <w:sz w:val="24"/>
+          <w:szCs w:val="24"/>
+          <w:shd w:val="clear" w:color="auto" w:fill="C0C0C0"/>
+          <w:lang w:val="zh-CN" w:eastAsia="zh-CN" w:bidi="zh-CN"/>
+        </w:rPr>
+      </w:pPr>
+    </w:p>
+    <w:p>
+      <w:pPr>
+        <w:tabs>
+          <w:tab w:val="left" w:pos="420"/>
+          <w:tab w:val="left" w:pos="840"/>
+          <w:tab w:val="left" w:pos="1260"/>
+          <w:tab w:val="left" w:pos="1680"/>
+          <w:tab w:val="left" w:pos="2100"/>
+          <w:tab w:val="left" w:pos="2520"/>
+          <w:tab w:val="left" w:pos="2940"/>
+          <w:tab w:val="left" w:pos="3360"/>
+          <w:tab w:val="left" w:pos="3780"/>
+          <w:tab w:val="left" w:pos="4200"/>
+          <w:tab w:val="left" w:pos="4620"/>
+          <w:tab w:val="left" w:pos="5040"/>
+          <w:tab w:val="left" w:pos="5460"/>
+          <w:tab w:val="left" w:pos="5880"/>
+        </w:tabs>
+        <w:spacing w:beforeLines="0" w:afterLines="0" w:line="360" w:lineRule="auto"/>
+        <w:jc w:val="left"/>
+        <w:rPr>
+          <w:rFonts w:hint="eastAsia" w:ascii="宋体" w:hAnsi="宋体" w:eastAsia="宋体"/>
+          <w:color w:val="000000"/>
+          <w:sz w:val="24"/>
+          <w:szCs w:val="24"/>
+          <w:shd w:val="clear" w:color="auto" w:fill="C0C0C0"/>
+          <w:lang w:val="zh-CN" w:eastAsia="zh-CN" w:bidi="zh-CN"/>
+        </w:rPr>
+      </w:pPr>
+      <w:r>
+        <w:rPr>
+          <w:rFonts w:hint="eastAsia" w:ascii="宋体" w:hAnsi="宋体" w:eastAsia="宋体"/>
+          <w:color w:val="000000"/>
+          <w:sz w:val="24"/>
+          <w:szCs w:val="24"/>
+          <w:shd w:val="clear" w:color="auto" w:fill="C0C0C0"/>
+          <w:lang w:val="zh-CN" w:eastAsia="zh-CN" w:bidi="zh-CN"/>
+        </w:rPr>
+        <w:t xml:space="preserve">                                                        医师签字：  </w:t>
+      </w:r>
+    </w:p>
+    <w:p>
+      <w:pPr>
+        <w:tabs>
+          <w:tab w:val="left" w:pos="420"/>
+          <w:tab w:val="left" w:pos="840"/>
+          <w:tab w:val="left" w:pos="1260"/>
+          <w:tab w:val="left" w:pos="1680"/>
+          <w:tab w:val="left" w:pos="2100"/>
+          <w:tab w:val="left" w:pos="2520"/>
+          <w:tab w:val="left" w:pos="2940"/>
+          <w:tab w:val="left" w:pos="3360"/>
+          <w:tab w:val="left" w:pos="3780"/>
+          <w:tab w:val="left" w:pos="4200"/>
+          <w:tab w:val="left" w:pos="4620"/>
+          <w:tab w:val="left" w:pos="5040"/>
+          <w:tab w:val="left" w:pos="5460"/>
+          <w:tab w:val="left" w:pos="5880"/>
+        </w:tabs>
+        <w:spacing w:beforeLines="0" w:afterLines="0" w:line="360" w:lineRule="auto"/>
+        <w:jc w:val="left"/>
+        <w:rPr>
+          <w:rFonts w:hint="eastAsia" w:ascii="宋体" w:hAnsi="宋体" w:eastAsia="宋体"/>
+          <w:color w:val="000000"/>
+          <w:sz w:val="24"/>
+          <w:szCs w:val="24"/>
+          <w:shd w:val="clear" w:color="auto" w:fill="C0C0C0"/>
+          <w:lang w:val="zh-CN" w:eastAsia="zh-CN" w:bidi="zh-CN"/>
+        </w:rPr>
+      </w:pPr>
+      <w:r>
+        <w:rPr>
+          <w:rFonts w:hint="eastAsia" w:ascii="宋体" w:hAnsi="宋体" w:eastAsia="宋体"/>
+          <w:color w:val="000000"/>
+          <w:sz w:val="24"/>
+          <w:szCs w:val="24"/>
+          <w:shd w:val="clear" w:color="auto" w:fill="C0C0C0"/>
+          <w:lang w:val="zh-CN" w:eastAsia="zh-CN" w:bidi="zh-CN"/>
+        </w:rPr>
+        <w:t xml:space="preserve">2026-03-10   10:30         </w:t>
+      </w:r>
+    </w:p>
+    <w:p>
+      <w:pPr>
+        <w:tabs>
+          <w:tab w:val="left" w:pos="420"/>
+          <w:tab w:val="left" w:pos="840"/>
+          <w:tab w:val="left" w:pos="1260"/>
+          <w:tab w:val="left" w:pos="1680"/>
+          <w:tab w:val="left" w:pos="2100"/>
+          <w:tab w:val="left" w:pos="2520"/>
+          <w:tab w:val="left" w:pos="2940"/>
+          <w:tab w:val="left" w:pos="3360"/>
+          <w:tab w:val="left" w:pos="3780"/>
+          <w:tab w:val="left" w:pos="4200"/>
+          <w:tab w:val="left" w:pos="4620"/>
+          <w:tab w:val="left" w:pos="5040"/>
+          <w:tab w:val="left" w:pos="5460"/>
+          <w:tab w:val="left" w:pos="5880"/>
+        </w:tabs>
+        <w:spacing w:beforeLines="0" w:afterLines="0" w:line="360" w:lineRule="auto"/>
+        <w:jc w:val="left"/>
+        <w:rPr>
+          <w:rFonts w:hint="eastAsia" w:ascii="宋体" w:hAnsi="宋体" w:eastAsia="宋体"/>
+          <w:color w:val="000000"/>
+          <w:sz w:val="24"/>
+          <w:szCs w:val="24"/>
+          <w:shd w:val="clear" w:color="auto" w:fill="C0C0C0"/>
+          <w:lang w:val="zh-CN" w:eastAsia="zh-CN" w:bidi="zh-CN"/>
+        </w:rPr>
+      </w:pPr>
+      <w:r>
+        <w:rPr>
+          <w:rFonts w:hint="eastAsia" w:ascii="宋体" w:hAnsi="宋体" w:eastAsia="宋体"/>
+          <w:color w:val="000000"/>
+          <w:sz w:val="24"/>
+          <w:szCs w:val="24"/>
+          <w:shd w:val="clear" w:color="auto" w:fill="C0C0C0"/>
+          <w:lang w:val="zh-CN" w:eastAsia="zh-CN" w:bidi="zh-CN"/>
+        </w:rPr>
+        <w:t xml:space="preserve">    今日查房，患者一般情况可，大、小便正常，诉肛门无明显不适，自述感觉良好，查看肛门无红肿，创面生长良好，少量非血性分泌物，向其讲解提前出院后注意事项后予以办理。嘱其出院后合理饮食，保持大便通畅，避免剧烈运动、久坐久蹲,一周后复查，不适随诊。</w:t>
+      </w:r>
+    </w:p>
+    <w:p>
+      <w:pPr>
+        <w:rPr>
+          <w:rFonts w:hint="eastAsia" w:ascii="宋体" w:hAnsi="宋体" w:eastAsia="宋体"/>
+          <w:color w:val="000000"/>
+          <w:sz w:val="24"/>
+          <w:szCs w:val="24"/>
+          <w:shd w:val="clear" w:color="auto" w:fill="C0C0C0"/>
+          <w:lang w:val="en-US" w:eastAsia="zh-CN" w:bidi="zh-CN"/>
+        </w:rPr>
+      </w:pPr>
+      <w:r>
+        <w:rPr>
+          <w:rFonts w:hint="eastAsia" w:ascii="宋体" w:hAnsi="宋体" w:eastAsia="宋体"/>
+          <w:color w:val="000000"/>
+          <w:sz w:val="24"/>
+          <w:szCs w:val="24"/>
+          <w:shd w:val="clear" w:color="auto" w:fill="C0C0C0"/>
+          <w:lang w:val="zh-CN" w:eastAsia="zh-CN" w:bidi="zh-CN"/>
+        </w:rPr>
+        <w:t xml:space="preserve">                                                        医师签字：   </w:t>
+      </w:r>
+    </w:p>
+    <w:p>
+      <w:pPr>
+        <w:rPr>
+          <w:rFonts w:hint="eastAsia" w:ascii="宋体" w:hAnsi="宋体" w:eastAsia="宋体"/>
+          <w:color w:val="000000"/>
+          <w:sz w:val="24"/>
+          <w:szCs w:val="24"/>
+          <w:shd w:val="clear" w:color="auto" w:fill="C0C0C0"/>
+          <w:lang w:val="en-US" w:eastAsia="zh-CN" w:bidi="zh-CN"/>
+        </w:rPr>
+      </w:pPr>
+    </w:p>
+    <w:p>
+      <w:pPr>
+        <w:rPr>
+          <w:rFonts w:hint="eastAsia" w:ascii="宋体" w:hAnsi="宋体" w:eastAsia="宋体"/>
+          <w:color w:val="000000"/>
+          <w:sz w:val="24"/>
+          <w:szCs w:val="24"/>
+          <w:shd w:val="clear" w:color="auto" w:fill="C0C0C0"/>
+          <w:lang w:val="en-US" w:eastAsia="zh-CN" w:bidi="zh-CN"/>
+        </w:rPr>
+      </w:pPr>
+      <w:r>
+        <w:rPr>
+          <w:rFonts w:hint="eastAsia" w:ascii="宋体" w:hAnsi="宋体" w:eastAsia="宋体"/>
+          <w:color w:val="000000"/>
+          <w:sz w:val="24"/>
+          <w:szCs w:val="24"/>
+          <w:shd w:val="clear" w:color="auto" w:fill="C0C0C0"/>
+          <w:lang w:val="en-US" w:eastAsia="zh-CN" w:bidi="zh-CN"/>
+        </w:rPr>
+        <w:t>出院记录</w:t>
+      </w:r>
+    </w:p>
+    <w:p>
+      <w:pPr>
+        <w:tabs>
+          <w:tab w:val="left" w:pos="420"/>
+          <w:tab w:val="left" w:pos="840"/>
+          <w:tab w:val="left" w:pos="1260"/>
+          <w:tab w:val="left" w:pos="1680"/>
+          <w:tab w:val="left" w:pos="2100"/>
+          <w:tab w:val="left" w:pos="2520"/>
+          <w:tab w:val="left" w:pos="2940"/>
+          <w:tab w:val="left" w:pos="3360"/>
+          <w:tab w:val="left" w:pos="3780"/>
+          <w:tab w:val="left" w:pos="4200"/>
+          <w:tab w:val="left" w:pos="4620"/>
+          <w:tab w:val="left" w:pos="5040"/>
+          <w:tab w:val="left" w:pos="5460"/>
+          <w:tab w:val="left" w:pos="5880"/>
+        </w:tabs>
+        <w:spacing w:beforeLines="0" w:afterLines="0" w:line="360" w:lineRule="auto"/>
+        <w:rPr>
+          <w:rFonts w:hint="eastAsia" w:ascii="宋体" w:eastAsia="宋体"/>
+          <w:color w:val="000000"/>
+          <w:sz w:val="24"/>
+          <w:szCs w:val="24"/>
+          <w:lang w:val="zh-CN" w:eastAsia="zh-CN" w:bidi="zh-CN"/>
+        </w:rPr>
+      </w:pPr>
+      <w:r>
+        <w:rPr>
+          <w:rFonts w:hint="eastAsia" w:ascii="宋体" w:hAnsi="宋体" w:eastAsia="宋体"/>
+          <w:color w:val="000000"/>
+          <w:sz w:val="24"/>
+          <w:szCs w:val="24"/>
+          <w:lang w:val="zh-CN" w:eastAsia="zh-CN" w:bidi="zh-CN"/>
+        </w:rPr>
+        <w:t>入院情况：</w:t>
+      </w:r>
+      <w:r>
+        <w:rPr>
+          <w:rFonts w:hint="eastAsia" w:ascii="宋体" w:eastAsia="宋体"/>
+          <w:color w:val="000000"/>
+          <w:sz w:val="24"/>
+          <w:szCs w:val="24"/>
+          <w:shd w:val="clear" w:color="auto" w:fill="C0C0C0"/>
+          <w:lang w:val="zh-CN" w:eastAsia="zh-CN" w:bidi="zh-CN"/>
+        </w:rPr>
+        <w:t xml:space="preserve"> </w:t>
+      </w:r>
+      <w:r>
+        <w:rPr>
+          <w:rFonts w:hint="eastAsia" w:ascii="宋体" w:hAnsi="宋体" w:eastAsia="宋体"/>
+          <w:color w:val="000000"/>
+          <w:sz w:val="24"/>
+          <w:szCs w:val="24"/>
+          <w:shd w:val="clear" w:color="auto" w:fill="C0C0C0"/>
+          <w:lang w:val="zh-CN" w:eastAsia="zh-CN" w:bidi="zh-CN"/>
+        </w:rPr>
+        <w:t>症见：便血，滴下状，色鲜红，无痛，便后即止，数天后自行好转，间断发作，进行性加重，伴便时肿物脱出，初起可自行回纳，进行性加重，局部用药无效。属中医“混合痔”的范畴。患者脏腑多虚，肝失疏泄，气机郁滞，脾失健运，脏腑功能失调，气血瘀滞不行，阻于魄门，结而不散，筋脉横解而生痔，故发本病。结合口干、舌淡紫、无苔，舌中裂纹，脉弦数。专科检查示肛门赘皮环状增生，截石位4-5、7、11-1点明显，屏气用腹压可见其缓慢增大，色青紫，质柔软，镜检示直肠黏膜松弛、层叠状，阻塞视野，4、7、11点内痔粘膜隆起糜烂，退镜时4、11点粘膜可脱出肛外。。</w:t>
+      </w:r>
+    </w:p>
+    <w:p>
+      <w:pPr>
+        <w:tabs>
+          <w:tab w:val="left" w:pos="420"/>
+          <w:tab w:val="left" w:pos="840"/>
+          <w:tab w:val="left" w:pos="1260"/>
+          <w:tab w:val="left" w:pos="1680"/>
+          <w:tab w:val="left" w:pos="2100"/>
+          <w:tab w:val="left" w:pos="2520"/>
+          <w:tab w:val="left" w:pos="2940"/>
+          <w:tab w:val="left" w:pos="3360"/>
+          <w:tab w:val="left" w:pos="3780"/>
+          <w:tab w:val="left" w:pos="4200"/>
+          <w:tab w:val="left" w:pos="4620"/>
+          <w:tab w:val="left" w:pos="5040"/>
+          <w:tab w:val="left" w:pos="5460"/>
+          <w:tab w:val="left" w:pos="5880"/>
+        </w:tabs>
+        <w:spacing w:beforeLines="0" w:afterLines="0" w:line="360" w:lineRule="auto"/>
+        <w:rPr>
+          <w:rFonts w:hint="eastAsia" w:ascii="宋体" w:eastAsia="宋体"/>
+          <w:color w:val="000000"/>
+          <w:sz w:val="24"/>
+          <w:szCs w:val="24"/>
+          <w:shd w:val="clear" w:color="auto" w:fill="C0C0C0"/>
+          <w:lang w:val="zh-CN" w:eastAsia="zh-CN" w:bidi="zh-CN"/>
+        </w:rPr>
+      </w:pPr>
+      <w:r>
+        <w:rPr>
+          <w:rFonts w:hint="eastAsia" w:ascii="宋体" w:hAnsi="宋体" w:eastAsia="宋体"/>
+          <w:color w:val="000000"/>
+          <w:sz w:val="24"/>
+          <w:szCs w:val="24"/>
+          <w:lang w:val="zh-CN" w:eastAsia="zh-CN" w:bidi="zh-CN"/>
+        </w:rPr>
+        <w:t>入院诊断：</w:t>
+      </w:r>
+    </w:p>
+    <w:p>
+      <w:pPr>
+        <w:tabs>
+          <w:tab w:val="left" w:pos="420"/>
+          <w:tab w:val="left" w:pos="840"/>
+          <w:tab w:val="left" w:pos="1260"/>
+          <w:tab w:val="left" w:pos="1680"/>
+          <w:tab w:val="left" w:pos="2100"/>
+          <w:tab w:val="left" w:pos="2520"/>
+          <w:tab w:val="left" w:pos="2940"/>
+          <w:tab w:val="left" w:pos="3360"/>
+          <w:tab w:val="left" w:pos="3780"/>
+          <w:tab w:val="left" w:pos="4200"/>
+          <w:tab w:val="left" w:pos="4620"/>
+          <w:tab w:val="left" w:pos="5040"/>
+          <w:tab w:val="left" w:pos="5460"/>
+          <w:tab w:val="left" w:pos="5880"/>
+        </w:tabs>
+        <w:spacing w:beforeLines="0" w:afterLines="0" w:line="360" w:lineRule="auto"/>
+        <w:rPr>
+          <w:rFonts w:hint="eastAsia" w:ascii="宋体" w:hAnsi="宋体" w:eastAsia="宋体"/>
+          <w:color w:val="000000"/>
+          <w:sz w:val="24"/>
+          <w:szCs w:val="24"/>
+          <w:shd w:val="clear" w:color="auto" w:fill="C0C0C0"/>
+          <w:lang w:val="zh-CN" w:eastAsia="zh-CN" w:bidi="zh-CN"/>
+        </w:rPr>
+      </w:pPr>
+      <w:r>
+        <w:rPr>
+          <w:rFonts w:hint="eastAsia" w:ascii="宋体" w:eastAsia="宋体"/>
+          <w:color w:val="000000"/>
+          <w:sz w:val="24"/>
+          <w:szCs w:val="24"/>
+          <w:shd w:val="clear" w:color="auto" w:fill="C0C0C0"/>
+          <w:lang w:val="zh-CN" w:eastAsia="zh-CN" w:bidi="zh-CN"/>
+        </w:rPr>
+        <w:t xml:space="preserve">     </w:t>
+      </w:r>
+      <w:r>
+        <w:rPr>
+          <w:rFonts w:hint="eastAsia" w:ascii="宋体" w:hAnsi="宋体" w:eastAsia="宋体"/>
+          <w:color w:val="000000"/>
+          <w:sz w:val="24"/>
+          <w:szCs w:val="24"/>
+          <w:shd w:val="clear" w:color="auto" w:fill="C0C0C0"/>
+          <w:lang w:val="zh-CN" w:eastAsia="zh-CN" w:bidi="zh-CN"/>
+        </w:rPr>
+        <w:t>中医诊断：痔病（肝胃不和  气阴两虚）</w:t>
+      </w:r>
+    </w:p>
+    <w:p>
+      <w:pPr>
+        <w:tabs>
+          <w:tab w:val="left" w:pos="420"/>
+          <w:tab w:val="left" w:pos="840"/>
+          <w:tab w:val="left" w:pos="1260"/>
+          <w:tab w:val="left" w:pos="1680"/>
+          <w:tab w:val="left" w:pos="2100"/>
+          <w:tab w:val="left" w:pos="2520"/>
+          <w:tab w:val="left" w:pos="2940"/>
+          <w:tab w:val="left" w:pos="3360"/>
+          <w:tab w:val="left" w:pos="3780"/>
+          <w:tab w:val="left" w:pos="4200"/>
+          <w:tab w:val="left" w:pos="4620"/>
+          <w:tab w:val="left" w:pos="5040"/>
+          <w:tab w:val="left" w:pos="5460"/>
+          <w:tab w:val="left" w:pos="5880"/>
+        </w:tabs>
+        <w:spacing w:beforeLines="0" w:afterLines="0" w:line="360" w:lineRule="auto"/>
+        <w:rPr>
+          <w:rFonts w:hint="eastAsia" w:ascii="宋体" w:hAnsi="宋体" w:eastAsia="宋体"/>
+          <w:color w:val="000000"/>
+          <w:sz w:val="24"/>
+          <w:szCs w:val="24"/>
+          <w:shd w:val="clear" w:color="auto" w:fill="C0C0C0"/>
+          <w:lang w:val="zh-CN" w:eastAsia="zh-CN" w:bidi="zh-CN"/>
+        </w:rPr>
+      </w:pPr>
+      <w:r>
+        <w:rPr>
+          <w:rFonts w:hint="eastAsia" w:ascii="宋体" w:hAnsi="宋体" w:eastAsia="宋体"/>
+          <w:color w:val="000000"/>
+          <w:sz w:val="24"/>
+          <w:szCs w:val="24"/>
+          <w:shd w:val="clear" w:color="auto" w:fill="C0C0C0"/>
+          <w:lang w:val="zh-CN" w:eastAsia="zh-CN" w:bidi="zh-CN"/>
+        </w:rPr>
+        <w:t xml:space="preserve">     西医诊断： 1、混合痔</w:t>
+      </w:r>
+    </w:p>
+    <w:p>
+      <w:pPr>
+        <w:tabs>
+          <w:tab w:val="left" w:pos="420"/>
+          <w:tab w:val="left" w:pos="840"/>
+          <w:tab w:val="left" w:pos="1260"/>
+          <w:tab w:val="left" w:pos="1680"/>
+          <w:tab w:val="left" w:pos="2100"/>
+          <w:tab w:val="left" w:pos="2520"/>
+          <w:tab w:val="left" w:pos="2940"/>
+          <w:tab w:val="left" w:pos="3360"/>
+          <w:tab w:val="left" w:pos="3780"/>
+          <w:tab w:val="left" w:pos="4200"/>
+          <w:tab w:val="left" w:pos="4620"/>
+          <w:tab w:val="left" w:pos="5040"/>
+          <w:tab w:val="left" w:pos="5460"/>
+          <w:tab w:val="left" w:pos="5880"/>
+        </w:tabs>
+        <w:spacing w:beforeLines="0" w:afterLines="0" w:line="360" w:lineRule="auto"/>
+        <w:rPr>
+          <w:rFonts w:hint="eastAsia" w:ascii="宋体" w:eastAsia="宋体"/>
+          <w:color w:val="000000"/>
+          <w:sz w:val="24"/>
+          <w:szCs w:val="24"/>
+          <w:lang w:val="zh-CN" w:eastAsia="zh-CN" w:bidi="zh-CN"/>
+        </w:rPr>
+      </w:pPr>
+      <w:r>
+        <w:rPr>
+          <w:rFonts w:hint="eastAsia" w:ascii="宋体" w:hAnsi="宋体" w:eastAsia="宋体"/>
+          <w:color w:val="000000"/>
+          <w:sz w:val="24"/>
+          <w:szCs w:val="24"/>
+          <w:shd w:val="clear" w:color="auto" w:fill="C0C0C0"/>
+          <w:lang w:val="zh-CN" w:eastAsia="zh-CN" w:bidi="zh-CN"/>
+        </w:rPr>
+        <w:t xml:space="preserve">                2、直肠黏膜松弛 </w:t>
+      </w:r>
+      <w:r>
+        <w:rPr>
+          <w:rFonts w:hint="eastAsia" w:ascii="宋体" w:eastAsia="宋体"/>
+          <w:color w:val="000000"/>
+          <w:sz w:val="24"/>
+          <w:szCs w:val="24"/>
+          <w:lang w:val="zh-CN" w:eastAsia="zh-CN" w:bidi="zh-CN"/>
+        </w:rPr>
+        <w:t xml:space="preserve"> </w:t>
+      </w:r>
+    </w:p>
+    <w:p>
+      <w:pPr>
+        <w:tabs>
+          <w:tab w:val="left" w:pos="420"/>
+          <w:tab w:val="left" w:pos="840"/>
+          <w:tab w:val="left" w:pos="1260"/>
+          <w:tab w:val="left" w:pos="1680"/>
+          <w:tab w:val="left" w:pos="2100"/>
+          <w:tab w:val="left" w:pos="2520"/>
+          <w:tab w:val="left" w:pos="2940"/>
+          <w:tab w:val="left" w:pos="3360"/>
+          <w:tab w:val="left" w:pos="3780"/>
+          <w:tab w:val="left" w:pos="4200"/>
+          <w:tab w:val="left" w:pos="4620"/>
+          <w:tab w:val="left" w:pos="5040"/>
+          <w:tab w:val="left" w:pos="5460"/>
+          <w:tab w:val="left" w:pos="5880"/>
+        </w:tabs>
+        <w:spacing w:beforeLines="0" w:afterLines="0" w:line="360" w:lineRule="auto"/>
+        <w:rPr>
+          <w:rFonts w:hint="eastAsia" w:ascii="宋体" w:eastAsia="宋体"/>
+          <w:color w:val="000000"/>
+          <w:sz w:val="24"/>
+          <w:szCs w:val="24"/>
+          <w:lang w:val="zh-CN" w:eastAsia="zh-CN" w:bidi="zh-CN"/>
+        </w:rPr>
+      </w:pPr>
+      <w:r>
+        <w:rPr>
+          <w:rFonts w:hint="eastAsia" w:ascii="宋体" w:hAnsi="宋体" w:eastAsia="宋体"/>
+          <w:color w:val="000000"/>
+          <w:sz w:val="24"/>
+          <w:szCs w:val="24"/>
+          <w:lang w:val="zh-CN" w:eastAsia="zh-CN" w:bidi="zh-CN"/>
+        </w:rPr>
+        <w:t>诊治经过及结果（含手术日期名称及结果）：</w:t>
+      </w:r>
+      <w:r>
+        <w:rPr>
+          <w:rFonts w:hint="eastAsia" w:ascii="宋体" w:eastAsia="宋体"/>
+          <w:color w:val="000000"/>
+          <w:sz w:val="24"/>
+          <w:szCs w:val="24"/>
+          <w:shd w:val="clear" w:color="auto" w:fill="C0C0C0"/>
+          <w:lang w:val="zh-CN" w:eastAsia="zh-CN" w:bidi="zh-CN"/>
+        </w:rPr>
+        <w:t xml:space="preserve">  </w:t>
+      </w:r>
+      <w:r>
+        <w:rPr>
+          <w:rFonts w:hint="eastAsia" w:ascii="宋体" w:hAnsi="宋体" w:eastAsia="宋体"/>
+          <w:color w:val="000000"/>
+          <w:sz w:val="24"/>
+          <w:szCs w:val="24"/>
+          <w:shd w:val="clear" w:color="auto" w:fill="C0C0C0"/>
+          <w:lang w:val="zh-CN" w:eastAsia="zh-CN" w:bidi="zh-CN"/>
+        </w:rPr>
+        <w:t>患者入院后，积极完善相关检查，于入院次日行骶管内麻醉，麻醉成功后行“ 内镜下内痔套扎治疗+痔切除术+直肠粘膜悬吊术+肛周药物注射封闭治疗 ”，术后抗菌药物应用，局部红外线治疗、换药，中药口服方剂，及坐浴，穴位悬灸、熏洗治疗仪局部熏洗等、耳穴压豆</w:t>
       </w:r>
       <w:bookmarkStart w:id="0" w:name="_GoBack"/>
       <w:bookmarkEnd w:id="0"/>
@@ -7091,239 +7701,9 @@
           <w:shd w:val="clear" w:color="auto" w:fill="C0C0C0"/>
           <w:lang w:val="zh-CN" w:eastAsia="zh-CN" w:bidi="zh-CN"/>
         </w:rPr>
-        <w:t xml:space="preserve"> 副主任医师查房记录                                   今日查房，患者一般情况可，精神可、夜眠查，饮食一般，小便通畅，自行排便一次，诉便时肛门疼痛较前明显减轻，无便血及脱出；查看肛门少量非血性渗出，无红肿，创面平整，生长良好，指诊套扎部位已脱落。嘱忌食辛辣，增加膳食纤维，保持排便通畅，避免久蹲强努致出血；局部熏洗坐浴；局部红外线治疗、换药，局部熏洗坐浴、穴位悬灸等中医技术治疗，观察局部渗出情况，拟定于明日出院，如有异常及时告知医务人员。</w:t>
-      </w:r>
-    </w:p>
-    <w:p>
-      <w:pPr>
-        <w:tabs>
-          <w:tab w:val="left" w:pos="420"/>
-          <w:tab w:val="left" w:pos="840"/>
-          <w:tab w:val="left" w:pos="1260"/>
-          <w:tab w:val="left" w:pos="1680"/>
-          <w:tab w:val="left" w:pos="2100"/>
-          <w:tab w:val="left" w:pos="2520"/>
-          <w:tab w:val="left" w:pos="2940"/>
-          <w:tab w:val="left" w:pos="3360"/>
-          <w:tab w:val="left" w:pos="3780"/>
-          <w:tab w:val="left" w:pos="4200"/>
-          <w:tab w:val="left" w:pos="4620"/>
-          <w:tab w:val="left" w:pos="5040"/>
-          <w:tab w:val="left" w:pos="5460"/>
-          <w:tab w:val="left" w:pos="5880"/>
-        </w:tabs>
-        <w:spacing w:beforeLines="0" w:afterLines="0" w:line="360" w:lineRule="auto"/>
-        <w:jc w:val="left"/>
-        <w:rPr>
-          <w:rFonts w:hint="eastAsia" w:ascii="宋体" w:hAnsi="宋体" w:eastAsia="宋体"/>
-          <w:color w:val="000000"/>
-          <w:sz w:val="24"/>
-          <w:szCs w:val="24"/>
-          <w:shd w:val="clear" w:color="auto" w:fill="C0C0C0"/>
-          <w:lang w:val="zh-CN" w:eastAsia="zh-CN" w:bidi="zh-CN"/>
-        </w:rPr>
-      </w:pPr>
-    </w:p>
-    <w:p>
-      <w:pPr>
-        <w:tabs>
-          <w:tab w:val="left" w:pos="420"/>
-          <w:tab w:val="left" w:pos="840"/>
-          <w:tab w:val="left" w:pos="1260"/>
-          <w:tab w:val="left" w:pos="1680"/>
-          <w:tab w:val="left" w:pos="2100"/>
-          <w:tab w:val="left" w:pos="2520"/>
-          <w:tab w:val="left" w:pos="2940"/>
-          <w:tab w:val="left" w:pos="3360"/>
-          <w:tab w:val="left" w:pos="3780"/>
-          <w:tab w:val="left" w:pos="4200"/>
-          <w:tab w:val="left" w:pos="4620"/>
-          <w:tab w:val="left" w:pos="5040"/>
-          <w:tab w:val="left" w:pos="5460"/>
-          <w:tab w:val="left" w:pos="5880"/>
-        </w:tabs>
-        <w:spacing w:beforeLines="0" w:afterLines="0" w:line="360" w:lineRule="auto"/>
-        <w:jc w:val="left"/>
-        <w:rPr>
-          <w:rFonts w:hint="eastAsia" w:ascii="宋体" w:hAnsi="宋体" w:eastAsia="宋体"/>
-          <w:color w:val="000000"/>
-          <w:sz w:val="24"/>
-          <w:szCs w:val="24"/>
-          <w:shd w:val="clear" w:color="auto" w:fill="C0C0C0"/>
-          <w:lang w:val="zh-CN" w:eastAsia="zh-CN" w:bidi="zh-CN"/>
-        </w:rPr>
-      </w:pPr>
-      <w:r>
-        <w:rPr>
-          <w:rFonts w:hint="eastAsia" w:ascii="宋体" w:hAnsi="宋体" w:eastAsia="宋体"/>
-          <w:color w:val="000000"/>
-          <w:sz w:val="24"/>
-          <w:szCs w:val="24"/>
-          <w:shd w:val="clear" w:color="auto" w:fill="C0C0C0"/>
-          <w:lang w:val="zh-CN" w:eastAsia="zh-CN" w:bidi="zh-CN"/>
-        </w:rPr>
-        <w:t xml:space="preserve">                                                        医师签字：  </w:t>
-      </w:r>
-    </w:p>
-    <w:p>
-      <w:pPr>
-        <w:tabs>
-          <w:tab w:val="left" w:pos="420"/>
-          <w:tab w:val="left" w:pos="840"/>
-          <w:tab w:val="left" w:pos="1260"/>
-          <w:tab w:val="left" w:pos="1680"/>
-          <w:tab w:val="left" w:pos="2100"/>
-          <w:tab w:val="left" w:pos="2520"/>
-          <w:tab w:val="left" w:pos="2940"/>
-          <w:tab w:val="left" w:pos="3360"/>
-          <w:tab w:val="left" w:pos="3780"/>
-          <w:tab w:val="left" w:pos="4200"/>
-          <w:tab w:val="left" w:pos="4620"/>
-          <w:tab w:val="left" w:pos="5040"/>
-          <w:tab w:val="left" w:pos="5460"/>
-          <w:tab w:val="left" w:pos="5880"/>
-        </w:tabs>
-        <w:spacing w:beforeLines="0" w:afterLines="0" w:line="360" w:lineRule="auto"/>
-        <w:jc w:val="left"/>
-        <w:rPr>
-          <w:rFonts w:hint="eastAsia" w:ascii="宋体" w:hAnsi="宋体" w:eastAsia="宋体"/>
-          <w:color w:val="000000"/>
-          <w:sz w:val="24"/>
-          <w:szCs w:val="24"/>
-          <w:shd w:val="clear" w:color="auto" w:fill="C0C0C0"/>
-          <w:lang w:val="zh-CN" w:eastAsia="zh-CN" w:bidi="zh-CN"/>
-        </w:rPr>
-      </w:pPr>
-      <w:r>
-        <w:rPr>
-          <w:rFonts w:hint="eastAsia" w:ascii="宋体" w:hAnsi="宋体" w:eastAsia="宋体"/>
-          <w:color w:val="000000"/>
-          <w:sz w:val="24"/>
-          <w:szCs w:val="24"/>
-          <w:shd w:val="clear" w:color="auto" w:fill="C0C0C0"/>
-          <w:lang w:val="zh-CN" w:eastAsia="zh-CN" w:bidi="zh-CN"/>
-        </w:rPr>
-        <w:t xml:space="preserve">2025-03-10   10:30         </w:t>
-      </w:r>
-    </w:p>
-    <w:p>
-      <w:pPr>
-        <w:tabs>
-          <w:tab w:val="left" w:pos="420"/>
-          <w:tab w:val="left" w:pos="840"/>
-          <w:tab w:val="left" w:pos="1260"/>
-          <w:tab w:val="left" w:pos="1680"/>
-          <w:tab w:val="left" w:pos="2100"/>
-          <w:tab w:val="left" w:pos="2520"/>
-          <w:tab w:val="left" w:pos="2940"/>
-          <w:tab w:val="left" w:pos="3360"/>
-          <w:tab w:val="left" w:pos="3780"/>
-          <w:tab w:val="left" w:pos="4200"/>
-          <w:tab w:val="left" w:pos="4620"/>
-          <w:tab w:val="left" w:pos="5040"/>
-          <w:tab w:val="left" w:pos="5460"/>
-          <w:tab w:val="left" w:pos="5880"/>
-        </w:tabs>
-        <w:spacing w:beforeLines="0" w:afterLines="0" w:line="360" w:lineRule="auto"/>
-        <w:jc w:val="left"/>
-        <w:rPr>
-          <w:rFonts w:hint="eastAsia" w:ascii="宋体" w:hAnsi="宋体" w:eastAsia="宋体"/>
-          <w:color w:val="000000"/>
-          <w:sz w:val="24"/>
-          <w:szCs w:val="24"/>
-          <w:shd w:val="clear" w:color="auto" w:fill="C0C0C0"/>
-          <w:lang w:val="zh-CN" w:eastAsia="zh-CN" w:bidi="zh-CN"/>
-        </w:rPr>
-      </w:pPr>
-      <w:r>
-        <w:rPr>
-          <w:rFonts w:hint="eastAsia" w:ascii="宋体" w:hAnsi="宋体" w:eastAsia="宋体"/>
-          <w:color w:val="000000"/>
-          <w:sz w:val="24"/>
-          <w:szCs w:val="24"/>
-          <w:shd w:val="clear" w:color="auto" w:fill="C0C0C0"/>
-          <w:lang w:val="zh-CN" w:eastAsia="zh-CN" w:bidi="zh-CN"/>
-        </w:rPr>
-        <w:t xml:space="preserve">    今日查房，患者一般情况可，大、小便正常，诉肛门无明显不适，自述感觉良好，查看肛门无红肿，创面生长良好，少量非血性分泌物，向其讲解提前出院后注意事项后予以办理。嘱其出院后合理饮食，保持大便通畅，避免剧烈运动、久坐久蹲,一周后复查，不适随诊。</w:t>
-      </w:r>
-    </w:p>
-    <w:p>
-      <w:pPr>
-        <w:rPr>
-          <w:rFonts w:hint="eastAsia" w:ascii="宋体" w:hAnsi="宋体" w:eastAsia="宋体"/>
-          <w:color w:val="000000"/>
-          <w:sz w:val="24"/>
-          <w:szCs w:val="24"/>
-          <w:shd w:val="clear" w:color="auto" w:fill="C0C0C0"/>
-          <w:lang w:val="en-US" w:eastAsia="zh-CN" w:bidi="zh-CN"/>
-        </w:rPr>
-      </w:pPr>
-      <w:r>
-        <w:rPr>
-          <w:rFonts w:hint="eastAsia" w:ascii="宋体" w:hAnsi="宋体" w:eastAsia="宋体"/>
-          <w:color w:val="000000"/>
-          <w:sz w:val="24"/>
-          <w:szCs w:val="24"/>
-          <w:shd w:val="clear" w:color="auto" w:fill="C0C0C0"/>
-          <w:lang w:val="zh-CN" w:eastAsia="zh-CN" w:bidi="zh-CN"/>
-        </w:rPr>
-        <w:t xml:space="preserve">                                                        医师签字：   </w:t>
-      </w:r>
-    </w:p>
-    <w:p>
-      <w:pPr>
-        <w:rPr>
-          <w:rFonts w:hint="eastAsia" w:ascii="宋体" w:hAnsi="宋体" w:eastAsia="宋体"/>
-          <w:color w:val="000000"/>
-          <w:sz w:val="24"/>
-          <w:szCs w:val="24"/>
-          <w:shd w:val="clear" w:color="auto" w:fill="C0C0C0"/>
-          <w:lang w:val="en-US" w:eastAsia="zh-CN" w:bidi="zh-CN"/>
-        </w:rPr>
-      </w:pPr>
-    </w:p>
-    <w:p>
-      <w:pPr>
-        <w:rPr>
-          <w:rFonts w:hint="eastAsia" w:ascii="宋体" w:hAnsi="宋体" w:eastAsia="宋体"/>
-          <w:color w:val="000000"/>
-          <w:sz w:val="24"/>
-          <w:szCs w:val="24"/>
-          <w:shd w:val="clear" w:color="auto" w:fill="C0C0C0"/>
-          <w:lang w:val="en-US" w:eastAsia="zh-CN" w:bidi="zh-CN"/>
-        </w:rPr>
-      </w:pPr>
-      <w:r>
-        <w:rPr>
-          <w:rFonts w:hint="eastAsia" w:ascii="宋体" w:hAnsi="宋体" w:eastAsia="宋体"/>
-          <w:color w:val="000000"/>
-          <w:sz w:val="24"/>
-          <w:szCs w:val="24"/>
-          <w:shd w:val="clear" w:color="auto" w:fill="C0C0C0"/>
-          <w:lang w:val="en-US" w:eastAsia="zh-CN" w:bidi="zh-CN"/>
-        </w:rPr>
-        <w:t>出院记录</w:t>
-      </w:r>
-    </w:p>
-    <w:p>
-      <w:pPr>
-        <w:tabs>
-          <w:tab w:val="left" w:pos="420"/>
-          <w:tab w:val="left" w:pos="840"/>
-          <w:tab w:val="left" w:pos="1260"/>
-          <w:tab w:val="left" w:pos="1680"/>
-          <w:tab w:val="left" w:pos="2100"/>
-          <w:tab w:val="left" w:pos="2520"/>
-          <w:tab w:val="left" w:pos="2940"/>
-          <w:tab w:val="left" w:pos="3360"/>
-          <w:tab w:val="left" w:pos="3780"/>
-          <w:tab w:val="left" w:pos="4200"/>
-          <w:tab w:val="left" w:pos="4620"/>
-          <w:tab w:val="left" w:pos="5040"/>
-          <w:tab w:val="left" w:pos="5460"/>
-          <w:tab w:val="left" w:pos="5880"/>
-        </w:tabs>
-        <w:spacing w:beforeLines="0" w:afterLines="0" w:line="360" w:lineRule="auto"/>
+        <w:t xml:space="preserve">中医特色治疗，恢复良好。         </w:t>
+      </w:r>
+      <w:r>
         <w:rPr>
           <w:rFonts w:hint="eastAsia" w:ascii="宋体" w:eastAsia="宋体"/>
           <w:color w:val="000000"/>
@@ -7331,39 +7711,78 @@
           <w:szCs w:val="24"/>
           <w:lang w:val="zh-CN" w:eastAsia="zh-CN" w:bidi="zh-CN"/>
         </w:rPr>
-      </w:pPr>
-      <w:r>
-        <w:rPr>
-          <w:rFonts w:hint="eastAsia" w:ascii="宋体" w:hAnsi="宋体" w:eastAsia="宋体"/>
-          <w:color w:val="000000"/>
-          <w:sz w:val="24"/>
-          <w:szCs w:val="24"/>
-          <w:lang w:val="zh-CN" w:eastAsia="zh-CN" w:bidi="zh-CN"/>
-        </w:rPr>
-        <w:t>入院情况：</w:t>
-      </w:r>
-      <w:r>
+        <w:t xml:space="preserve"> </w:t>
+      </w:r>
+    </w:p>
+    <w:p>
+      <w:pPr>
+        <w:tabs>
+          <w:tab w:val="left" w:pos="420"/>
+          <w:tab w:val="left" w:pos="840"/>
+          <w:tab w:val="left" w:pos="1260"/>
+          <w:tab w:val="left" w:pos="1680"/>
+          <w:tab w:val="left" w:pos="2100"/>
+          <w:tab w:val="left" w:pos="2520"/>
+          <w:tab w:val="left" w:pos="2940"/>
+          <w:tab w:val="left" w:pos="3360"/>
+          <w:tab w:val="left" w:pos="3780"/>
+          <w:tab w:val="left" w:pos="4200"/>
+          <w:tab w:val="left" w:pos="4620"/>
+          <w:tab w:val="left" w:pos="5040"/>
+          <w:tab w:val="left" w:pos="5460"/>
+          <w:tab w:val="left" w:pos="5880"/>
+        </w:tabs>
+        <w:spacing w:beforeLines="0" w:afterLines="0" w:line="360" w:lineRule="auto"/>
         <w:rPr>
           <w:rFonts w:hint="eastAsia" w:ascii="宋体" w:eastAsia="宋体"/>
           <w:color w:val="000000"/>
           <w:sz w:val="24"/>
           <w:szCs w:val="24"/>
-          <w:shd w:val="clear" w:color="auto" w:fill="C0C0C0"/>
+          <w:lang w:val="zh-CN" w:eastAsia="zh-CN" w:bidi="zh-CN"/>
+        </w:rPr>
+      </w:pPr>
+      <w:r>
+        <w:rPr>
+          <w:rFonts w:hint="eastAsia" w:ascii="宋体" w:hAnsi="宋体" w:eastAsia="宋体"/>
+          <w:color w:val="000000"/>
+          <w:sz w:val="24"/>
+          <w:szCs w:val="24"/>
+          <w:lang w:val="zh-CN" w:eastAsia="zh-CN" w:bidi="zh-CN"/>
+        </w:rPr>
+        <w:t>出院诊断：</w:t>
+      </w:r>
+      <w:r>
+        <w:rPr>
+          <w:rFonts w:hint="eastAsia" w:ascii="宋体" w:eastAsia="宋体"/>
+          <w:color w:val="000000"/>
+          <w:sz w:val="24"/>
+          <w:szCs w:val="24"/>
+          <w:shd w:val="clear" w:color="auto" w:fill="C0C0C0"/>
+          <w:lang w:val="zh-CN" w:eastAsia="zh-CN" w:bidi="zh-CN"/>
+        </w:rPr>
+        <w:t xml:space="preserve">  </w:t>
+      </w:r>
+      <w:r>
+        <w:rPr>
+          <w:rFonts w:hint="eastAsia" w:ascii="宋体" w:hAnsi="宋体" w:eastAsia="宋体"/>
+          <w:color w:val="000000"/>
+          <w:sz w:val="24"/>
+          <w:szCs w:val="24"/>
+          <w:shd w:val="clear" w:color="auto" w:fill="C0C0C0"/>
+          <w:lang w:val="zh-CN" w:eastAsia="zh-CN" w:bidi="zh-CN"/>
+        </w:rPr>
+        <w:t xml:space="preserve">同入院诊断 </w:t>
+      </w:r>
+      <w:r>
+        <w:rPr>
+          <w:rFonts w:hint="eastAsia" w:ascii="宋体" w:eastAsia="宋体"/>
+          <w:color w:val="000000"/>
+          <w:sz w:val="24"/>
+          <w:szCs w:val="24"/>
           <w:lang w:val="zh-CN" w:eastAsia="zh-CN" w:bidi="zh-CN"/>
         </w:rPr>
         <w:t xml:space="preserve"> </w:t>
       </w:r>
-      <w:r>
-        <w:rPr>
-          <w:rFonts w:hint="eastAsia" w:ascii="宋体" w:hAnsi="宋体" w:eastAsia="宋体"/>
-          <w:color w:val="000000"/>
-          <w:sz w:val="24"/>
-          <w:szCs w:val="24"/>
-          <w:shd w:val="clear" w:color="auto" w:fill="C0C0C0"/>
-          <w:lang w:val="zh-CN" w:eastAsia="zh-CN" w:bidi="zh-CN"/>
-        </w:rPr>
-        <w:t>症见：便血，滴下状，色鲜红，无痛，便后即止，数天后自行好转，间断发作，进行性加重，伴便时肿物脱出，初起可自行回纳，进行性加重，局部用药无效。属中医“混合痔”的范畴。患者脏腑多虚，肝失疏泄，气机郁滞，脾失健运，脏腑功能失调，气血瘀滞不行，阻于魄门，结而不散，筋脉横解而生痔，故发本病。结合口干、舌淡紫、无苔，舌中裂纹，脉弦数。专科检查示肛门赘皮环状增生，截石位4-5、7、11-1点明显，屏气用腹压可见其缓慢增大，色青紫，质柔软，镜检示直肠黏膜松弛、层叠状，阻塞视野，4、7、11点内痔粘膜隆起糜烂，退镜时4、11点粘膜可脱出肛外。。</w:t>
-      </w:r>
     </w:p>
     <w:p>
       <w:pPr>
@@ -7389,49 +7808,112 @@
           <w:color w:val="000000"/>
           <w:sz w:val="24"/>
           <w:szCs w:val="24"/>
-          <w:shd w:val="clear" w:color="auto" w:fill="C0C0C0"/>
-          <w:lang w:val="zh-CN" w:eastAsia="zh-CN" w:bidi="zh-CN"/>
-        </w:rPr>
-      </w:pPr>
-      <w:r>
-        <w:rPr>
-          <w:rFonts w:hint="eastAsia" w:ascii="宋体" w:hAnsi="宋体" w:eastAsia="宋体"/>
-          <w:color w:val="000000"/>
-          <w:sz w:val="24"/>
-          <w:szCs w:val="24"/>
-          <w:lang w:val="zh-CN" w:eastAsia="zh-CN" w:bidi="zh-CN"/>
-        </w:rPr>
-        <w:t>入院诊断：</w:t>
-      </w:r>
-    </w:p>
-    <w:p>
-      <w:pPr>
-        <w:tabs>
-          <w:tab w:val="left" w:pos="420"/>
-          <w:tab w:val="left" w:pos="840"/>
-          <w:tab w:val="left" w:pos="1260"/>
-          <w:tab w:val="left" w:pos="1680"/>
-          <w:tab w:val="left" w:pos="2100"/>
-          <w:tab w:val="left" w:pos="2520"/>
-          <w:tab w:val="left" w:pos="2940"/>
-          <w:tab w:val="left" w:pos="3360"/>
-          <w:tab w:val="left" w:pos="3780"/>
-          <w:tab w:val="left" w:pos="4200"/>
-          <w:tab w:val="left" w:pos="4620"/>
-          <w:tab w:val="left" w:pos="5040"/>
-          <w:tab w:val="left" w:pos="5460"/>
-          <w:tab w:val="left" w:pos="5880"/>
-        </w:tabs>
-        <w:spacing w:beforeLines="0" w:afterLines="0" w:line="360" w:lineRule="auto"/>
-        <w:rPr>
-          <w:rFonts w:hint="eastAsia" w:ascii="宋体" w:hAnsi="宋体" w:eastAsia="宋体"/>
-          <w:color w:val="000000"/>
-          <w:sz w:val="24"/>
-          <w:szCs w:val="24"/>
-          <w:shd w:val="clear" w:color="auto" w:fill="C0C0C0"/>
-          <w:lang w:val="zh-CN" w:eastAsia="zh-CN" w:bidi="zh-CN"/>
-        </w:rPr>
-      </w:pPr>
+          <w:lang w:val="zh-CN" w:eastAsia="zh-CN" w:bidi="zh-CN"/>
+        </w:rPr>
+      </w:pPr>
+      <w:r>
+        <w:rPr>
+          <w:rFonts w:hint="default" w:ascii="Arial"/>
+          <w:color w:val="000000"/>
+          <w:sz w:val="24"/>
+          <w:szCs w:val="24"/>
+          <w:lang w:val="zh-CN" w:eastAsia="zh-CN" w:bidi="zh-CN"/>
+        </w:rPr>
+        <w:t>出院情况（含治疗效果）：</w:t>
+      </w:r>
+      <w:r>
+        <w:rPr>
+          <w:rFonts w:hint="default" w:ascii="Arial"/>
+          <w:color w:val="000000"/>
+          <w:sz w:val="24"/>
+          <w:szCs w:val="24"/>
+          <w:shd w:val="clear" w:color="auto" w:fill="C0C0C0"/>
+          <w:lang w:val="zh-CN" w:eastAsia="zh-CN" w:bidi="zh-CN"/>
+        </w:rPr>
+        <w:t xml:space="preserve">  排便通畅，无便血</w:t>
+      </w:r>
+      <w:r>
+        <w:rPr>
+          <w:rFonts w:hint="eastAsia" w:ascii="宋体" w:hAnsi="宋体" w:eastAsia="宋体"/>
+          <w:color w:val="000000"/>
+          <w:sz w:val="24"/>
+          <w:szCs w:val="24"/>
+          <w:shd w:val="clear" w:color="auto" w:fill="C0C0C0"/>
+          <w:lang w:val="zh-CN" w:eastAsia="zh-CN" w:bidi="zh-CN"/>
+        </w:rPr>
+        <w:t>及脱出，无明显疼痛感。</w:t>
+      </w:r>
+      <w:r>
+        <w:rPr>
+          <w:rFonts w:hint="default" w:ascii="Arial"/>
+          <w:color w:val="000000"/>
+          <w:sz w:val="24"/>
+          <w:szCs w:val="24"/>
+          <w:shd w:val="clear" w:color="auto" w:fill="C0C0C0"/>
+          <w:lang w:val="zh-CN" w:eastAsia="zh-CN" w:bidi="zh-CN"/>
+        </w:rPr>
+        <w:t xml:space="preserve">      </w:t>
+      </w:r>
+      <w:r>
+        <w:rPr>
+          <w:rFonts w:hint="default" w:ascii="Arial"/>
+          <w:color w:val="000000"/>
+          <w:sz w:val="24"/>
+          <w:szCs w:val="24"/>
+          <w:lang w:val="zh-CN" w:eastAsia="zh-CN" w:bidi="zh-CN"/>
+        </w:rPr>
+        <w:t xml:space="preserve">  </w:t>
+      </w:r>
+    </w:p>
+    <w:p>
+      <w:pPr>
+        <w:tabs>
+          <w:tab w:val="left" w:pos="420"/>
+          <w:tab w:val="left" w:pos="840"/>
+          <w:tab w:val="left" w:pos="1260"/>
+          <w:tab w:val="left" w:pos="1680"/>
+          <w:tab w:val="left" w:pos="2100"/>
+          <w:tab w:val="left" w:pos="2520"/>
+          <w:tab w:val="left" w:pos="2940"/>
+          <w:tab w:val="left" w:pos="3360"/>
+          <w:tab w:val="left" w:pos="3780"/>
+          <w:tab w:val="left" w:pos="4200"/>
+          <w:tab w:val="left" w:pos="4620"/>
+          <w:tab w:val="left" w:pos="5040"/>
+          <w:tab w:val="left" w:pos="5460"/>
+          <w:tab w:val="left" w:pos="5880"/>
+        </w:tabs>
+        <w:spacing w:beforeLines="0" w:afterLines="0" w:line="360" w:lineRule="auto"/>
+        <w:rPr>
+          <w:rFonts w:hint="eastAsia" w:ascii="宋体" w:hAnsi="宋体" w:eastAsia="宋体"/>
+          <w:color w:val="000000"/>
+          <w:sz w:val="24"/>
+          <w:szCs w:val="24"/>
+          <w:shd w:val="clear" w:color="auto" w:fill="C0C0C0"/>
+          <w:lang w:val="zh-CN" w:eastAsia="zh-CN" w:bidi="zh-CN"/>
+        </w:rPr>
+      </w:pPr>
+      <w:r>
+        <w:rPr>
+          <w:rFonts w:hint="default" w:ascii="Arial"/>
+          <w:color w:val="000000"/>
+          <w:sz w:val="24"/>
+          <w:szCs w:val="24"/>
+          <w:lang w:val="zh-CN" w:eastAsia="zh-CN" w:bidi="zh-CN"/>
+        </w:rPr>
+        <w:t>出院医嘱：</w:t>
+      </w:r>
+      <w:r>
+        <w:rPr>
+          <w:rFonts w:hint="default" w:ascii="Arial"/>
+          <w:color w:val="000000"/>
+          <w:sz w:val="24"/>
+          <w:szCs w:val="24"/>
+          <w:shd w:val="clear" w:color="auto" w:fill="C0C0C0"/>
+          <w:lang w:val="zh-CN" w:eastAsia="zh-CN" w:bidi="zh-CN"/>
+        </w:rPr>
+        <w:t xml:space="preserve">  </w:t>
+      </w:r>
       <w:r>
         <w:rPr>
           <w:rFonts w:hint="eastAsia" w:ascii="宋体" w:eastAsia="宋体"/>
@@ -7441,58 +7923,178 @@
           <w:shd w:val="clear" w:color="auto" w:fill="C0C0C0"/>
           <w:lang w:val="zh-CN" w:eastAsia="zh-CN" w:bidi="zh-CN"/>
         </w:rPr>
-        <w:t xml:space="preserve">     </w:t>
-      </w:r>
-      <w:r>
-        <w:rPr>
-          <w:rFonts w:hint="eastAsia" w:ascii="宋体" w:hAnsi="宋体" w:eastAsia="宋体"/>
-          <w:color w:val="000000"/>
-          <w:sz w:val="24"/>
-          <w:szCs w:val="24"/>
-          <w:shd w:val="clear" w:color="auto" w:fill="C0C0C0"/>
-          <w:lang w:val="zh-CN" w:eastAsia="zh-CN" w:bidi="zh-CN"/>
-        </w:rPr>
-        <w:t>中医诊断：痔病（肝胃不和  气阴两虚）</w:t>
-      </w:r>
-    </w:p>
-    <w:p>
-      <w:pPr>
-        <w:tabs>
-          <w:tab w:val="left" w:pos="420"/>
-          <w:tab w:val="left" w:pos="840"/>
-          <w:tab w:val="left" w:pos="1260"/>
-          <w:tab w:val="left" w:pos="1680"/>
-          <w:tab w:val="left" w:pos="2100"/>
-          <w:tab w:val="left" w:pos="2520"/>
-          <w:tab w:val="left" w:pos="2940"/>
-          <w:tab w:val="left" w:pos="3360"/>
-          <w:tab w:val="left" w:pos="3780"/>
-          <w:tab w:val="left" w:pos="4200"/>
-          <w:tab w:val="left" w:pos="4620"/>
-          <w:tab w:val="left" w:pos="5040"/>
-          <w:tab w:val="left" w:pos="5460"/>
-          <w:tab w:val="left" w:pos="5880"/>
-        </w:tabs>
-        <w:spacing w:beforeLines="0" w:afterLines="0" w:line="360" w:lineRule="auto"/>
-        <w:rPr>
-          <w:rFonts w:hint="eastAsia" w:ascii="宋体" w:hAnsi="宋体" w:eastAsia="宋体"/>
-          <w:color w:val="000000"/>
-          <w:sz w:val="24"/>
-          <w:szCs w:val="24"/>
-          <w:shd w:val="clear" w:color="auto" w:fill="C0C0C0"/>
-          <w:lang w:val="zh-CN" w:eastAsia="zh-CN" w:bidi="zh-CN"/>
-        </w:rPr>
-      </w:pPr>
-      <w:r>
-        <w:rPr>
-          <w:rFonts w:hint="eastAsia" w:ascii="宋体" w:hAnsi="宋体" w:eastAsia="宋体"/>
-          <w:color w:val="000000"/>
-          <w:sz w:val="24"/>
-          <w:szCs w:val="24"/>
-          <w:shd w:val="clear" w:color="auto" w:fill="C0C0C0"/>
-          <w:lang w:val="zh-CN" w:eastAsia="zh-CN" w:bidi="zh-CN"/>
-        </w:rPr>
-        <w:t xml:space="preserve">     西医诊断： 1、混合痔</w:t>
+        <w:t>1</w:t>
+      </w:r>
+      <w:r>
+        <w:rPr>
+          <w:rFonts w:hint="eastAsia" w:ascii="宋体" w:hAnsi="宋体" w:eastAsia="宋体"/>
+          <w:color w:val="000000"/>
+          <w:sz w:val="24"/>
+          <w:szCs w:val="24"/>
+          <w:shd w:val="clear" w:color="auto" w:fill="C0C0C0"/>
+          <w:lang w:val="zh-CN" w:eastAsia="zh-CN" w:bidi="zh-CN"/>
+        </w:rPr>
+        <w:t>、饮食：清淡易消化，忌辛辣、酒、燥热、油炸之品；多食蔬菜水果，多饮水，保持大便通畅。</w:t>
+      </w:r>
+    </w:p>
+    <w:p>
+      <w:pPr>
+        <w:tabs>
+          <w:tab w:val="left" w:pos="420"/>
+          <w:tab w:val="left" w:pos="840"/>
+          <w:tab w:val="left" w:pos="1260"/>
+          <w:tab w:val="left" w:pos="1680"/>
+          <w:tab w:val="left" w:pos="2100"/>
+          <w:tab w:val="left" w:pos="2520"/>
+          <w:tab w:val="left" w:pos="2940"/>
+          <w:tab w:val="left" w:pos="3360"/>
+          <w:tab w:val="left" w:pos="3780"/>
+          <w:tab w:val="left" w:pos="4200"/>
+          <w:tab w:val="left" w:pos="4620"/>
+          <w:tab w:val="left" w:pos="5040"/>
+          <w:tab w:val="left" w:pos="5460"/>
+          <w:tab w:val="left" w:pos="5880"/>
+        </w:tabs>
+        <w:spacing w:beforeLines="0" w:afterLines="0" w:line="360" w:lineRule="auto"/>
+        <w:rPr>
+          <w:rFonts w:hint="eastAsia" w:ascii="宋体" w:hAnsi="宋体" w:eastAsia="宋体"/>
+          <w:color w:val="000000"/>
+          <w:sz w:val="24"/>
+          <w:szCs w:val="24"/>
+          <w:shd w:val="clear" w:color="auto" w:fill="C0C0C0"/>
+          <w:lang w:val="zh-CN" w:eastAsia="zh-CN" w:bidi="zh-CN"/>
+        </w:rPr>
+      </w:pPr>
+      <w:r>
+        <w:rPr>
+          <w:rFonts w:hint="eastAsia" w:ascii="宋体" w:hAnsi="宋体" w:eastAsia="宋体"/>
+          <w:color w:val="000000"/>
+          <w:sz w:val="24"/>
+          <w:szCs w:val="24"/>
+          <w:shd w:val="clear" w:color="auto" w:fill="C0C0C0"/>
+          <w:lang w:val="zh-CN" w:eastAsia="zh-CN" w:bidi="zh-CN"/>
+        </w:rPr>
+        <w:t>2、排便：避免便秘、腹泻，避免久坐久蹲、用力排便。</w:t>
+      </w:r>
+    </w:p>
+    <w:p>
+      <w:pPr>
+        <w:tabs>
+          <w:tab w:val="left" w:pos="420"/>
+          <w:tab w:val="left" w:pos="840"/>
+          <w:tab w:val="left" w:pos="1260"/>
+          <w:tab w:val="left" w:pos="1680"/>
+          <w:tab w:val="left" w:pos="2100"/>
+          <w:tab w:val="left" w:pos="2520"/>
+          <w:tab w:val="left" w:pos="2940"/>
+          <w:tab w:val="left" w:pos="3360"/>
+          <w:tab w:val="left" w:pos="3780"/>
+          <w:tab w:val="left" w:pos="4200"/>
+          <w:tab w:val="left" w:pos="4620"/>
+          <w:tab w:val="left" w:pos="5040"/>
+          <w:tab w:val="left" w:pos="5460"/>
+          <w:tab w:val="left" w:pos="5880"/>
+        </w:tabs>
+        <w:spacing w:beforeLines="0" w:afterLines="0" w:line="360" w:lineRule="auto"/>
+        <w:rPr>
+          <w:rFonts w:hint="eastAsia" w:ascii="宋体" w:hAnsi="宋体" w:eastAsia="宋体"/>
+          <w:color w:val="000000"/>
+          <w:sz w:val="24"/>
+          <w:szCs w:val="24"/>
+          <w:shd w:val="clear" w:color="auto" w:fill="C0C0C0"/>
+          <w:lang w:val="zh-CN" w:eastAsia="zh-CN" w:bidi="zh-CN"/>
+        </w:rPr>
+      </w:pPr>
+      <w:r>
+        <w:rPr>
+          <w:rFonts w:hint="eastAsia" w:ascii="宋体" w:hAnsi="宋体" w:eastAsia="宋体"/>
+          <w:color w:val="000000"/>
+          <w:sz w:val="24"/>
+          <w:szCs w:val="24"/>
+          <w:shd w:val="clear" w:color="auto" w:fill="C0C0C0"/>
+          <w:lang w:val="zh-CN" w:eastAsia="zh-CN" w:bidi="zh-CN"/>
+        </w:rPr>
+        <w:t>3、生活：注意休息，避免劳累；每日坚持提肛锻炼。</w:t>
+      </w:r>
+    </w:p>
+    <w:p>
+      <w:pPr>
+        <w:tabs>
+          <w:tab w:val="left" w:pos="420"/>
+          <w:tab w:val="left" w:pos="840"/>
+          <w:tab w:val="left" w:pos="1260"/>
+          <w:tab w:val="left" w:pos="1680"/>
+          <w:tab w:val="left" w:pos="2100"/>
+          <w:tab w:val="left" w:pos="2520"/>
+          <w:tab w:val="left" w:pos="2940"/>
+          <w:tab w:val="left" w:pos="3360"/>
+          <w:tab w:val="left" w:pos="3780"/>
+          <w:tab w:val="left" w:pos="4200"/>
+          <w:tab w:val="left" w:pos="4620"/>
+          <w:tab w:val="left" w:pos="5040"/>
+          <w:tab w:val="left" w:pos="5460"/>
+          <w:tab w:val="left" w:pos="5880"/>
+        </w:tabs>
+        <w:spacing w:beforeLines="0" w:afterLines="0" w:line="360" w:lineRule="auto"/>
+        <w:rPr>
+          <w:rFonts w:hint="eastAsia" w:ascii="宋体" w:hAnsi="宋体" w:eastAsia="宋体"/>
+          <w:color w:val="000000"/>
+          <w:sz w:val="24"/>
+          <w:szCs w:val="24"/>
+          <w:shd w:val="clear" w:color="auto" w:fill="C0C0C0"/>
+          <w:lang w:val="zh-CN" w:eastAsia="zh-CN" w:bidi="zh-CN"/>
+        </w:rPr>
+      </w:pPr>
+      <w:r>
+        <w:rPr>
+          <w:rFonts w:hint="eastAsia" w:ascii="宋体" w:hAnsi="宋体" w:eastAsia="宋体"/>
+          <w:color w:val="000000"/>
+          <w:sz w:val="24"/>
+          <w:szCs w:val="24"/>
+          <w:shd w:val="clear" w:color="auto" w:fill="C0C0C0"/>
+          <w:lang w:val="zh-CN" w:eastAsia="zh-CN" w:bidi="zh-CN"/>
+        </w:rPr>
+        <w:t>4、用药：按医嘱服完剩余中药，继续熏洗坐浴至疗程结束。</w:t>
+      </w:r>
+    </w:p>
+    <w:p>
+      <w:pPr>
+        <w:tabs>
+          <w:tab w:val="left" w:pos="420"/>
+          <w:tab w:val="left" w:pos="840"/>
+          <w:tab w:val="left" w:pos="1260"/>
+          <w:tab w:val="left" w:pos="1680"/>
+          <w:tab w:val="left" w:pos="2100"/>
+          <w:tab w:val="left" w:pos="2520"/>
+          <w:tab w:val="left" w:pos="2940"/>
+          <w:tab w:val="left" w:pos="3360"/>
+          <w:tab w:val="left" w:pos="3780"/>
+          <w:tab w:val="left" w:pos="4200"/>
+          <w:tab w:val="left" w:pos="4620"/>
+          <w:tab w:val="left" w:pos="5040"/>
+          <w:tab w:val="left" w:pos="5460"/>
+          <w:tab w:val="left" w:pos="5880"/>
+        </w:tabs>
+        <w:spacing w:beforeLines="0" w:afterLines="0" w:line="360" w:lineRule="auto"/>
+        <w:rPr>
+          <w:rFonts w:hint="eastAsia" w:ascii="宋体" w:hAnsi="宋体" w:eastAsia="宋体"/>
+          <w:color w:val="000000"/>
+          <w:sz w:val="24"/>
+          <w:szCs w:val="24"/>
+          <w:shd w:val="clear" w:color="auto" w:fill="C0C0C0"/>
+          <w:lang w:val="zh-CN" w:eastAsia="zh-CN" w:bidi="zh-CN"/>
+        </w:rPr>
+      </w:pPr>
+      <w:r>
+        <w:rPr>
+          <w:rFonts w:hint="eastAsia" w:ascii="宋体" w:hAnsi="宋体" w:eastAsia="宋体"/>
+          <w:color w:val="000000"/>
+          <w:sz w:val="24"/>
+          <w:szCs w:val="24"/>
+          <w:shd w:val="clear" w:color="auto" w:fill="C0C0C0"/>
+          <w:lang w:val="zh-CN" w:eastAsia="zh-CN" w:bidi="zh-CN"/>
+        </w:rPr>
+        <w:t>5、局部护理：便后清洁，保持肛周干燥。</w:t>
       </w:r>
     </w:p>
     <w:p>
@@ -7519,21 +8121,243 @@
           <w:color w:val="000000"/>
           <w:sz w:val="24"/>
           <w:szCs w:val="24"/>
-          <w:lang w:val="zh-CN" w:eastAsia="zh-CN" w:bidi="zh-CN"/>
-        </w:rPr>
-      </w:pPr>
-      <w:r>
-        <w:rPr>
-          <w:rFonts w:hint="eastAsia" w:ascii="宋体" w:hAnsi="宋体" w:eastAsia="宋体"/>
-          <w:color w:val="000000"/>
-          <w:sz w:val="24"/>
-          <w:szCs w:val="24"/>
-          <w:shd w:val="clear" w:color="auto" w:fill="C0C0C0"/>
-          <w:lang w:val="zh-CN" w:eastAsia="zh-CN" w:bidi="zh-CN"/>
-        </w:rPr>
-        <w:t xml:space="preserve">                2、直肠黏膜松弛 </w:t>
-      </w:r>
-      <w:r>
+          <w:shd w:val="clear" w:color="auto" w:fill="C0C0C0"/>
+          <w:lang w:val="zh-CN" w:eastAsia="zh-CN" w:bidi="zh-CN"/>
+        </w:rPr>
+      </w:pPr>
+      <w:r>
+        <w:rPr>
+          <w:rFonts w:hint="eastAsia" w:ascii="宋体" w:hAnsi="宋体" w:eastAsia="宋体"/>
+          <w:color w:val="000000"/>
+          <w:sz w:val="24"/>
+          <w:szCs w:val="24"/>
+          <w:shd w:val="clear" w:color="auto" w:fill="C0C0C0"/>
+          <w:lang w:val="zh-CN" w:eastAsia="zh-CN" w:bidi="zh-CN"/>
+        </w:rPr>
+        <w:t>6、复诊：1 周后肛肠科门诊复查；如有便血增多、剧烈疼痛、发热、排尿困难等及时就诊。</w:t>
+      </w:r>
+      <w:r>
+        <w:rPr>
+          <w:rFonts w:hint="default" w:ascii="Arial"/>
+          <w:color w:val="000000"/>
+          <w:sz w:val="24"/>
+          <w:szCs w:val="24"/>
+          <w:shd w:val="clear" w:color="auto" w:fill="C0C0C0"/>
+          <w:lang w:val="zh-CN" w:eastAsia="zh-CN" w:bidi="zh-CN"/>
+        </w:rPr>
+        <w:t xml:space="preserve"> </w:t>
+      </w:r>
+    </w:p>
+    <w:p>
+      <w:pPr>
+        <w:tabs>
+          <w:tab w:val="left" w:pos="420"/>
+          <w:tab w:val="left" w:pos="840"/>
+          <w:tab w:val="left" w:pos="1260"/>
+          <w:tab w:val="left" w:pos="1680"/>
+          <w:tab w:val="left" w:pos="2100"/>
+          <w:tab w:val="left" w:pos="2520"/>
+          <w:tab w:val="left" w:pos="2940"/>
+          <w:tab w:val="left" w:pos="3360"/>
+          <w:tab w:val="left" w:pos="3780"/>
+          <w:tab w:val="left" w:pos="4200"/>
+          <w:tab w:val="left" w:pos="4620"/>
+          <w:tab w:val="left" w:pos="5040"/>
+          <w:tab w:val="left" w:pos="5460"/>
+          <w:tab w:val="left" w:pos="5880"/>
+        </w:tabs>
+        <w:spacing w:beforeLines="0" w:afterLines="0" w:line="360" w:lineRule="auto"/>
+        <w:rPr>
+          <w:rFonts w:hint="default" w:ascii="Arial"/>
+          <w:color w:val="000000"/>
+          <w:sz w:val="24"/>
+          <w:szCs w:val="24"/>
+          <w:shd w:val="clear" w:color="auto" w:fill="C0C0C0"/>
+          <w:lang w:val="zh-CN" w:eastAsia="zh-CN" w:bidi="zh-CN"/>
+        </w:rPr>
+      </w:pPr>
+      <w:r>
+        <w:rPr>
+          <w:rFonts w:hint="default" w:ascii="Arial"/>
+          <w:color w:val="000000"/>
+          <w:sz w:val="24"/>
+          <w:szCs w:val="24"/>
+          <w:shd w:val="clear" w:color="auto" w:fill="C0C0C0"/>
+          <w:lang w:val="zh-CN" w:eastAsia="zh-CN" w:bidi="zh-CN"/>
+        </w:rPr>
+        <w:t>中医调护：</w:t>
+      </w:r>
+    </w:p>
+    <w:p>
+      <w:pPr>
+        <w:tabs>
+          <w:tab w:val="left" w:pos="420"/>
+          <w:tab w:val="left" w:pos="840"/>
+          <w:tab w:val="left" w:pos="1260"/>
+          <w:tab w:val="left" w:pos="1680"/>
+          <w:tab w:val="left" w:pos="2100"/>
+          <w:tab w:val="left" w:pos="2520"/>
+          <w:tab w:val="left" w:pos="2940"/>
+          <w:tab w:val="left" w:pos="3360"/>
+          <w:tab w:val="left" w:pos="3780"/>
+          <w:tab w:val="left" w:pos="4200"/>
+          <w:tab w:val="left" w:pos="4620"/>
+          <w:tab w:val="left" w:pos="5040"/>
+          <w:tab w:val="left" w:pos="5460"/>
+          <w:tab w:val="left" w:pos="5880"/>
+        </w:tabs>
+        <w:spacing w:beforeLines="0" w:afterLines="0" w:line="360" w:lineRule="auto"/>
+        <w:rPr>
+          <w:rFonts w:hint="default" w:ascii="Arial"/>
+          <w:color w:val="000000"/>
+          <w:sz w:val="24"/>
+          <w:szCs w:val="24"/>
+          <w:shd w:val="clear" w:color="auto" w:fill="C0C0C0"/>
+          <w:lang w:val="zh-CN" w:eastAsia="zh-CN" w:bidi="zh-CN"/>
+        </w:rPr>
+      </w:pPr>
+      <w:r>
+        <w:rPr>
+          <w:rFonts w:hint="default" w:ascii="Arial"/>
+          <w:color w:val="000000"/>
+          <w:sz w:val="24"/>
+          <w:szCs w:val="24"/>
+          <w:shd w:val="clear" w:color="auto" w:fill="C0C0C0"/>
+          <w:lang w:val="zh-CN" w:eastAsia="zh-CN" w:bidi="zh-CN"/>
+        </w:rPr>
+        <w:t>1、避风寒、畅情志；</w:t>
+      </w:r>
+    </w:p>
+    <w:p>
+      <w:pPr>
+        <w:tabs>
+          <w:tab w:val="left" w:pos="420"/>
+          <w:tab w:val="left" w:pos="840"/>
+          <w:tab w:val="left" w:pos="1260"/>
+          <w:tab w:val="left" w:pos="1680"/>
+          <w:tab w:val="left" w:pos="2100"/>
+          <w:tab w:val="left" w:pos="2520"/>
+          <w:tab w:val="left" w:pos="2940"/>
+          <w:tab w:val="left" w:pos="3360"/>
+          <w:tab w:val="left" w:pos="3780"/>
+          <w:tab w:val="left" w:pos="4200"/>
+          <w:tab w:val="left" w:pos="4620"/>
+          <w:tab w:val="left" w:pos="5040"/>
+          <w:tab w:val="left" w:pos="5460"/>
+          <w:tab w:val="left" w:pos="5880"/>
+        </w:tabs>
+        <w:spacing w:beforeLines="0" w:afterLines="0" w:line="360" w:lineRule="auto"/>
+        <w:rPr>
+          <w:rFonts w:hint="default" w:ascii="Arial"/>
+          <w:color w:val="000000"/>
+          <w:sz w:val="24"/>
+          <w:szCs w:val="24"/>
+          <w:shd w:val="clear" w:color="auto" w:fill="C0C0C0"/>
+          <w:lang w:val="zh-CN" w:eastAsia="zh-CN" w:bidi="zh-CN"/>
+        </w:rPr>
+      </w:pPr>
+      <w:r>
+        <w:rPr>
+          <w:rFonts w:hint="default" w:ascii="Arial"/>
+          <w:color w:val="000000"/>
+          <w:sz w:val="24"/>
+          <w:szCs w:val="24"/>
+          <w:shd w:val="clear" w:color="auto" w:fill="C0C0C0"/>
+          <w:lang w:val="zh-CN" w:eastAsia="zh-CN" w:bidi="zh-CN"/>
+        </w:rPr>
+        <w:t>2、慎起居、合饮食；</w:t>
+      </w:r>
+    </w:p>
+    <w:p>
+      <w:pPr>
+        <w:tabs>
+          <w:tab w:val="left" w:pos="420"/>
+          <w:tab w:val="left" w:pos="840"/>
+          <w:tab w:val="left" w:pos="1260"/>
+          <w:tab w:val="left" w:pos="1680"/>
+          <w:tab w:val="left" w:pos="2100"/>
+          <w:tab w:val="left" w:pos="2520"/>
+          <w:tab w:val="left" w:pos="2940"/>
+          <w:tab w:val="left" w:pos="3360"/>
+          <w:tab w:val="left" w:pos="3780"/>
+          <w:tab w:val="left" w:pos="4200"/>
+          <w:tab w:val="left" w:pos="4620"/>
+          <w:tab w:val="left" w:pos="5040"/>
+          <w:tab w:val="left" w:pos="5460"/>
+          <w:tab w:val="left" w:pos="5880"/>
+        </w:tabs>
+        <w:spacing w:beforeLines="0" w:afterLines="0" w:line="360" w:lineRule="auto"/>
+        <w:rPr>
+          <w:rFonts w:hint="default" w:ascii="Arial"/>
+          <w:color w:val="000000"/>
+          <w:sz w:val="24"/>
+          <w:szCs w:val="24"/>
+          <w:lang w:val="zh-CN" w:eastAsia="zh-CN" w:bidi="zh-CN"/>
+        </w:rPr>
+      </w:pPr>
+      <w:r>
+        <w:rPr>
+          <w:rFonts w:hint="default" w:ascii="Arial"/>
+          <w:color w:val="000000"/>
+          <w:sz w:val="24"/>
+          <w:szCs w:val="24"/>
+          <w:shd w:val="clear" w:color="auto" w:fill="C0C0C0"/>
+          <w:lang w:val="zh-CN" w:eastAsia="zh-CN" w:bidi="zh-CN"/>
+        </w:rPr>
+        <w:t>3、动静结合，</w:t>
+      </w:r>
+      <w:r>
+        <w:rPr>
+          <w:rFonts w:hint="eastAsia" w:ascii="宋体" w:hAnsi="宋体" w:eastAsia="宋体"/>
+          <w:color w:val="000000"/>
+          <w:sz w:val="24"/>
+          <w:szCs w:val="24"/>
+          <w:shd w:val="clear" w:color="auto" w:fill="C0C0C0"/>
+          <w:lang w:val="zh-CN" w:eastAsia="zh-CN" w:bidi="zh-CN"/>
+        </w:rPr>
+        <w:t>适度</w:t>
+      </w:r>
+      <w:r>
+        <w:rPr>
+          <w:rFonts w:hint="default" w:ascii="Arial"/>
+          <w:color w:val="000000"/>
+          <w:sz w:val="24"/>
+          <w:szCs w:val="24"/>
+          <w:shd w:val="clear" w:color="auto" w:fill="C0C0C0"/>
+          <w:lang w:val="zh-CN" w:eastAsia="zh-CN" w:bidi="zh-CN"/>
+        </w:rPr>
+        <w:t xml:space="preserve">功能锻炼。     </w:t>
+      </w:r>
+      <w:r>
+        <w:rPr>
+          <w:rFonts w:hint="default" w:ascii="Arial"/>
+          <w:color w:val="000000"/>
+          <w:sz w:val="24"/>
+          <w:szCs w:val="24"/>
+          <w:lang w:val="zh-CN" w:eastAsia="zh-CN" w:bidi="zh-CN"/>
+        </w:rPr>
+        <w:t xml:space="preserve"> </w:t>
+      </w:r>
+    </w:p>
+    <w:p>
+      <w:pPr>
+        <w:tabs>
+          <w:tab w:val="left" w:pos="420"/>
+          <w:tab w:val="left" w:pos="840"/>
+          <w:tab w:val="left" w:pos="1260"/>
+          <w:tab w:val="left" w:pos="1680"/>
+          <w:tab w:val="left" w:pos="2100"/>
+          <w:tab w:val="left" w:pos="2520"/>
+          <w:tab w:val="left" w:pos="2940"/>
+          <w:tab w:val="left" w:pos="3360"/>
+          <w:tab w:val="left" w:pos="3780"/>
+          <w:tab w:val="left" w:pos="4200"/>
+          <w:tab w:val="left" w:pos="4620"/>
+          <w:tab w:val="left" w:pos="5040"/>
+          <w:tab w:val="left" w:pos="5460"/>
+          <w:tab w:val="left" w:pos="5880"/>
+        </w:tabs>
+        <w:spacing w:beforeLines="0" w:afterLines="0" w:line="360" w:lineRule="auto"/>
         <w:rPr>
           <w:rFonts w:hint="eastAsia" w:ascii="宋体" w:eastAsia="宋体"/>
           <w:color w:val="000000"/>
@@ -7541,784 +8365,10 @@
           <w:szCs w:val="24"/>
           <w:lang w:val="zh-CN" w:eastAsia="zh-CN" w:bidi="zh-CN"/>
         </w:rPr>
-        <w:t xml:space="preserve"> </w:t>
-      </w:r>
-    </w:p>
-    <w:p>
-      <w:pPr>
-        <w:tabs>
-          <w:tab w:val="left" w:pos="420"/>
-          <w:tab w:val="left" w:pos="840"/>
-          <w:tab w:val="left" w:pos="1260"/>
-          <w:tab w:val="left" w:pos="1680"/>
-          <w:tab w:val="left" w:pos="2100"/>
-          <w:tab w:val="left" w:pos="2520"/>
-          <w:tab w:val="left" w:pos="2940"/>
-          <w:tab w:val="left" w:pos="3360"/>
-          <w:tab w:val="left" w:pos="3780"/>
-          <w:tab w:val="left" w:pos="4200"/>
-          <w:tab w:val="left" w:pos="4620"/>
-          <w:tab w:val="left" w:pos="5040"/>
-          <w:tab w:val="left" w:pos="5460"/>
-          <w:tab w:val="left" w:pos="5880"/>
-        </w:tabs>
-        <w:spacing w:beforeLines="0" w:afterLines="0" w:line="360" w:lineRule="auto"/>
-        <w:rPr>
-          <w:rFonts w:hint="eastAsia" w:ascii="宋体" w:eastAsia="宋体"/>
-          <w:color w:val="000000"/>
-          <w:sz w:val="24"/>
-          <w:szCs w:val="24"/>
-          <w:lang w:val="zh-CN" w:eastAsia="zh-CN" w:bidi="zh-CN"/>
-        </w:rPr>
-      </w:pPr>
-      <w:r>
-        <w:rPr>
-          <w:rFonts w:hint="eastAsia" w:ascii="宋体" w:hAnsi="宋体" w:eastAsia="宋体"/>
-          <w:color w:val="000000"/>
-          <w:sz w:val="24"/>
-          <w:szCs w:val="24"/>
-          <w:lang w:val="zh-CN" w:eastAsia="zh-CN" w:bidi="zh-CN"/>
-        </w:rPr>
-        <w:t>诊治经过及结果（含手术日期名称及结果）：</w:t>
-      </w:r>
-      <w:r>
-        <w:rPr>
-          <w:rFonts w:hint="eastAsia" w:ascii="宋体" w:eastAsia="宋体"/>
-          <w:color w:val="000000"/>
-          <w:sz w:val="24"/>
-          <w:szCs w:val="24"/>
-          <w:shd w:val="clear" w:color="auto" w:fill="C0C0C0"/>
-          <w:lang w:val="zh-CN" w:eastAsia="zh-CN" w:bidi="zh-CN"/>
-        </w:rPr>
-        <w:t xml:space="preserve">  </w:t>
-      </w:r>
-      <w:r>
-        <w:rPr>
-          <w:rFonts w:hint="eastAsia" w:ascii="宋体" w:hAnsi="宋体" w:eastAsia="宋体"/>
-          <w:color w:val="000000"/>
-          <w:sz w:val="24"/>
-          <w:szCs w:val="24"/>
-          <w:shd w:val="clear" w:color="auto" w:fill="C0C0C0"/>
-          <w:lang w:val="zh-CN" w:eastAsia="zh-CN" w:bidi="zh-CN"/>
-        </w:rPr>
-        <w:t xml:space="preserve">患者入院后，积极完善相关检查，于入院次日行骶管内麻醉，麻醉成功后行“ 内镜下内痔套扎治疗+痔切除术+直肠粘膜悬吊术+肛周药物注射封闭治疗 ”，术后抗菌药物应用，局部红外线治疗、换药，中药口服方剂，及熏洗、坐浴，穴位悬灸等中医特色治疗，恢复良好。         </w:t>
-      </w:r>
-      <w:r>
-        <w:rPr>
-          <w:rFonts w:hint="eastAsia" w:ascii="宋体" w:eastAsia="宋体"/>
-          <w:color w:val="000000"/>
-          <w:sz w:val="24"/>
-          <w:szCs w:val="24"/>
-          <w:lang w:val="zh-CN" w:eastAsia="zh-CN" w:bidi="zh-CN"/>
-        </w:rPr>
-        <w:t xml:space="preserve"> </w:t>
-      </w:r>
-    </w:p>
-    <w:p>
-      <w:pPr>
-        <w:tabs>
-          <w:tab w:val="left" w:pos="420"/>
-          <w:tab w:val="left" w:pos="840"/>
-          <w:tab w:val="left" w:pos="1260"/>
-          <w:tab w:val="left" w:pos="1680"/>
-          <w:tab w:val="left" w:pos="2100"/>
-          <w:tab w:val="left" w:pos="2520"/>
-          <w:tab w:val="left" w:pos="2940"/>
-          <w:tab w:val="left" w:pos="3360"/>
-          <w:tab w:val="left" w:pos="3780"/>
-          <w:tab w:val="left" w:pos="4200"/>
-          <w:tab w:val="left" w:pos="4620"/>
-          <w:tab w:val="left" w:pos="5040"/>
-          <w:tab w:val="left" w:pos="5460"/>
-          <w:tab w:val="left" w:pos="5880"/>
-        </w:tabs>
-        <w:spacing w:beforeLines="0" w:afterLines="0" w:line="360" w:lineRule="auto"/>
-        <w:rPr>
-          <w:rFonts w:hint="eastAsia" w:ascii="宋体" w:eastAsia="宋体"/>
-          <w:color w:val="000000"/>
-          <w:sz w:val="24"/>
-          <w:szCs w:val="24"/>
-          <w:lang w:val="zh-CN" w:eastAsia="zh-CN" w:bidi="zh-CN"/>
-        </w:rPr>
-      </w:pPr>
-      <w:r>
-        <w:rPr>
-          <w:rFonts w:hint="eastAsia" w:ascii="宋体" w:hAnsi="宋体" w:eastAsia="宋体"/>
-          <w:color w:val="000000"/>
-          <w:sz w:val="24"/>
-          <w:szCs w:val="24"/>
-          <w:lang w:val="zh-CN" w:eastAsia="zh-CN" w:bidi="zh-CN"/>
-        </w:rPr>
-        <w:t>出院诊断：</w:t>
-      </w:r>
-      <w:r>
-        <w:rPr>
-          <w:rFonts w:hint="eastAsia" w:ascii="宋体" w:eastAsia="宋体"/>
-          <w:color w:val="000000"/>
-          <w:sz w:val="24"/>
-          <w:szCs w:val="24"/>
-          <w:shd w:val="clear" w:color="auto" w:fill="C0C0C0"/>
-          <w:lang w:val="zh-CN" w:eastAsia="zh-CN" w:bidi="zh-CN"/>
-        </w:rPr>
-        <w:t xml:space="preserve">  </w:t>
-      </w:r>
-      <w:r>
-        <w:rPr>
-          <w:rFonts w:hint="eastAsia" w:ascii="宋体" w:hAnsi="宋体" w:eastAsia="宋体"/>
-          <w:color w:val="000000"/>
-          <w:sz w:val="24"/>
-          <w:szCs w:val="24"/>
-          <w:shd w:val="clear" w:color="auto" w:fill="C0C0C0"/>
-          <w:lang w:val="zh-CN" w:eastAsia="zh-CN" w:bidi="zh-CN"/>
-        </w:rPr>
-        <w:t xml:space="preserve">同入院诊断 </w:t>
-      </w:r>
-      <w:r>
-        <w:rPr>
-          <w:rFonts w:hint="eastAsia" w:ascii="宋体" w:eastAsia="宋体"/>
-          <w:color w:val="000000"/>
-          <w:sz w:val="24"/>
-          <w:szCs w:val="24"/>
-          <w:lang w:val="zh-CN" w:eastAsia="zh-CN" w:bidi="zh-CN"/>
-        </w:rPr>
-        <w:t xml:space="preserve"> </w:t>
-      </w:r>
-    </w:p>
-    <w:p>
-      <w:pPr>
-        <w:tabs>
-          <w:tab w:val="left" w:pos="420"/>
-          <w:tab w:val="left" w:pos="840"/>
-          <w:tab w:val="left" w:pos="1260"/>
-          <w:tab w:val="left" w:pos="1680"/>
-          <w:tab w:val="left" w:pos="2100"/>
-          <w:tab w:val="left" w:pos="2520"/>
-          <w:tab w:val="left" w:pos="2940"/>
-          <w:tab w:val="left" w:pos="3360"/>
-          <w:tab w:val="left" w:pos="3780"/>
-          <w:tab w:val="left" w:pos="4200"/>
-          <w:tab w:val="left" w:pos="4620"/>
-          <w:tab w:val="left" w:pos="5040"/>
-          <w:tab w:val="left" w:pos="5460"/>
-          <w:tab w:val="left" w:pos="5880"/>
-        </w:tabs>
-        <w:spacing w:beforeLines="0" w:afterLines="0" w:line="360" w:lineRule="auto"/>
-        <w:rPr>
-          <w:rFonts w:hint="eastAsia" w:ascii="宋体" w:eastAsia="宋体"/>
-          <w:color w:val="000000"/>
-          <w:sz w:val="24"/>
-          <w:szCs w:val="24"/>
-          <w:lang w:val="zh-CN" w:eastAsia="zh-CN" w:bidi="zh-CN"/>
-        </w:rPr>
-      </w:pPr>
-      <w:r>
-        <w:rPr>
-          <w:rFonts w:hint="default" w:ascii="Arial"/>
-          <w:color w:val="000000"/>
-          <w:sz w:val="24"/>
-          <w:szCs w:val="24"/>
-          <w:lang w:val="zh-CN" w:eastAsia="zh-CN" w:bidi="zh-CN"/>
-        </w:rPr>
-        <w:t>出院情况（含治疗效果）：</w:t>
-      </w:r>
-      <w:r>
-        <w:rPr>
-          <w:rFonts w:hint="default" w:ascii="Arial"/>
-          <w:color w:val="000000"/>
-          <w:sz w:val="24"/>
-          <w:szCs w:val="24"/>
-          <w:shd w:val="clear" w:color="auto" w:fill="C0C0C0"/>
-          <w:lang w:val="zh-CN" w:eastAsia="zh-CN" w:bidi="zh-CN"/>
-        </w:rPr>
-        <w:t xml:space="preserve">  排便通畅，无便血</w:t>
-      </w:r>
-      <w:r>
-        <w:rPr>
-          <w:rFonts w:hint="eastAsia" w:ascii="宋体" w:hAnsi="宋体" w:eastAsia="宋体"/>
-          <w:color w:val="000000"/>
-          <w:sz w:val="24"/>
-          <w:szCs w:val="24"/>
-          <w:shd w:val="clear" w:color="auto" w:fill="C0C0C0"/>
-          <w:lang w:val="zh-CN" w:eastAsia="zh-CN" w:bidi="zh-CN"/>
-        </w:rPr>
-        <w:t>及脱出，无明显疼痛感。</w:t>
-      </w:r>
-      <w:r>
-        <w:rPr>
-          <w:rFonts w:hint="default" w:ascii="Arial"/>
-          <w:color w:val="000000"/>
-          <w:sz w:val="24"/>
-          <w:szCs w:val="24"/>
-          <w:shd w:val="clear" w:color="auto" w:fill="C0C0C0"/>
-          <w:lang w:val="zh-CN" w:eastAsia="zh-CN" w:bidi="zh-CN"/>
-        </w:rPr>
-        <w:t xml:space="preserve">      </w:t>
-      </w:r>
-      <w:r>
-        <w:rPr>
-          <w:rFonts w:hint="default" w:ascii="Arial"/>
-          <w:color w:val="000000"/>
-          <w:sz w:val="24"/>
-          <w:szCs w:val="24"/>
-          <w:lang w:val="zh-CN" w:eastAsia="zh-CN" w:bidi="zh-CN"/>
-        </w:rPr>
-        <w:t xml:space="preserve">  </w:t>
-      </w:r>
-    </w:p>
-    <w:p>
-      <w:pPr>
-        <w:tabs>
-          <w:tab w:val="left" w:pos="420"/>
-          <w:tab w:val="left" w:pos="840"/>
-          <w:tab w:val="left" w:pos="1260"/>
-          <w:tab w:val="left" w:pos="1680"/>
-          <w:tab w:val="left" w:pos="2100"/>
-          <w:tab w:val="left" w:pos="2520"/>
-          <w:tab w:val="left" w:pos="2940"/>
-          <w:tab w:val="left" w:pos="3360"/>
-          <w:tab w:val="left" w:pos="3780"/>
-          <w:tab w:val="left" w:pos="4200"/>
-          <w:tab w:val="left" w:pos="4620"/>
-          <w:tab w:val="left" w:pos="5040"/>
-          <w:tab w:val="left" w:pos="5460"/>
-          <w:tab w:val="left" w:pos="5880"/>
-        </w:tabs>
-        <w:spacing w:beforeLines="0" w:afterLines="0" w:line="360" w:lineRule="auto"/>
-        <w:rPr>
-          <w:rFonts w:hint="eastAsia" w:ascii="宋体" w:hAnsi="宋体" w:eastAsia="宋体"/>
-          <w:color w:val="000000"/>
-          <w:sz w:val="24"/>
-          <w:szCs w:val="24"/>
-          <w:shd w:val="clear" w:color="auto" w:fill="C0C0C0"/>
-          <w:lang w:val="zh-CN" w:eastAsia="zh-CN" w:bidi="zh-CN"/>
-        </w:rPr>
-      </w:pPr>
-      <w:r>
-        <w:rPr>
-          <w:rFonts w:hint="default" w:ascii="Arial"/>
-          <w:color w:val="000000"/>
-          <w:sz w:val="24"/>
-          <w:szCs w:val="24"/>
-          <w:lang w:val="zh-CN" w:eastAsia="zh-CN" w:bidi="zh-CN"/>
-        </w:rPr>
-        <w:t>出院医嘱：</w:t>
-      </w:r>
-      <w:r>
-        <w:rPr>
-          <w:rFonts w:hint="default" w:ascii="Arial"/>
-          <w:color w:val="000000"/>
-          <w:sz w:val="24"/>
-          <w:szCs w:val="24"/>
-          <w:shd w:val="clear" w:color="auto" w:fill="C0C0C0"/>
-          <w:lang w:val="zh-CN" w:eastAsia="zh-CN" w:bidi="zh-CN"/>
-        </w:rPr>
-        <w:t xml:space="preserve">  </w:t>
-      </w:r>
-      <w:r>
-        <w:rPr>
-          <w:rFonts w:hint="eastAsia" w:ascii="宋体" w:eastAsia="宋体"/>
-          <w:color w:val="000000"/>
-          <w:sz w:val="24"/>
-          <w:szCs w:val="24"/>
-          <w:shd w:val="clear" w:color="auto" w:fill="C0C0C0"/>
-          <w:lang w:val="zh-CN" w:eastAsia="zh-CN" w:bidi="zh-CN"/>
-        </w:rPr>
-        <w:t>1</w:t>
-      </w:r>
-      <w:r>
-        <w:rPr>
-          <w:rFonts w:hint="eastAsia" w:ascii="宋体" w:hAnsi="宋体" w:eastAsia="宋体"/>
-          <w:color w:val="000000"/>
-          <w:sz w:val="24"/>
-          <w:szCs w:val="24"/>
-          <w:shd w:val="clear" w:color="auto" w:fill="C0C0C0"/>
-          <w:lang w:val="zh-CN" w:eastAsia="zh-CN" w:bidi="zh-CN"/>
-        </w:rPr>
-        <w:t>、饮食：清淡易消化，忌辛辣、酒、燥热、油炸之品；多食蔬菜水果，多饮水，保持大便通畅。</w:t>
-      </w:r>
-    </w:p>
-    <w:p>
-      <w:pPr>
-        <w:tabs>
-          <w:tab w:val="left" w:pos="420"/>
-          <w:tab w:val="left" w:pos="840"/>
-          <w:tab w:val="left" w:pos="1260"/>
-          <w:tab w:val="left" w:pos="1680"/>
-          <w:tab w:val="left" w:pos="2100"/>
-          <w:tab w:val="left" w:pos="2520"/>
-          <w:tab w:val="left" w:pos="2940"/>
-          <w:tab w:val="left" w:pos="3360"/>
-          <w:tab w:val="left" w:pos="3780"/>
-          <w:tab w:val="left" w:pos="4200"/>
-          <w:tab w:val="left" w:pos="4620"/>
-          <w:tab w:val="left" w:pos="5040"/>
-          <w:tab w:val="left" w:pos="5460"/>
-          <w:tab w:val="left" w:pos="5880"/>
-        </w:tabs>
-        <w:spacing w:beforeLines="0" w:afterLines="0" w:line="360" w:lineRule="auto"/>
-        <w:rPr>
-          <w:rFonts w:hint="eastAsia" w:ascii="宋体" w:hAnsi="宋体" w:eastAsia="宋体"/>
-          <w:color w:val="000000"/>
-          <w:sz w:val="24"/>
-          <w:szCs w:val="24"/>
-          <w:shd w:val="clear" w:color="auto" w:fill="C0C0C0"/>
-          <w:lang w:val="zh-CN" w:eastAsia="zh-CN" w:bidi="zh-CN"/>
-        </w:rPr>
-      </w:pPr>
-      <w:r>
-        <w:rPr>
-          <w:rFonts w:hint="eastAsia" w:ascii="宋体" w:hAnsi="宋体" w:eastAsia="宋体"/>
-          <w:color w:val="000000"/>
-          <w:sz w:val="24"/>
-          <w:szCs w:val="24"/>
-          <w:shd w:val="clear" w:color="auto" w:fill="C0C0C0"/>
-          <w:lang w:val="zh-CN" w:eastAsia="zh-CN" w:bidi="zh-CN"/>
-        </w:rPr>
-        <w:t>2、排便：避免便秘、腹泻，避免久坐久蹲、用力排便。</w:t>
-      </w:r>
-    </w:p>
-    <w:p>
-      <w:pPr>
-        <w:tabs>
-          <w:tab w:val="left" w:pos="420"/>
-          <w:tab w:val="left" w:pos="840"/>
-          <w:tab w:val="left" w:pos="1260"/>
-          <w:tab w:val="left" w:pos="1680"/>
-          <w:tab w:val="left" w:pos="2100"/>
-          <w:tab w:val="left" w:pos="2520"/>
-          <w:tab w:val="left" w:pos="2940"/>
-          <w:tab w:val="left" w:pos="3360"/>
-          <w:tab w:val="left" w:pos="3780"/>
-          <w:tab w:val="left" w:pos="4200"/>
-          <w:tab w:val="left" w:pos="4620"/>
-          <w:tab w:val="left" w:pos="5040"/>
-          <w:tab w:val="left" w:pos="5460"/>
-          <w:tab w:val="left" w:pos="5880"/>
-        </w:tabs>
-        <w:spacing w:beforeLines="0" w:afterLines="0" w:line="360" w:lineRule="auto"/>
-        <w:rPr>
-          <w:rFonts w:hint="eastAsia" w:ascii="宋体" w:hAnsi="宋体" w:eastAsia="宋体"/>
-          <w:color w:val="000000"/>
-          <w:sz w:val="24"/>
-          <w:szCs w:val="24"/>
-          <w:shd w:val="clear" w:color="auto" w:fill="C0C0C0"/>
-          <w:lang w:val="zh-CN" w:eastAsia="zh-CN" w:bidi="zh-CN"/>
-        </w:rPr>
-      </w:pPr>
-      <w:r>
-        <w:rPr>
-          <w:rFonts w:hint="eastAsia" w:ascii="宋体" w:hAnsi="宋体" w:eastAsia="宋体"/>
-          <w:color w:val="000000"/>
-          <w:sz w:val="24"/>
-          <w:szCs w:val="24"/>
-          <w:shd w:val="clear" w:color="auto" w:fill="C0C0C0"/>
-          <w:lang w:val="zh-CN" w:eastAsia="zh-CN" w:bidi="zh-CN"/>
-        </w:rPr>
-        <w:t>3、生活：注意休息，避免劳累；每日坚持提肛锻炼。</w:t>
-      </w:r>
-    </w:p>
-    <w:p>
-      <w:pPr>
-        <w:tabs>
-          <w:tab w:val="left" w:pos="420"/>
-          <w:tab w:val="left" w:pos="840"/>
-          <w:tab w:val="left" w:pos="1260"/>
-          <w:tab w:val="left" w:pos="1680"/>
-          <w:tab w:val="left" w:pos="2100"/>
-          <w:tab w:val="left" w:pos="2520"/>
-          <w:tab w:val="left" w:pos="2940"/>
-          <w:tab w:val="left" w:pos="3360"/>
-          <w:tab w:val="left" w:pos="3780"/>
-          <w:tab w:val="left" w:pos="4200"/>
-          <w:tab w:val="left" w:pos="4620"/>
-          <w:tab w:val="left" w:pos="5040"/>
-          <w:tab w:val="left" w:pos="5460"/>
-          <w:tab w:val="left" w:pos="5880"/>
-        </w:tabs>
-        <w:spacing w:beforeLines="0" w:afterLines="0" w:line="360" w:lineRule="auto"/>
-        <w:rPr>
-          <w:rFonts w:hint="eastAsia" w:ascii="宋体" w:hAnsi="宋体" w:eastAsia="宋体"/>
-          <w:color w:val="000000"/>
-          <w:sz w:val="24"/>
-          <w:szCs w:val="24"/>
-          <w:shd w:val="clear" w:color="auto" w:fill="C0C0C0"/>
-          <w:lang w:val="zh-CN" w:eastAsia="zh-CN" w:bidi="zh-CN"/>
-        </w:rPr>
-      </w:pPr>
-      <w:r>
-        <w:rPr>
-          <w:rFonts w:hint="eastAsia" w:ascii="宋体" w:hAnsi="宋体" w:eastAsia="宋体"/>
-          <w:color w:val="000000"/>
-          <w:sz w:val="24"/>
-          <w:szCs w:val="24"/>
-          <w:shd w:val="clear" w:color="auto" w:fill="C0C0C0"/>
-          <w:lang w:val="zh-CN" w:eastAsia="zh-CN" w:bidi="zh-CN"/>
-        </w:rPr>
-        <w:t>4、用药：按医嘱服完剩余中药，继续熏洗坐浴至疗程结束。</w:t>
-      </w:r>
-    </w:p>
-    <w:p>
-      <w:pPr>
-        <w:tabs>
-          <w:tab w:val="left" w:pos="420"/>
-          <w:tab w:val="left" w:pos="840"/>
-          <w:tab w:val="left" w:pos="1260"/>
-          <w:tab w:val="left" w:pos="1680"/>
-          <w:tab w:val="left" w:pos="2100"/>
-          <w:tab w:val="left" w:pos="2520"/>
-          <w:tab w:val="left" w:pos="2940"/>
-          <w:tab w:val="left" w:pos="3360"/>
-          <w:tab w:val="left" w:pos="3780"/>
-          <w:tab w:val="left" w:pos="4200"/>
-          <w:tab w:val="left" w:pos="4620"/>
-          <w:tab w:val="left" w:pos="5040"/>
-          <w:tab w:val="left" w:pos="5460"/>
-          <w:tab w:val="left" w:pos="5880"/>
-        </w:tabs>
-        <w:spacing w:beforeLines="0" w:afterLines="0" w:line="360" w:lineRule="auto"/>
-        <w:rPr>
-          <w:rFonts w:hint="eastAsia" w:ascii="宋体" w:hAnsi="宋体" w:eastAsia="宋体"/>
-          <w:color w:val="000000"/>
-          <w:sz w:val="24"/>
-          <w:szCs w:val="24"/>
-          <w:shd w:val="clear" w:color="auto" w:fill="C0C0C0"/>
-          <w:lang w:val="zh-CN" w:eastAsia="zh-CN" w:bidi="zh-CN"/>
-        </w:rPr>
-      </w:pPr>
-      <w:r>
-        <w:rPr>
-          <w:rFonts w:hint="eastAsia" w:ascii="宋体" w:hAnsi="宋体" w:eastAsia="宋体"/>
-          <w:color w:val="000000"/>
-          <w:sz w:val="24"/>
-          <w:szCs w:val="24"/>
-          <w:shd w:val="clear" w:color="auto" w:fill="C0C0C0"/>
-          <w:lang w:val="zh-CN" w:eastAsia="zh-CN" w:bidi="zh-CN"/>
-        </w:rPr>
-        <w:t>5、局部护理：便后清洁，保持肛周干燥。</w:t>
-      </w:r>
-    </w:p>
-    <w:p>
-      <w:pPr>
-        <w:tabs>
-          <w:tab w:val="left" w:pos="420"/>
-          <w:tab w:val="left" w:pos="840"/>
-          <w:tab w:val="left" w:pos="1260"/>
-          <w:tab w:val="left" w:pos="1680"/>
-          <w:tab w:val="left" w:pos="2100"/>
-          <w:tab w:val="left" w:pos="2520"/>
-          <w:tab w:val="left" w:pos="2940"/>
-          <w:tab w:val="left" w:pos="3360"/>
-          <w:tab w:val="left" w:pos="3780"/>
-          <w:tab w:val="left" w:pos="4200"/>
-          <w:tab w:val="left" w:pos="4620"/>
-          <w:tab w:val="left" w:pos="5040"/>
-          <w:tab w:val="left" w:pos="5460"/>
-          <w:tab w:val="left" w:pos="5880"/>
-        </w:tabs>
-        <w:spacing w:beforeLines="0" w:afterLines="0" w:line="360" w:lineRule="auto"/>
-        <w:rPr>
-          <w:rFonts w:hint="eastAsia" w:ascii="宋体" w:eastAsia="宋体"/>
-          <w:color w:val="000000"/>
-          <w:sz w:val="24"/>
-          <w:szCs w:val="24"/>
-          <w:shd w:val="clear" w:color="auto" w:fill="C0C0C0"/>
-          <w:lang w:val="zh-CN" w:eastAsia="zh-CN" w:bidi="zh-CN"/>
-        </w:rPr>
-      </w:pPr>
-      <w:r>
-        <w:rPr>
-          <w:rFonts w:hint="eastAsia" w:ascii="宋体" w:hAnsi="宋体" w:eastAsia="宋体"/>
-          <w:color w:val="000000"/>
-          <w:sz w:val="24"/>
-          <w:szCs w:val="24"/>
-          <w:shd w:val="clear" w:color="auto" w:fill="C0C0C0"/>
-          <w:lang w:val="zh-CN" w:eastAsia="zh-CN" w:bidi="zh-CN"/>
-        </w:rPr>
-        <w:t>6、复诊：1 周后肛肠科门诊复查；如有便血增多、剧烈疼痛、发热、排尿困难等及时就诊。</w:t>
-      </w:r>
-      <w:r>
-        <w:rPr>
-          <w:rFonts w:hint="default" w:ascii="Arial"/>
-          <w:color w:val="000000"/>
-          <w:sz w:val="24"/>
-          <w:szCs w:val="24"/>
-          <w:shd w:val="clear" w:color="auto" w:fill="C0C0C0"/>
-          <w:lang w:val="zh-CN" w:eastAsia="zh-CN" w:bidi="zh-CN"/>
-        </w:rPr>
-        <w:t xml:space="preserve"> </w:t>
-      </w:r>
-    </w:p>
-    <w:p>
-      <w:pPr>
-        <w:tabs>
-          <w:tab w:val="left" w:pos="420"/>
-          <w:tab w:val="left" w:pos="840"/>
-          <w:tab w:val="left" w:pos="1260"/>
-          <w:tab w:val="left" w:pos="1680"/>
-          <w:tab w:val="left" w:pos="2100"/>
-          <w:tab w:val="left" w:pos="2520"/>
-          <w:tab w:val="left" w:pos="2940"/>
-          <w:tab w:val="left" w:pos="3360"/>
-          <w:tab w:val="left" w:pos="3780"/>
-          <w:tab w:val="left" w:pos="4200"/>
-          <w:tab w:val="left" w:pos="4620"/>
-          <w:tab w:val="left" w:pos="5040"/>
-          <w:tab w:val="left" w:pos="5460"/>
-          <w:tab w:val="left" w:pos="5880"/>
-        </w:tabs>
-        <w:spacing w:beforeLines="0" w:afterLines="0" w:line="360" w:lineRule="auto"/>
-        <w:rPr>
-          <w:rFonts w:hint="default" w:ascii="Arial"/>
-          <w:color w:val="000000"/>
-          <w:sz w:val="24"/>
-          <w:szCs w:val="24"/>
-          <w:shd w:val="clear" w:color="auto" w:fill="C0C0C0"/>
-          <w:lang w:val="zh-CN" w:eastAsia="zh-CN" w:bidi="zh-CN"/>
-        </w:rPr>
-      </w:pPr>
-      <w:r>
-        <w:rPr>
-          <w:rFonts w:hint="default" w:ascii="Arial"/>
-          <w:color w:val="000000"/>
-          <w:sz w:val="24"/>
-          <w:szCs w:val="24"/>
-          <w:shd w:val="clear" w:color="auto" w:fill="C0C0C0"/>
-          <w:lang w:val="zh-CN" w:eastAsia="zh-CN" w:bidi="zh-CN"/>
-        </w:rPr>
-        <w:t>中医调护：</w:t>
-      </w:r>
-    </w:p>
-    <w:p>
-      <w:pPr>
-        <w:tabs>
-          <w:tab w:val="left" w:pos="420"/>
-          <w:tab w:val="left" w:pos="840"/>
-          <w:tab w:val="left" w:pos="1260"/>
-          <w:tab w:val="left" w:pos="1680"/>
-          <w:tab w:val="left" w:pos="2100"/>
-          <w:tab w:val="left" w:pos="2520"/>
-          <w:tab w:val="left" w:pos="2940"/>
-          <w:tab w:val="left" w:pos="3360"/>
-          <w:tab w:val="left" w:pos="3780"/>
-          <w:tab w:val="left" w:pos="4200"/>
-          <w:tab w:val="left" w:pos="4620"/>
-          <w:tab w:val="left" w:pos="5040"/>
-          <w:tab w:val="left" w:pos="5460"/>
-          <w:tab w:val="left" w:pos="5880"/>
-        </w:tabs>
-        <w:spacing w:beforeLines="0" w:afterLines="0" w:line="360" w:lineRule="auto"/>
-        <w:rPr>
-          <w:rFonts w:hint="default" w:ascii="Arial"/>
-          <w:color w:val="000000"/>
-          <w:sz w:val="24"/>
-          <w:szCs w:val="24"/>
-          <w:shd w:val="clear" w:color="auto" w:fill="C0C0C0"/>
-          <w:lang w:val="zh-CN" w:eastAsia="zh-CN" w:bidi="zh-CN"/>
-        </w:rPr>
-      </w:pPr>
-      <w:r>
-        <w:rPr>
-          <w:rFonts w:hint="default" w:ascii="Arial"/>
-          <w:color w:val="000000"/>
-          <w:sz w:val="24"/>
-          <w:szCs w:val="24"/>
-          <w:shd w:val="clear" w:color="auto" w:fill="C0C0C0"/>
-          <w:lang w:val="zh-CN" w:eastAsia="zh-CN" w:bidi="zh-CN"/>
-        </w:rPr>
-        <w:t>1、避风寒、畅情志；</w:t>
-      </w:r>
-    </w:p>
-    <w:p>
-      <w:pPr>
-        <w:tabs>
-          <w:tab w:val="left" w:pos="420"/>
-          <w:tab w:val="left" w:pos="840"/>
-          <w:tab w:val="left" w:pos="1260"/>
-          <w:tab w:val="left" w:pos="1680"/>
-          <w:tab w:val="left" w:pos="2100"/>
-          <w:tab w:val="left" w:pos="2520"/>
-          <w:tab w:val="left" w:pos="2940"/>
-          <w:tab w:val="left" w:pos="3360"/>
-          <w:tab w:val="left" w:pos="3780"/>
-          <w:tab w:val="left" w:pos="4200"/>
-          <w:tab w:val="left" w:pos="4620"/>
-          <w:tab w:val="left" w:pos="5040"/>
-          <w:tab w:val="left" w:pos="5460"/>
-          <w:tab w:val="left" w:pos="5880"/>
-        </w:tabs>
-        <w:spacing w:beforeLines="0" w:afterLines="0" w:line="360" w:lineRule="auto"/>
-        <w:rPr>
-          <w:rFonts w:hint="default" w:ascii="Arial"/>
-          <w:color w:val="000000"/>
-          <w:sz w:val="24"/>
-          <w:szCs w:val="24"/>
-          <w:shd w:val="clear" w:color="auto" w:fill="C0C0C0"/>
-          <w:lang w:val="zh-CN" w:eastAsia="zh-CN" w:bidi="zh-CN"/>
-        </w:rPr>
-      </w:pPr>
-      <w:r>
-        <w:rPr>
-          <w:rFonts w:hint="default" w:ascii="Arial"/>
-          <w:color w:val="000000"/>
-          <w:sz w:val="24"/>
-          <w:szCs w:val="24"/>
-          <w:shd w:val="clear" w:color="auto" w:fill="C0C0C0"/>
-          <w:lang w:val="zh-CN" w:eastAsia="zh-CN" w:bidi="zh-CN"/>
-        </w:rPr>
-        <w:t>2、慎起居、合饮食；</w:t>
-      </w:r>
-    </w:p>
-    <w:p>
-      <w:pPr>
-        <w:tabs>
-          <w:tab w:val="left" w:pos="420"/>
-          <w:tab w:val="left" w:pos="840"/>
-          <w:tab w:val="left" w:pos="1260"/>
-          <w:tab w:val="left" w:pos="1680"/>
-          <w:tab w:val="left" w:pos="2100"/>
-          <w:tab w:val="left" w:pos="2520"/>
-          <w:tab w:val="left" w:pos="2940"/>
-          <w:tab w:val="left" w:pos="3360"/>
-          <w:tab w:val="left" w:pos="3780"/>
-          <w:tab w:val="left" w:pos="4200"/>
-          <w:tab w:val="left" w:pos="4620"/>
-          <w:tab w:val="left" w:pos="5040"/>
-          <w:tab w:val="left" w:pos="5460"/>
-          <w:tab w:val="left" w:pos="5880"/>
-        </w:tabs>
-        <w:spacing w:beforeLines="0" w:afterLines="0" w:line="360" w:lineRule="auto"/>
-        <w:rPr>
-          <w:rFonts w:hint="default" w:ascii="Arial"/>
-          <w:color w:val="000000"/>
-          <w:sz w:val="24"/>
-          <w:szCs w:val="24"/>
-          <w:lang w:val="zh-CN" w:eastAsia="zh-CN" w:bidi="zh-CN"/>
-        </w:rPr>
-      </w:pPr>
-      <w:r>
-        <w:rPr>
-          <w:rFonts w:hint="default" w:ascii="Arial"/>
-          <w:color w:val="000000"/>
-          <w:sz w:val="24"/>
-          <w:szCs w:val="24"/>
-          <w:shd w:val="clear" w:color="auto" w:fill="C0C0C0"/>
-          <w:lang w:val="zh-CN" w:eastAsia="zh-CN" w:bidi="zh-CN"/>
-        </w:rPr>
-        <w:t>3、动静结合，</w:t>
-      </w:r>
-      <w:r>
-        <w:rPr>
-          <w:rFonts w:hint="eastAsia" w:ascii="宋体" w:hAnsi="宋体" w:eastAsia="宋体"/>
-          <w:color w:val="000000"/>
-          <w:sz w:val="24"/>
-          <w:szCs w:val="24"/>
-          <w:shd w:val="clear" w:color="auto" w:fill="C0C0C0"/>
-          <w:lang w:val="zh-CN" w:eastAsia="zh-CN" w:bidi="zh-CN"/>
-        </w:rPr>
-        <w:t>适度</w:t>
-      </w:r>
-      <w:r>
-        <w:rPr>
-          <w:rFonts w:hint="default" w:ascii="Arial"/>
-          <w:color w:val="000000"/>
-          <w:sz w:val="24"/>
-          <w:szCs w:val="24"/>
-          <w:shd w:val="clear" w:color="auto" w:fill="C0C0C0"/>
-          <w:lang w:val="zh-CN" w:eastAsia="zh-CN" w:bidi="zh-CN"/>
-        </w:rPr>
-        <w:t xml:space="preserve">功能锻炼。     </w:t>
-      </w:r>
-      <w:r>
-        <w:rPr>
-          <w:rFonts w:hint="default" w:ascii="Arial"/>
-          <w:color w:val="000000"/>
-          <w:sz w:val="24"/>
-          <w:szCs w:val="24"/>
-          <w:lang w:val="zh-CN" w:eastAsia="zh-CN" w:bidi="zh-CN"/>
-        </w:rPr>
-        <w:t xml:space="preserve"> </w:t>
-      </w:r>
-    </w:p>
-    <w:p>
-      <w:pPr>
-        <w:tabs>
-          <w:tab w:val="left" w:pos="420"/>
-          <w:tab w:val="left" w:pos="840"/>
-          <w:tab w:val="left" w:pos="1260"/>
-          <w:tab w:val="left" w:pos="1680"/>
-          <w:tab w:val="left" w:pos="2100"/>
-          <w:tab w:val="left" w:pos="2520"/>
-          <w:tab w:val="left" w:pos="2940"/>
-          <w:tab w:val="left" w:pos="3360"/>
-          <w:tab w:val="left" w:pos="3780"/>
-          <w:tab w:val="left" w:pos="4200"/>
-          <w:tab w:val="left" w:pos="4620"/>
-          <w:tab w:val="left" w:pos="5040"/>
-          <w:tab w:val="left" w:pos="5460"/>
-          <w:tab w:val="left" w:pos="5880"/>
-        </w:tabs>
-        <w:spacing w:beforeLines="0" w:afterLines="0" w:line="360" w:lineRule="auto"/>
-        <w:rPr>
-          <w:rFonts w:hint="eastAsia" w:ascii="宋体" w:eastAsia="宋体"/>
-          <w:color w:val="000000"/>
-          <w:sz w:val="24"/>
-          <w:szCs w:val="24"/>
-          <w:lang w:val="zh-CN" w:eastAsia="zh-CN" w:bidi="zh-CN"/>
-        </w:rPr>
-      </w:pPr>
-    </w:p>
-    <w:p>
-      <w:pPr>
-        <w:rPr>
-          <w:rFonts w:hint="eastAsia" w:ascii="宋体" w:hAnsi="宋体" w:eastAsia="宋体"/>
-          <w:color w:val="000000"/>
-          <w:sz w:val="24"/>
-          <w:szCs w:val="24"/>
-          <w:shd w:val="clear" w:color="auto" w:fill="C0C0C0"/>
-          <w:lang w:val="zh-CN" w:eastAsia="zh-CN" w:bidi="zh-CN"/>
-        </w:rPr>
-      </w:pPr>
-      <w:r>
-        <w:rPr>
-          <w:rFonts w:hint="eastAsia" w:ascii="宋体" w:eastAsia="宋体"/>
-          <w:color w:val="000000"/>
-          <w:sz w:val="24"/>
-          <w:szCs w:val="24"/>
-          <w:lang w:val="zh-CN" w:eastAsia="zh-CN" w:bidi="zh-CN"/>
-        </w:rPr>
-        <w:t xml:space="preserve">                                       </w:t>
-      </w:r>
-      <w:r>
-        <w:rPr>
-          <w:rFonts w:hint="default" w:ascii="Arial"/>
-          <w:color w:val="000000"/>
-          <w:sz w:val="24"/>
-          <w:szCs w:val="24"/>
-          <w:lang w:val="zh-CN" w:eastAsia="zh-CN" w:bidi="zh-CN"/>
-        </w:rPr>
-        <w:t xml:space="preserve">   </w:t>
-      </w:r>
-      <w:r>
-        <w:rPr>
-          <w:rFonts w:hint="eastAsia" w:ascii="宋体" w:eastAsia="宋体"/>
-          <w:color w:val="000000"/>
-          <w:sz w:val="24"/>
-          <w:szCs w:val="24"/>
-          <w:lang w:val="zh-CN" w:eastAsia="zh-CN" w:bidi="zh-CN"/>
-        </w:rPr>
-        <w:t xml:space="preserve">            </w:t>
-      </w:r>
-      <w:r>
-        <w:rPr>
-          <w:rFonts w:hint="eastAsia" w:ascii="宋体" w:hAnsi="宋体" w:eastAsia="宋体"/>
-          <w:color w:val="000000"/>
-          <w:sz w:val="24"/>
-          <w:szCs w:val="24"/>
-          <w:lang w:val="zh-CN" w:eastAsia="zh-CN" w:bidi="zh-CN"/>
-        </w:rPr>
-        <w:t>医师签名：</w:t>
-      </w:r>
-      <w:r>
+      </w:pPr>
+    </w:p>
+    <w:p>
+      <w:pPr>
         <w:rPr>
           <w:rFonts w:hint="eastAsia" w:ascii="宋体" w:eastAsia="宋体"/>
           <w:color w:val="000000"/>
@@ -8326,7 +8376,1147 @@
           <w:szCs w:val="22"/>
           <w:lang w:val="zh-CN" w:eastAsia="zh-CN" w:bidi="zh-CN"/>
         </w:rPr>
+      </w:pPr>
+      <w:r>
+        <w:rPr>
+          <w:rFonts w:hint="eastAsia" w:ascii="宋体" w:eastAsia="宋体"/>
+          <w:color w:val="000000"/>
+          <w:sz w:val="24"/>
+          <w:szCs w:val="24"/>
+          <w:lang w:val="zh-CN" w:eastAsia="zh-CN" w:bidi="zh-CN"/>
+        </w:rPr>
+        <w:t xml:space="preserve">                                       </w:t>
+      </w:r>
+      <w:r>
+        <w:rPr>
+          <w:rFonts w:hint="default" w:ascii="Arial"/>
+          <w:color w:val="000000"/>
+          <w:sz w:val="24"/>
+          <w:szCs w:val="24"/>
+          <w:lang w:val="zh-CN" w:eastAsia="zh-CN" w:bidi="zh-CN"/>
+        </w:rPr>
         <w:t xml:space="preserve">   </w:t>
+      </w:r>
+      <w:r>
+        <w:rPr>
+          <w:rFonts w:hint="eastAsia" w:ascii="宋体" w:eastAsia="宋体"/>
+          <w:color w:val="000000"/>
+          <w:sz w:val="24"/>
+          <w:szCs w:val="24"/>
+          <w:lang w:val="zh-CN" w:eastAsia="zh-CN" w:bidi="zh-CN"/>
+        </w:rPr>
+        <w:t xml:space="preserve">            </w:t>
+      </w:r>
+      <w:r>
+        <w:rPr>
+          <w:rFonts w:hint="eastAsia" w:ascii="宋体" w:hAnsi="宋体" w:eastAsia="宋体"/>
+          <w:color w:val="000000"/>
+          <w:sz w:val="24"/>
+          <w:szCs w:val="24"/>
+          <w:lang w:val="zh-CN" w:eastAsia="zh-CN" w:bidi="zh-CN"/>
+        </w:rPr>
+        <w:t>医师签名：</w:t>
+      </w:r>
+      <w:r>
+        <w:rPr>
+          <w:rFonts w:hint="eastAsia" w:ascii="宋体" w:eastAsia="宋体"/>
+          <w:color w:val="000000"/>
+          <w:sz w:val="22"/>
+          <w:szCs w:val="22"/>
+          <w:lang w:val="zh-CN" w:eastAsia="zh-CN" w:bidi="zh-CN"/>
+        </w:rPr>
+        <w:t xml:space="preserve">   </w:t>
+      </w:r>
+    </w:p>
+    <w:p>
+      <w:pPr>
+        <w:pStyle w:val="6"/>
+        <w:spacing w:beforeLines="0" w:afterLines="0" w:line="360" w:lineRule="auto"/>
+        <w:rPr>
+          <w:rFonts w:hint="eastAsia"/>
+          <w:color w:val="000000"/>
+          <w:sz w:val="24"/>
+          <w:szCs w:val="24"/>
+        </w:rPr>
+      </w:pPr>
+      <w:r>
+        <w:rPr>
+          <w:rFonts w:hint="eastAsia"/>
+          <w:color w:val="000000"/>
+          <w:sz w:val="24"/>
+          <w:szCs w:val="24"/>
+        </w:rPr>
+        <w:t xml:space="preserve">  </w:t>
+      </w:r>
+      <w:r>
+        <w:rPr>
+          <w:rFonts w:hint="eastAsia" w:hAnsi="宋体"/>
+          <w:color w:val="000000"/>
+          <w:sz w:val="24"/>
+          <w:szCs w:val="24"/>
+          <w:lang w:val="zh-CN" w:eastAsia="zh-CN" w:bidi="zh-CN"/>
+        </w:rPr>
+        <w:t>术前讨论记录</w:t>
+      </w:r>
+      <w:r>
+        <w:rPr>
+          <w:rFonts w:hint="eastAsia"/>
+          <w:color w:val="000000"/>
+          <w:sz w:val="24"/>
+          <w:szCs w:val="24"/>
+        </w:rPr>
+        <w:t xml:space="preserve">                                </w:t>
+      </w:r>
+    </w:p>
+    <w:p>
+      <w:pPr>
+        <w:pStyle w:val="6"/>
+        <w:spacing w:beforeLines="0" w:afterLines="0" w:line="360" w:lineRule="auto"/>
+        <w:rPr>
+          <w:rFonts w:hint="eastAsia"/>
+          <w:color w:val="000000"/>
+          <w:sz w:val="24"/>
+          <w:szCs w:val="24"/>
+        </w:rPr>
+      </w:pPr>
+      <w:r>
+        <w:rPr>
+          <w:rFonts w:hint="eastAsia" w:hAnsi="宋体"/>
+          <w:color w:val="000000"/>
+          <w:sz w:val="24"/>
+          <w:szCs w:val="24"/>
+        </w:rPr>
+        <w:t>一、讨论日期：2026年02月25日   11</w:t>
+      </w:r>
+      <w:r>
+        <w:rPr>
+          <w:rFonts w:hint="eastAsia" w:hAnsi="宋体"/>
+          <w:color w:val="000000"/>
+          <w:sz w:val="24"/>
+          <w:szCs w:val="24"/>
+          <w:lang w:val="zh-CN" w:eastAsia="zh-CN" w:bidi="zh-CN"/>
+        </w:rPr>
+        <w:t>：00</w:t>
+      </w:r>
+    </w:p>
+    <w:p>
+      <w:pPr>
+        <w:pStyle w:val="6"/>
+        <w:spacing w:beforeLines="0" w:afterLines="0" w:line="360" w:lineRule="auto"/>
+        <w:rPr>
+          <w:rFonts w:hint="eastAsia" w:hAnsi="宋体"/>
+          <w:color w:val="000000"/>
+          <w:sz w:val="24"/>
+          <w:szCs w:val="24"/>
+        </w:rPr>
+      </w:pPr>
+      <w:r>
+        <w:rPr>
+          <w:rFonts w:hint="eastAsia" w:hAnsi="宋体"/>
+          <w:color w:val="000000"/>
+          <w:sz w:val="24"/>
+          <w:szCs w:val="24"/>
+        </w:rPr>
+        <w:t>二、讨论地点：肛肠科医生办公室</w:t>
+      </w:r>
+    </w:p>
+    <w:p>
+      <w:pPr>
+        <w:pStyle w:val="6"/>
+        <w:spacing w:beforeLines="0" w:afterLines="0" w:line="360" w:lineRule="auto"/>
+        <w:rPr>
+          <w:rFonts w:hint="eastAsia" w:hAnsi="宋体"/>
+          <w:color w:val="000000"/>
+          <w:sz w:val="24"/>
+          <w:szCs w:val="24"/>
+        </w:rPr>
+      </w:pPr>
+      <w:r>
+        <w:rPr>
+          <w:rFonts w:hint="eastAsia" w:hAnsi="宋体"/>
+          <w:color w:val="000000"/>
+          <w:sz w:val="24"/>
+          <w:szCs w:val="24"/>
+        </w:rPr>
+        <w:t>三、主持人(含职称)：桂</w:t>
+      </w:r>
+      <w:r>
+        <w:rPr>
+          <w:rFonts w:hint="eastAsia" w:hAnsi="宋体"/>
+          <w:color w:val="000000"/>
+          <w:sz w:val="24"/>
+          <w:szCs w:val="24"/>
+          <w:lang w:val="en-US" w:eastAsia="zh-CN"/>
+        </w:rPr>
+        <w:t>xx</w:t>
+      </w:r>
+      <w:r>
+        <w:rPr>
+          <w:rFonts w:hint="eastAsia" w:hAnsi="宋体"/>
+          <w:color w:val="000000"/>
+          <w:sz w:val="24"/>
+          <w:szCs w:val="24"/>
+        </w:rPr>
+        <w:t>副主任医师</w:t>
+      </w:r>
+    </w:p>
+    <w:p>
+      <w:pPr>
+        <w:pStyle w:val="6"/>
+        <w:spacing w:beforeLines="0" w:afterLines="0" w:line="360" w:lineRule="auto"/>
+        <w:rPr>
+          <w:rFonts w:hint="eastAsia" w:hAnsi="宋体"/>
+          <w:color w:val="000000"/>
+          <w:sz w:val="24"/>
+          <w:szCs w:val="24"/>
+        </w:rPr>
+      </w:pPr>
+      <w:r>
+        <w:rPr>
+          <w:rFonts w:hint="eastAsia" w:hAnsi="宋体"/>
+          <w:color w:val="000000"/>
+          <w:sz w:val="24"/>
+          <w:szCs w:val="24"/>
+        </w:rPr>
+        <w:t>四、参加人员(含职称)：靳</w:t>
+      </w:r>
+      <w:r>
+        <w:rPr>
+          <w:rFonts w:hint="eastAsia" w:hAnsi="宋体"/>
+          <w:color w:val="000000"/>
+          <w:sz w:val="24"/>
+          <w:szCs w:val="24"/>
+          <w:lang w:val="en-US" w:eastAsia="zh-CN"/>
+        </w:rPr>
+        <w:t>xx</w:t>
+      </w:r>
+      <w:r>
+        <w:rPr>
+          <w:rFonts w:hint="eastAsia" w:hAnsi="宋体"/>
+          <w:color w:val="000000"/>
+          <w:sz w:val="24"/>
+          <w:szCs w:val="24"/>
+          <w:lang w:val="zh-CN" w:eastAsia="zh-CN" w:bidi="zh-CN"/>
+        </w:rPr>
+        <w:t>主治医师</w:t>
+      </w:r>
+      <w:r>
+        <w:rPr>
+          <w:rFonts w:hint="eastAsia" w:hAnsi="宋体"/>
+          <w:color w:val="000000"/>
+          <w:sz w:val="24"/>
+          <w:szCs w:val="24"/>
+        </w:rPr>
+        <w:t>、</w:t>
+      </w:r>
+      <w:r>
+        <w:rPr>
+          <w:rFonts w:hint="eastAsia" w:hAnsi="宋体"/>
+          <w:color w:val="000000"/>
+          <w:sz w:val="24"/>
+          <w:szCs w:val="24"/>
+          <w:lang w:val="zh-CN" w:eastAsia="zh-CN" w:bidi="zh-CN"/>
+        </w:rPr>
+        <w:t>罗萃</w:t>
+      </w:r>
+      <w:r>
+        <w:rPr>
+          <w:rFonts w:hint="eastAsia" w:hAnsi="宋体"/>
+          <w:color w:val="000000"/>
+          <w:sz w:val="24"/>
+          <w:szCs w:val="24"/>
+          <w:lang w:val="en-US" w:eastAsia="zh-CN" w:bidi="zh-CN"/>
+        </w:rPr>
+        <w:t>xx</w:t>
+      </w:r>
+      <w:r>
+        <w:rPr>
+          <w:rFonts w:hint="eastAsia" w:hAnsi="宋体"/>
+          <w:color w:val="000000"/>
+          <w:sz w:val="24"/>
+          <w:szCs w:val="24"/>
+          <w:lang w:val="zh-CN" w:eastAsia="zh-CN" w:bidi="zh-CN"/>
+        </w:rPr>
+        <w:t>医师、</w:t>
+      </w:r>
+      <w:r>
+        <w:rPr>
+          <w:rFonts w:hint="eastAsia" w:hAnsi="宋体"/>
+          <w:color w:val="000000"/>
+          <w:sz w:val="24"/>
+          <w:szCs w:val="24"/>
+        </w:rPr>
+        <w:t>韩</w:t>
+      </w:r>
+      <w:r>
+        <w:rPr>
+          <w:rFonts w:hint="eastAsia" w:hAnsi="宋体"/>
+          <w:color w:val="000000"/>
+          <w:sz w:val="24"/>
+          <w:szCs w:val="24"/>
+          <w:lang w:val="en-US" w:eastAsia="zh-CN"/>
+        </w:rPr>
+        <w:t>xx</w:t>
+      </w:r>
+      <w:r>
+        <w:rPr>
+          <w:rFonts w:hint="eastAsia" w:hAnsi="宋体"/>
+          <w:color w:val="000000"/>
+          <w:sz w:val="24"/>
+          <w:szCs w:val="24"/>
+          <w:lang w:val="zh-CN" w:eastAsia="zh-CN" w:bidi="zh-CN"/>
+        </w:rPr>
+        <w:t>住院</w:t>
+      </w:r>
+      <w:r>
+        <w:rPr>
+          <w:rFonts w:hint="eastAsia" w:hAnsi="宋体"/>
+          <w:color w:val="000000"/>
+          <w:sz w:val="24"/>
+          <w:szCs w:val="24"/>
+        </w:rPr>
+        <w:t>医师。</w:t>
+      </w:r>
+    </w:p>
+    <w:p>
+      <w:pPr>
+        <w:pStyle w:val="6"/>
+        <w:spacing w:beforeLines="0" w:afterLines="0" w:line="360" w:lineRule="auto"/>
+        <w:rPr>
+          <w:rFonts w:hint="eastAsia" w:hAnsi="宋体"/>
+          <w:color w:val="000000"/>
+          <w:sz w:val="24"/>
+          <w:szCs w:val="24"/>
+        </w:rPr>
+      </w:pPr>
+      <w:r>
+        <w:rPr>
+          <w:rFonts w:hint="eastAsia" w:hAnsi="宋体"/>
+          <w:color w:val="000000"/>
+          <w:sz w:val="24"/>
+          <w:szCs w:val="24"/>
+        </w:rPr>
+        <w:t>五、讨论内容：</w:t>
+      </w:r>
+    </w:p>
+    <w:p>
+      <w:pPr>
+        <w:pStyle w:val="6"/>
+        <w:spacing w:beforeLines="0" w:afterLines="0" w:line="360" w:lineRule="auto"/>
+        <w:rPr>
+          <w:rFonts w:hint="eastAsia" w:hAnsi="宋体"/>
+          <w:color w:val="000000"/>
+          <w:sz w:val="24"/>
+          <w:szCs w:val="24"/>
+        </w:rPr>
+      </w:pPr>
+      <w:r>
+        <w:rPr>
+          <w:rFonts w:hint="eastAsia" w:hAnsi="宋体"/>
+          <w:color w:val="000000"/>
+          <w:sz w:val="24"/>
+          <w:szCs w:val="24"/>
+        </w:rPr>
+        <w:t>(一)汇报病历</w:t>
+      </w:r>
+    </w:p>
+    <w:p>
+      <w:pPr>
+        <w:pStyle w:val="6"/>
+        <w:spacing w:beforeLines="0" w:afterLines="0" w:line="360" w:lineRule="auto"/>
+        <w:rPr>
+          <w:rFonts w:hint="eastAsia" w:hAnsi="宋体"/>
+          <w:color w:val="000000"/>
+          <w:sz w:val="24"/>
+          <w:szCs w:val="24"/>
+        </w:rPr>
+      </w:pPr>
+      <w:r>
+        <w:rPr>
+          <w:rFonts w:hint="eastAsia" w:hAnsi="宋体"/>
+          <w:color w:val="000000"/>
+          <w:sz w:val="24"/>
+          <w:szCs w:val="24"/>
+        </w:rPr>
+        <w:t>1.病情介绍： 患者以“ 间断便血伴便时肿物脱出1年，加重1月余”为主诉收入住院。者自诉3年前曾因便血、脱出于门珍行硬化剂注射治疗，术后恢复良好。1年前至今间断便血，滴下状，色鲜红，无痛，便后即止，数天后自行好转，饮酒或食用辛辣食物后症状明显，反复发作；便不尽感明显，时常久蹲排便，进行性加重，便时肛门肿物脱出休息后可自行回纳；近1月症状加重，肿物脱出后需手托回纳。今来院就诊，门诊检查后以“混合痔、直肠黏膜松弛”收入院。患者近期精神、饮食、小便可，入睡难，大便频数，2-3次/日，体重未见明显变化，生命体征本稳。入院查体：两肺叩诊呈清音，听诊呼吸音正常，未闻及干湿啰音。心前区无隆起，心音有力，律齐，各瓣膜听诊区未及病理性杂音，周围血管征阴性。腹部平软，无腹壁静脉曲张，未见肠型、胃肠蠕动波，无移动性浊音，肝脾肋缘下未触及。专科检查：肛门赘皮环状增生，截石位4-5、7、11-1点明显，屏气用腹压可见其缓慢增大，色青紫，质柔软，镜检示直肠黏膜松弛、层叠状，阻塞视野，4、7、11点内痔粘膜隆起糜烂，退镜时4、11点粘膜可脱出肛外。入院后辅助检查结果示无手术禁忌症。</w:t>
+      </w:r>
+    </w:p>
+    <w:p>
+      <w:pPr>
+        <w:pStyle w:val="6"/>
+        <w:spacing w:beforeLines="0" w:afterLines="0" w:line="360" w:lineRule="auto"/>
+        <w:rPr>
+          <w:rFonts w:hint="eastAsia" w:hAnsi="宋体"/>
+          <w:color w:val="000000"/>
+          <w:sz w:val="24"/>
+          <w:szCs w:val="24"/>
+        </w:rPr>
+      </w:pPr>
+      <w:r>
+        <w:rPr>
+          <w:rFonts w:hint="eastAsia" w:hAnsi="宋体"/>
+          <w:color w:val="000000"/>
+          <w:sz w:val="24"/>
+          <w:szCs w:val="24"/>
+        </w:rPr>
+        <w:t>2.目前诊断：</w:t>
+      </w:r>
+    </w:p>
+    <w:p>
+      <w:pPr>
+        <w:pStyle w:val="6"/>
+        <w:spacing w:beforeLines="0" w:afterLines="0" w:line="360" w:lineRule="auto"/>
+        <w:rPr>
+          <w:rFonts w:hint="eastAsia"/>
+          <w:color w:val="000000"/>
+          <w:sz w:val="24"/>
+          <w:szCs w:val="24"/>
+        </w:rPr>
+      </w:pPr>
+      <w:r>
+        <w:rPr>
+          <w:rFonts w:hint="eastAsia" w:hAnsi="宋体"/>
+          <w:color w:val="000000"/>
+          <w:sz w:val="24"/>
+          <w:szCs w:val="24"/>
+        </w:rPr>
+        <w:t>中医诊断：</w:t>
+      </w:r>
+      <w:r>
+        <w:rPr>
+          <w:rFonts w:hint="eastAsia" w:hAnsi="宋体"/>
+          <w:color w:val="000000"/>
+          <w:sz w:val="24"/>
+          <w:szCs w:val="24"/>
+          <w:lang w:val="zh-CN" w:eastAsia="zh-CN" w:bidi="zh-CN"/>
+        </w:rPr>
+        <w:t xml:space="preserve">痔病（肝胃不和  气阴两虚） </w:t>
+      </w:r>
+    </w:p>
+    <w:p>
+      <w:pPr>
+        <w:pStyle w:val="6"/>
+        <w:spacing w:beforeLines="0" w:afterLines="0" w:line="360" w:lineRule="auto"/>
+        <w:rPr>
+          <w:rFonts w:hint="eastAsia"/>
+          <w:color w:val="000000"/>
+          <w:sz w:val="24"/>
+          <w:szCs w:val="24"/>
+        </w:rPr>
+      </w:pPr>
+      <w:r>
+        <w:rPr>
+          <w:rFonts w:hint="eastAsia" w:hAnsi="宋体"/>
+          <w:color w:val="000000"/>
+          <w:sz w:val="24"/>
+          <w:szCs w:val="24"/>
+        </w:rPr>
+        <w:t>西医诊断：1.</w:t>
+      </w:r>
+      <w:r>
+        <w:rPr>
+          <w:rFonts w:hint="eastAsia" w:hAnsi="宋体"/>
+          <w:color w:val="000000"/>
+          <w:sz w:val="24"/>
+          <w:szCs w:val="24"/>
+          <w:lang w:val="zh-CN" w:eastAsia="zh-CN" w:bidi="zh-CN"/>
+        </w:rPr>
+        <w:t>混合痔</w:t>
+      </w:r>
+    </w:p>
+    <w:p>
+      <w:pPr>
+        <w:pStyle w:val="6"/>
+        <w:spacing w:beforeLines="0" w:afterLines="0" w:line="360" w:lineRule="auto"/>
+        <w:rPr>
+          <w:rFonts w:hint="eastAsia"/>
+          <w:color w:val="000000"/>
+          <w:sz w:val="24"/>
+          <w:szCs w:val="24"/>
+        </w:rPr>
+      </w:pPr>
+      <w:r>
+        <w:rPr>
+          <w:rFonts w:hint="eastAsia"/>
+          <w:color w:val="000000"/>
+          <w:sz w:val="24"/>
+          <w:szCs w:val="24"/>
+        </w:rPr>
+        <w:t xml:space="preserve">          2.</w:t>
+      </w:r>
+      <w:r>
+        <w:rPr>
+          <w:rFonts w:hint="eastAsia" w:hAnsi="宋体"/>
+          <w:color w:val="000000"/>
+          <w:sz w:val="24"/>
+          <w:szCs w:val="24"/>
+          <w:lang w:val="zh-CN" w:eastAsia="zh-CN" w:bidi="zh-CN"/>
+        </w:rPr>
+        <w:t>直肠黏膜松弛</w:t>
+      </w:r>
+    </w:p>
+    <w:p>
+      <w:pPr>
+        <w:pStyle w:val="6"/>
+        <w:spacing w:beforeLines="0" w:afterLines="0" w:line="360" w:lineRule="auto"/>
+        <w:rPr>
+          <w:rFonts w:hint="eastAsia" w:hAnsi="宋体"/>
+          <w:color w:val="000000"/>
+          <w:sz w:val="24"/>
+          <w:szCs w:val="24"/>
+        </w:rPr>
+      </w:pPr>
+      <w:r>
+        <w:rPr>
+          <w:rFonts w:hint="eastAsia"/>
+          <w:color w:val="000000"/>
+          <w:sz w:val="24"/>
+          <w:szCs w:val="24"/>
+        </w:rPr>
+        <w:t>3.</w:t>
+      </w:r>
+      <w:r>
+        <w:rPr>
+          <w:rFonts w:hint="eastAsia" w:hAnsi="宋体"/>
+          <w:color w:val="000000"/>
+          <w:sz w:val="24"/>
+          <w:szCs w:val="24"/>
+        </w:rPr>
+        <w:t>手术指征：①</w:t>
+      </w:r>
+      <w:r>
+        <w:rPr>
+          <w:rFonts w:hint="eastAsia" w:hAnsi="宋体"/>
+          <w:color w:val="000000"/>
+          <w:sz w:val="24"/>
+          <w:szCs w:val="24"/>
+          <w:lang w:val="zh-CN" w:eastAsia="zh-CN" w:bidi="zh-CN"/>
+        </w:rPr>
+        <w:t>患者</w:t>
+      </w:r>
+      <w:r>
+        <w:rPr>
+          <w:rFonts w:hint="eastAsia" w:hAnsi="宋体"/>
+          <w:color w:val="000000"/>
+          <w:sz w:val="24"/>
+          <w:szCs w:val="24"/>
+        </w:rPr>
+        <w:t>间断便血伴</w:t>
+      </w:r>
+      <w:r>
+        <w:rPr>
+          <w:rFonts w:hint="eastAsia" w:hAnsi="宋体"/>
+          <w:color w:val="000000"/>
+          <w:sz w:val="24"/>
+          <w:szCs w:val="24"/>
+          <w:lang w:val="zh-CN" w:eastAsia="zh-CN" w:bidi="zh-CN"/>
+        </w:rPr>
+        <w:t>便时</w:t>
+      </w:r>
+      <w:r>
+        <w:rPr>
+          <w:rFonts w:hint="eastAsia" w:hAnsi="宋体"/>
+          <w:color w:val="000000"/>
+          <w:sz w:val="24"/>
+          <w:szCs w:val="24"/>
+        </w:rPr>
+        <w:t>肛门肿物</w:t>
+      </w:r>
+      <w:r>
+        <w:rPr>
+          <w:rFonts w:hint="eastAsia" w:hAnsi="宋体"/>
+          <w:color w:val="000000"/>
+          <w:sz w:val="24"/>
+          <w:szCs w:val="24"/>
+          <w:lang w:val="zh-CN" w:eastAsia="zh-CN" w:bidi="zh-CN"/>
+        </w:rPr>
+        <w:t>脱出，进行性加重，局部用药效不佳，要求手术</w:t>
+      </w:r>
+      <w:r>
+        <w:rPr>
+          <w:rFonts w:hint="eastAsia" w:hAnsi="宋体"/>
+          <w:color w:val="000000"/>
+          <w:sz w:val="24"/>
+          <w:szCs w:val="24"/>
+        </w:rPr>
+        <w:t>。</w:t>
+      </w:r>
+    </w:p>
+    <w:p>
+      <w:pPr>
+        <w:pStyle w:val="6"/>
+        <w:spacing w:beforeLines="0" w:afterLines="0" w:line="360" w:lineRule="auto"/>
+        <w:rPr>
+          <w:rFonts w:hint="eastAsia" w:hAnsi="宋体"/>
+          <w:color w:val="000000"/>
+          <w:sz w:val="24"/>
+          <w:szCs w:val="24"/>
+        </w:rPr>
+      </w:pPr>
+      <w:r>
+        <w:rPr>
+          <w:rFonts w:hint="eastAsia" w:hAnsi="宋体"/>
+          <w:color w:val="000000"/>
+          <w:sz w:val="24"/>
+          <w:szCs w:val="24"/>
+        </w:rPr>
+        <w:t>②专科检查：肛门赘皮环状增生，截石位4-5、7、11-1点明显，屏气用腹压可见其缓慢增大，色青紫，质柔软，镜检示直肠黏膜松弛、层叠状，阻塞视野，4、7、11点内痔粘膜隆起糜烂，退镜时4、11点粘膜可脱出肛外。</w:t>
+      </w:r>
+    </w:p>
+    <w:p>
+      <w:pPr>
+        <w:pStyle w:val="6"/>
+        <w:spacing w:beforeLines="0" w:afterLines="0" w:line="360" w:lineRule="auto"/>
+        <w:rPr>
+          <w:rFonts w:hint="eastAsia" w:hAnsi="宋体"/>
+          <w:color w:val="000000"/>
+          <w:sz w:val="24"/>
+          <w:szCs w:val="24"/>
+        </w:rPr>
+      </w:pPr>
+      <w:r>
+        <w:rPr>
+          <w:rFonts w:hint="eastAsia" w:hAnsi="宋体"/>
+          <w:color w:val="000000"/>
+          <w:sz w:val="24"/>
+          <w:szCs w:val="24"/>
+        </w:rPr>
+        <w:t>4.讨论目的：患者手术方案及注意事项。</w:t>
+      </w:r>
+    </w:p>
+    <w:p>
+      <w:pPr>
+        <w:pStyle w:val="6"/>
+        <w:spacing w:beforeLines="0" w:afterLines="0" w:line="360" w:lineRule="auto"/>
+        <w:rPr>
+          <w:rFonts w:hint="eastAsia" w:hAnsi="宋体"/>
+          <w:color w:val="000000"/>
+          <w:sz w:val="24"/>
+          <w:szCs w:val="24"/>
+        </w:rPr>
+      </w:pPr>
+      <w:r>
+        <w:rPr>
+          <w:rFonts w:hint="eastAsia" w:hAnsi="宋体"/>
+          <w:color w:val="000000"/>
+          <w:sz w:val="24"/>
+          <w:szCs w:val="24"/>
+        </w:rPr>
+        <w:t>(二)参加人员发言记录：</w:t>
+      </w:r>
+    </w:p>
+    <w:p>
+      <w:pPr>
+        <w:pStyle w:val="6"/>
+        <w:spacing w:beforeLines="0" w:afterLines="0" w:line="360" w:lineRule="auto"/>
+        <w:rPr>
+          <w:rFonts w:hint="eastAsia" w:hAnsi="宋体"/>
+          <w:color w:val="000000"/>
+          <w:sz w:val="24"/>
+          <w:szCs w:val="24"/>
+        </w:rPr>
+      </w:pPr>
+      <w:r>
+        <w:rPr>
+          <w:rFonts w:hint="eastAsia" w:hAnsi="宋体"/>
+          <w:color w:val="000000"/>
+          <w:sz w:val="24"/>
+          <w:szCs w:val="24"/>
+        </w:rPr>
+        <w:t>1.韩</w:t>
+      </w:r>
+      <w:r>
+        <w:rPr>
+          <w:rFonts w:hint="eastAsia" w:hAnsi="宋体"/>
+          <w:color w:val="000000"/>
+          <w:sz w:val="24"/>
+          <w:szCs w:val="24"/>
+          <w:lang w:val="en-US" w:eastAsia="zh-CN"/>
+        </w:rPr>
+        <w:t>xx</w:t>
+      </w:r>
+      <w:r>
+        <w:rPr>
+          <w:rFonts w:hint="eastAsia" w:hAnsi="宋体"/>
+          <w:color w:val="000000"/>
+          <w:sz w:val="24"/>
+          <w:szCs w:val="24"/>
+        </w:rPr>
+        <w:t>医师：患者目前诊断明确，痛苦较为明显，手术指症确切，无基础病，可行"一次性使用肛痔套扎吻合器内痔套扎治疗+外痔切除术+直肠黏膜悬吊术+肛周药物注射封闭治疗"手术治疗。手术采用套扎吻合器配合治疗，以消除肛垫下移症状，操作应细致轻柔，套扎时应注意逐一平面进行，避免同一平面套扎过多，以免引起直肠狭窄；外痔切除应使创缘对合整齐，引流通畅，避免术后局部水肿加重疼痛；术前术后注意观察病情变化，术后注意预防伤口出血、感染，控制疼痛。</w:t>
+      </w:r>
+    </w:p>
+    <w:p>
+      <w:pPr>
+        <w:pStyle w:val="6"/>
+        <w:spacing w:beforeLines="0" w:afterLines="0" w:line="360" w:lineRule="auto"/>
+        <w:rPr>
+          <w:rFonts w:hint="eastAsia" w:hAnsi="宋体"/>
+          <w:color w:val="000000"/>
+          <w:sz w:val="24"/>
+          <w:szCs w:val="24"/>
+        </w:rPr>
+      </w:pPr>
+      <w:r>
+        <w:rPr>
+          <w:rFonts w:hint="eastAsia" w:hAnsi="宋体"/>
+          <w:color w:val="000000"/>
+          <w:sz w:val="24"/>
+          <w:szCs w:val="24"/>
+        </w:rPr>
+        <w:t>2.</w:t>
+      </w:r>
+      <w:r>
+        <w:rPr>
+          <w:rFonts w:hint="eastAsia" w:hAnsi="宋体"/>
+          <w:color w:val="000000"/>
+          <w:sz w:val="24"/>
+          <w:szCs w:val="24"/>
+          <w:lang w:val="zh-CN" w:eastAsia="zh-CN" w:bidi="zh-CN"/>
+        </w:rPr>
+        <w:t>靳</w:t>
+      </w:r>
+      <w:r>
+        <w:rPr>
+          <w:rFonts w:hint="eastAsia" w:hAnsi="宋体"/>
+          <w:color w:val="000000"/>
+          <w:sz w:val="24"/>
+          <w:szCs w:val="24"/>
+          <w:lang w:val="en-US" w:eastAsia="zh-CN" w:bidi="zh-CN"/>
+        </w:rPr>
+        <w:t>xx</w:t>
+      </w:r>
+      <w:r>
+        <w:rPr>
+          <w:rFonts w:hint="eastAsia" w:hAnsi="宋体"/>
+          <w:color w:val="000000"/>
+          <w:sz w:val="24"/>
+          <w:szCs w:val="24"/>
+        </w:rPr>
+        <w:t>主治医师：患者目前诊断明确，痛苦较为明显，手术指症确切，无基础病，可行"一次性使用肛痔套扎吻合器内痔套扎治疗+外痔切除术+直肠黏膜悬吊术+肛周药物注射封闭治疗"手术治疗。手术采用套扎吻合器配合治疗，以消除肛垫下移症状，操作应细致轻柔，套扎时应注意逐一平面进行，避免同一平面套扎过多，以免引起直肠狭窄；外痔切除应使创缘对合整齐，引流通畅，避免术后局部水肿加重疼痛；术前术后注意观察病情变化，术后注意预防伤口出血、感染，控制疼痛。</w:t>
+      </w:r>
+    </w:p>
+    <w:p>
+      <w:pPr>
+        <w:pStyle w:val="6"/>
+        <w:spacing w:beforeLines="0" w:afterLines="0" w:line="360" w:lineRule="auto"/>
+        <w:rPr>
+          <w:rFonts w:hint="eastAsia" w:hAnsi="宋体"/>
+          <w:color w:val="000000"/>
+          <w:sz w:val="24"/>
+          <w:szCs w:val="24"/>
+        </w:rPr>
+      </w:pPr>
+      <w:r>
+        <w:rPr>
+          <w:rFonts w:hint="eastAsia" w:hAnsi="宋体"/>
+          <w:color w:val="000000"/>
+          <w:sz w:val="24"/>
+          <w:szCs w:val="24"/>
+        </w:rPr>
+        <w:t>3.</w:t>
+      </w:r>
+      <w:r>
+        <w:rPr>
+          <w:rFonts w:hint="eastAsia" w:hAnsi="宋体"/>
+          <w:color w:val="000000"/>
+          <w:sz w:val="24"/>
+          <w:szCs w:val="24"/>
+          <w:lang w:val="zh-CN" w:eastAsia="zh-CN" w:bidi="zh-CN"/>
+        </w:rPr>
+        <w:t>罗</w:t>
+      </w:r>
+      <w:r>
+        <w:rPr>
+          <w:rFonts w:hint="eastAsia" w:hAnsi="宋体"/>
+          <w:color w:val="000000"/>
+          <w:sz w:val="24"/>
+          <w:szCs w:val="24"/>
+          <w:lang w:val="en-US" w:eastAsia="zh-CN" w:bidi="zh-CN"/>
+        </w:rPr>
+        <w:t>x</w:t>
+      </w:r>
+      <w:r>
+        <w:rPr>
+          <w:rFonts w:hint="eastAsia" w:hAnsi="宋体"/>
+          <w:color w:val="000000"/>
+          <w:sz w:val="24"/>
+          <w:szCs w:val="24"/>
+          <w:lang w:val="zh-CN" w:eastAsia="zh-CN" w:bidi="zh-CN"/>
+        </w:rPr>
+        <w:t>主治</w:t>
+      </w:r>
+      <w:r>
+        <w:rPr>
+          <w:rFonts w:hint="eastAsia" w:hAnsi="宋体"/>
+          <w:color w:val="000000"/>
+          <w:sz w:val="24"/>
+          <w:szCs w:val="24"/>
+        </w:rPr>
+        <w:t>医师：患者手术指症明确，无明显手术禁忌症</w:t>
+      </w:r>
+      <w:r>
+        <w:rPr>
+          <w:rFonts w:hint="eastAsia" w:hAnsi="宋体"/>
+          <w:color w:val="000000"/>
+          <w:sz w:val="24"/>
+          <w:szCs w:val="24"/>
+          <w:lang w:val="en-US" w:eastAsia="zh-CN"/>
+        </w:rPr>
+        <w:t>;</w:t>
+      </w:r>
+      <w:r>
+        <w:rPr>
+          <w:rFonts w:hint="eastAsia" w:hAnsi="宋体"/>
+          <w:color w:val="000000"/>
+          <w:sz w:val="24"/>
+          <w:szCs w:val="24"/>
+        </w:rPr>
+        <w:t>注意患者生命体征，预防切口感染，控制术后疼痛，患者注意饮食，忌食辛辣、生冷食物</w:t>
+      </w:r>
+      <w:r>
+        <w:rPr>
+          <w:rFonts w:hint="eastAsia" w:hAnsi="宋体"/>
+          <w:color w:val="000000"/>
+          <w:sz w:val="24"/>
+          <w:szCs w:val="24"/>
+          <w:lang w:val="zh-CN" w:eastAsia="zh-CN" w:bidi="zh-CN"/>
+        </w:rPr>
+        <w:t>，患者入院症见：间断便血、色鲜红，无痛，便后即止，伴肿物脱出，初可自行回纳，近1周加重，脱出伴疼痛。口干、舌淡紫、无苔，舌中裂纹，脉弦数；辩证给予方剂术后应用</w:t>
+      </w:r>
+      <w:r>
+        <w:rPr>
+          <w:rFonts w:hint="eastAsia" w:hAnsi="宋体"/>
+          <w:color w:val="000000"/>
+          <w:sz w:val="24"/>
+          <w:szCs w:val="24"/>
+        </w:rPr>
+        <w:t>。</w:t>
+      </w:r>
+    </w:p>
+    <w:p>
+      <w:pPr>
+        <w:pStyle w:val="6"/>
+        <w:spacing w:beforeLines="0" w:afterLines="0" w:line="360" w:lineRule="auto"/>
+        <w:rPr>
+          <w:rFonts w:hint="eastAsia" w:hAnsi="宋体"/>
+          <w:color w:val="000000"/>
+          <w:sz w:val="24"/>
+          <w:szCs w:val="24"/>
+        </w:rPr>
+      </w:pPr>
+      <w:r>
+        <w:rPr>
+          <w:rFonts w:hint="eastAsia" w:hAnsi="宋体"/>
+          <w:color w:val="000000"/>
+          <w:sz w:val="24"/>
+          <w:szCs w:val="24"/>
+        </w:rPr>
+        <w:t>(三)主持人桂</w:t>
+      </w:r>
+      <w:r>
+        <w:rPr>
+          <w:rFonts w:hint="eastAsia" w:hAnsi="宋体"/>
+          <w:color w:val="000000"/>
+          <w:sz w:val="24"/>
+          <w:szCs w:val="24"/>
+          <w:lang w:val="en-US" w:eastAsia="zh-CN"/>
+        </w:rPr>
+        <w:t>xx</w:t>
+      </w:r>
+      <w:r>
+        <w:rPr>
+          <w:rFonts w:hint="eastAsia" w:hAnsi="宋体"/>
+          <w:color w:val="000000"/>
+          <w:sz w:val="24"/>
+          <w:szCs w:val="24"/>
+        </w:rPr>
+        <w:t>副主任医师总结：</w:t>
+      </w:r>
+    </w:p>
+    <w:p>
+      <w:pPr>
+        <w:pStyle w:val="6"/>
+        <w:spacing w:beforeLines="0" w:afterLines="0" w:line="360" w:lineRule="auto"/>
+        <w:rPr>
+          <w:rFonts w:hint="eastAsia" w:hAnsi="宋体"/>
+          <w:color w:val="000000"/>
+          <w:sz w:val="24"/>
+          <w:szCs w:val="24"/>
+        </w:rPr>
+      </w:pPr>
+      <w:r>
+        <w:rPr>
+          <w:rFonts w:hint="eastAsia" w:hAnsi="宋体"/>
+          <w:color w:val="000000"/>
+          <w:sz w:val="24"/>
+          <w:szCs w:val="24"/>
+        </w:rPr>
+        <w:t>同意以上医师意见，进一步完善检查.排除手术禁忌症，择期手术，行"一次性肛痔套扎吻合器</w:t>
+      </w:r>
+      <w:r>
+        <w:rPr>
+          <w:rFonts w:hint="eastAsia" w:hAnsi="宋体"/>
+          <w:color w:val="000000"/>
+          <w:sz w:val="24"/>
+          <w:szCs w:val="24"/>
+          <w:lang w:val="zh-CN" w:eastAsia="zh-CN" w:bidi="zh-CN"/>
+        </w:rPr>
+        <w:t>内痔套扎</w:t>
+      </w:r>
+      <w:r>
+        <w:rPr>
+          <w:rFonts w:hint="eastAsia" w:hAnsi="宋体"/>
+          <w:color w:val="000000"/>
+          <w:sz w:val="24"/>
+          <w:szCs w:val="24"/>
+        </w:rPr>
+        <w:t>治疗+</w:t>
+      </w:r>
+      <w:r>
+        <w:rPr>
+          <w:rFonts w:hint="eastAsia" w:hAnsi="宋体"/>
+          <w:color w:val="000000"/>
+          <w:sz w:val="24"/>
+          <w:szCs w:val="24"/>
+          <w:lang w:val="zh-CN" w:eastAsia="zh-CN" w:bidi="zh-CN"/>
+        </w:rPr>
+        <w:t>外痔切除术+直肠粘膜悬吊术</w:t>
+      </w:r>
+      <w:r>
+        <w:rPr>
+          <w:rFonts w:hint="eastAsia"/>
+          <w:color w:val="000000"/>
+          <w:sz w:val="24"/>
+          <w:szCs w:val="24"/>
+        </w:rPr>
+        <w:t>+</w:t>
+      </w:r>
+      <w:r>
+        <w:rPr>
+          <w:rFonts w:hint="eastAsia" w:hAnsi="宋体"/>
+          <w:color w:val="000000"/>
+          <w:sz w:val="24"/>
+          <w:szCs w:val="24"/>
+        </w:rPr>
+        <w:t>肛周药物注射封闭治疗"，由靳</w:t>
+      </w:r>
+      <w:r>
+        <w:rPr>
+          <w:rFonts w:hint="eastAsia" w:hAnsi="宋体"/>
+          <w:color w:val="000000"/>
+          <w:sz w:val="24"/>
+          <w:szCs w:val="24"/>
+          <w:lang w:val="en-US" w:eastAsia="zh-CN"/>
+        </w:rPr>
+        <w:t>xx</w:t>
+      </w:r>
+      <w:r>
+        <w:rPr>
+          <w:rFonts w:hint="eastAsia" w:hAnsi="宋体"/>
+          <w:color w:val="000000"/>
+          <w:sz w:val="24"/>
+          <w:szCs w:val="24"/>
+        </w:rPr>
+        <w:t>医师主刀。告知 患者及其家属手术的必要性、风险性及术后可能的并发症，如：术中发现其他疾病改变术式；术后切口感染，延迟愈合，伤面增生需修剪、</w:t>
+      </w:r>
+      <w:r>
+        <w:rPr>
+          <w:rFonts w:hint="eastAsia" w:hAnsi="宋体"/>
+          <w:color w:val="000000"/>
+          <w:sz w:val="24"/>
+          <w:szCs w:val="24"/>
+          <w:lang w:val="zh-CN" w:eastAsia="zh-CN" w:bidi="zh-CN"/>
+        </w:rPr>
+        <w:t>加压</w:t>
+      </w:r>
+      <w:r>
+        <w:rPr>
+          <w:rFonts w:hint="eastAsia" w:hAnsi="宋体"/>
+          <w:color w:val="000000"/>
+          <w:sz w:val="24"/>
+          <w:szCs w:val="24"/>
+        </w:rPr>
+        <w:t>等；术后切口感染、疼痛、出血；术后肛门坠胀，肛门控便能力受损；术后 复发等，术后每日伤面换药治疗，密切观察伤面变化，发现异常及时对症处理。积极术前 肠道准备，待术。</w:t>
+      </w:r>
+    </w:p>
+    <w:p>
+      <w:pPr>
+        <w:pStyle w:val="6"/>
+        <w:spacing w:beforeLines="0" w:afterLines="0" w:line="360" w:lineRule="auto"/>
+        <w:rPr>
+          <w:rFonts w:hint="default" w:hAnsi="宋体" w:eastAsia="宋体"/>
+          <w:color w:val="000000"/>
+          <w:sz w:val="24"/>
+          <w:szCs w:val="24"/>
+          <w:lang w:val="en-US" w:eastAsia="zh-CN"/>
+        </w:rPr>
+      </w:pPr>
+      <w:r>
+        <w:rPr>
+          <w:rFonts w:hint="eastAsia" w:hAnsi="宋体"/>
+          <w:color w:val="000000"/>
+          <w:sz w:val="24"/>
+          <w:szCs w:val="24"/>
+        </w:rPr>
+        <w:t>六、记录者：靳</w:t>
+      </w:r>
+      <w:r>
+        <w:rPr>
+          <w:rFonts w:hint="eastAsia" w:hAnsi="宋体"/>
+          <w:color w:val="000000"/>
+          <w:sz w:val="24"/>
+          <w:szCs w:val="24"/>
+          <w:lang w:val="en-US" w:eastAsia="zh-CN"/>
+        </w:rPr>
+        <w:t>xx</w:t>
+      </w:r>
+    </w:p>
+    <w:p>
+      <w:pPr>
+        <w:pStyle w:val="6"/>
+        <w:spacing w:beforeLines="0" w:afterLines="0" w:line="360" w:lineRule="auto"/>
+        <w:rPr>
+          <w:rFonts w:hint="default" w:hAnsi="宋体" w:eastAsia="宋体"/>
+          <w:color w:val="000000"/>
+          <w:sz w:val="24"/>
+          <w:szCs w:val="24"/>
+          <w:lang w:val="en-US" w:eastAsia="zh-CN"/>
+        </w:rPr>
+      </w:pPr>
+      <w:r>
+        <w:rPr>
+          <w:rFonts w:hint="eastAsia" w:hAnsi="宋体"/>
+          <w:color w:val="000000"/>
+          <w:sz w:val="24"/>
+          <w:szCs w:val="24"/>
+        </w:rPr>
+        <w:t>七、主管医师：靳</w:t>
+      </w:r>
+      <w:r>
+        <w:rPr>
+          <w:rFonts w:hint="eastAsia" w:hAnsi="宋体"/>
+          <w:color w:val="000000"/>
+          <w:sz w:val="24"/>
+          <w:szCs w:val="24"/>
+          <w:lang w:val="en-US" w:eastAsia="zh-CN"/>
+        </w:rPr>
+        <w:t>xx</w:t>
+      </w:r>
+    </w:p>
+    <w:p>
+      <w:pPr>
+        <w:rPr>
+          <w:rFonts w:hint="default" w:ascii="宋体" w:eastAsia="宋体"/>
+          <w:color w:val="000000"/>
+          <w:sz w:val="22"/>
+          <w:szCs w:val="22"/>
+          <w:lang w:val="en-US" w:eastAsia="zh-CN" w:bidi="zh-CN"/>
+        </w:rPr>
+      </w:pPr>
+      <w:r>
+        <w:rPr>
+          <w:rFonts w:hint="eastAsia" w:hAnsi="宋体"/>
+          <w:color w:val="000000"/>
+          <w:sz w:val="24"/>
+          <w:szCs w:val="24"/>
+        </w:rPr>
+        <w:t xml:space="preserve">八、参加人员：  </w:t>
+      </w:r>
+      <w:r>
+        <w:rPr>
+          <w:rFonts w:hint="eastAsia" w:hAnsi="宋体"/>
+          <w:color w:val="000000"/>
+          <w:sz w:val="24"/>
+          <w:szCs w:val="24"/>
+          <w:lang w:val="zh-CN" w:eastAsia="zh-CN" w:bidi="zh-CN"/>
+        </w:rPr>
+        <w:t>罗</w:t>
+      </w:r>
+      <w:r>
+        <w:rPr>
+          <w:rFonts w:hint="eastAsia" w:hAnsi="宋体"/>
+          <w:color w:val="000000"/>
+          <w:sz w:val="24"/>
+          <w:szCs w:val="24"/>
+          <w:lang w:val="en-US" w:eastAsia="zh-CN" w:bidi="zh-CN"/>
+        </w:rPr>
+        <w:t>x</w:t>
+      </w:r>
+      <w:r>
+        <w:rPr>
+          <w:rFonts w:hint="eastAsia"/>
+          <w:color w:val="000000"/>
+          <w:sz w:val="24"/>
+          <w:szCs w:val="24"/>
+        </w:rPr>
+        <w:t xml:space="preserve">  </w:t>
+      </w:r>
+      <w:r>
+        <w:rPr>
+          <w:rFonts w:hint="eastAsia" w:hAnsi="宋体"/>
+          <w:color w:val="000000"/>
+          <w:sz w:val="24"/>
+          <w:szCs w:val="24"/>
+        </w:rPr>
+        <w:t>韩</w:t>
+      </w:r>
+      <w:r>
+        <w:rPr>
+          <w:rFonts w:hint="eastAsia" w:hAnsi="宋体"/>
+          <w:color w:val="000000"/>
+          <w:sz w:val="24"/>
+          <w:szCs w:val="24"/>
+          <w:lang w:val="en-US" w:eastAsia="zh-CN"/>
+        </w:rPr>
+        <w:t>xx</w:t>
+      </w:r>
+      <w:r>
+        <w:rPr>
+          <w:rFonts w:hint="eastAsia" w:hAnsi="宋体"/>
+          <w:color w:val="000000"/>
+          <w:sz w:val="24"/>
+          <w:szCs w:val="24"/>
+        </w:rPr>
+        <w:t xml:space="preserve">                       </w:t>
+      </w:r>
+      <w:r>
+        <w:rPr>
+          <w:rFonts w:hint="eastAsia" w:hAnsi="宋体"/>
+          <w:color w:val="000000"/>
+          <w:sz w:val="24"/>
+          <w:szCs w:val="24"/>
+          <w:lang w:val="zh-CN" w:eastAsia="zh-CN" w:bidi="zh-CN"/>
+        </w:rPr>
+        <w:t>主持人签名</w:t>
+      </w:r>
+      <w:r>
+        <w:rPr>
+          <w:rFonts w:hint="eastAsia" w:hAnsi="宋体"/>
+          <w:color w:val="000000"/>
+          <w:sz w:val="24"/>
+          <w:szCs w:val="24"/>
+        </w:rPr>
+        <w:t>：</w:t>
+      </w:r>
+      <w:r>
+        <w:rPr>
+          <w:rFonts w:hint="eastAsia" w:hAnsi="宋体"/>
+          <w:color w:val="000000"/>
+          <w:sz w:val="24"/>
+          <w:szCs w:val="24"/>
+          <w:lang w:val="zh-CN" w:eastAsia="zh-CN" w:bidi="zh-CN"/>
+        </w:rPr>
+        <w:t>桂</w:t>
+      </w:r>
+      <w:r>
+        <w:rPr>
+          <w:rFonts w:hint="eastAsia" w:hAnsi="宋体"/>
+          <w:color w:val="000000"/>
+          <w:sz w:val="24"/>
+          <w:szCs w:val="24"/>
+          <w:lang w:val="en-US" w:eastAsia="zh-CN" w:bidi="zh-CN"/>
+        </w:rPr>
+        <w:t>xx</w:t>
       </w:r>
     </w:p>
     <w:sectPr>
@@ -8645,7 +9835,7 @@
         <w:szCs w:val="28"/>
         <w:lang w:val="zh-CN" w:eastAsia="zh-CN" w:bidi="zh-CN"/>
       </w:rPr>
-      <w:t>0000000000</w:t>
+      <w:t>0020224451</w:t>
     </w:r>
   </w:p>
 </w:hdr>
@@ -8662,7 +9852,7 @@
     <w:pPrDefault/>
   </w:docDefaults>
   <w:latentStyles w:count="260" w:defQFormat="0" w:defUnhideWhenUsed="1" w:defSemiHidden="1" w:defUIPriority="99" w:defLockedState="0">
-    <w:lsdException w:uiPriority="99" w:semiHidden="0" w:name="Normal"/>
+    <w:lsdException w:qFormat="1" w:uiPriority="99" w:semiHidden="0" w:name="Normal"/>
     <w:lsdException w:qFormat="1" w:unhideWhenUsed="0" w:uiPriority="0" w:semiHidden="0" w:name="heading 1"/>
     <w:lsdException w:qFormat="1" w:uiPriority="0" w:name="heading 2"/>
     <w:lsdException w:qFormat="1" w:uiPriority="0" w:name="heading 3"/>
@@ -8694,7 +9884,7 @@
     <w:lsdException w:unhideWhenUsed="0" w:uiPriority="0" w:semiHidden="0" w:name="footnote text"/>
     <w:lsdException w:unhideWhenUsed="0" w:uiPriority="0" w:semiHidden="0" w:name="annotation text"/>
     <w:lsdException w:qFormat="1" w:unhideWhenUsed="0" w:uiPriority="0" w:semiHidden="0" w:name="header"/>
-    <w:lsdException w:unhideWhenUsed="0" w:uiPriority="0" w:semiHidden="0" w:name="footer"/>
+    <w:lsdException w:qFormat="1" w:unhideWhenUsed="0" w:uiPriority="0" w:semiHidden="0" w:name="footer"/>
     <w:lsdException w:unhideWhenUsed="0" w:uiPriority="0" w:semiHidden="0" w:name="index heading"/>
     <w:lsdException w:qFormat="1" w:uiPriority="0" w:name="caption"/>
     <w:lsdException w:unhideWhenUsed="0" w:uiPriority="0" w:semiHidden="0" w:name="table of figures"/>
@@ -8765,7 +9955,7 @@
     <w:lsdException w:unhideWhenUsed="0" w:uiPriority="0" w:semiHidden="0" w:name="HTML Sample"/>
     <w:lsdException w:unhideWhenUsed="0" w:uiPriority="0" w:semiHidden="0" w:name="HTML Typewriter"/>
     <w:lsdException w:unhideWhenUsed="0" w:uiPriority="0" w:semiHidden="0" w:name="HTML Variable"/>
-    <w:lsdException w:unhideWhenUsed="0" w:uiPriority="0" w:name="Normal Table"/>
+    <w:lsdException w:qFormat="1" w:unhideWhenUsed="0" w:uiPriority="0" w:name="Normal Table"/>
     <w:lsdException w:unhideWhenUsed="0" w:uiPriority="0" w:semiHidden="0" w:name="annotation subject"/>
     <w:lsdException w:unhideWhenUsed="0" w:uiPriority="0" w:semiHidden="0" w:name="Table Simple 1"/>
     <w:lsdException w:unhideWhenUsed="0" w:uiPriority="0" w:semiHidden="0" w:name="Table Simple 2"/>
@@ -8914,6 +10104,7 @@
   <w:style w:type="paragraph" w:default="1" w:styleId="1">
     <w:name w:val="Normal"/>
     <w:unhideWhenUsed/>
+    <w:qFormat/>
     <w:uiPriority w:val="99"/>
     <w:pPr>
       <w:widowControl w:val="0"/>
@@ -8938,6 +10129,7 @@
   <w:style w:type="table" w:default="1" w:styleId="4">
     <w:name w:val="Normal Table"/>
     <w:semiHidden/>
+    <w:qFormat/>
     <w:uiPriority w:val="0"/>
     <w:tblPr>
       <w:tblCellMar>
@@ -8951,6 +10143,7 @@
   <w:style w:type="paragraph" w:styleId="2">
     <w:name w:val="footer"/>
     <w:basedOn w:val="1"/>
+    <w:qFormat/>
     <w:uiPriority w:val="0"/>
     <w:pPr>
       <w:tabs>
